--- a/paper/RelativeSize_1.docx
+++ b/paper/RelativeSize_1.docx
@@ -2,7 +2,2898 @@
 <file path=word/document.xml><?xml version="1.0" encoding="utf-8"?>
 <w:document xmlns:wpc="http://schemas.microsoft.com/office/word/2010/wordprocessingCanvas" xmlns:cx="http://schemas.microsoft.com/office/drawing/2014/chartex" xmlns:cx1="http://schemas.microsoft.com/office/drawing/2015/9/8/chartex" xmlns:cx2="http://schemas.microsoft.com/office/drawing/2015/10/21/chartex" xmlns:cx3="http://schemas.microsoft.com/office/drawing/2016/5/9/chartex" xmlns:cx4="http://schemas.microsoft.com/office/drawing/2016/5/10/chartex" xmlns:cx5="http://schemas.microsoft.com/office/drawing/2016/5/11/chartex" xmlns:cx6="http://schemas.microsoft.com/office/drawing/2016/5/12/chartex" xmlns:cx7="http://schemas.microsoft.com/office/drawing/2016/5/13/chartex" xmlns:cx8="http://schemas.microsoft.com/office/drawing/2016/5/14/chartex" xmlns:mc="http://schemas.openxmlformats.org/markup-compatibility/2006" xmlns:aink="http://schemas.microsoft.com/office/drawing/2016/ink" xmlns:am3d="http://schemas.microsoft.com/office/drawing/2017/model3d" xmlns:o="urn:schemas-microsoft-com:office:office" xmlns:oel="http://schemas.microsoft.com/office/2019/extlst" xmlns:r="http://schemas.openxmlformats.org/officeDocument/2006/relationships" xmlns:m="http://schemas.openxmlformats.org/officeDocument/2006/math" xmlns:v="urn:schemas-microsoft-com:vml" xmlns:wp14="http://schemas.microsoft.com/office/word/2010/wordprocessingDrawing" xmlns:wp="http://schemas.openxmlformats.org/drawingml/2006/wordprocessingDrawing" xmlns:w10="urn:schemas-microsoft-com:office:word" xmlns:w="http://schemas.openxmlformats.org/wordprocessingml/2006/main" xmlns:w14="http://schemas.microsoft.com/office/word/2010/wordml" xmlns:w15="http://schemas.microsoft.com/office/word/2012/wordml" xmlns:w16cex="http://schemas.microsoft.com/office/word/2018/wordml/cex" xmlns:w16cid="http://schemas.microsoft.com/office/word/2016/wordml/cid" xmlns:w16="http://schemas.microsoft.com/office/word/2018/wordml" xmlns:w16sdtdh="http://schemas.microsoft.com/office/word/2020/wordml/sdtdatahash" xmlns:w16se="http://schemas.microsoft.com/office/word/2015/wordml/symex" xmlns:wpg="http://schemas.microsoft.com/office/word/2010/wordprocessingGroup" xmlns:wpi="http://schemas.microsoft.com/office/word/2010/wordprocessingInk" xmlns:wne="http://schemas.microsoft.com/office/word/2006/wordml" xmlns:wps="http://schemas.microsoft.com/office/word/2010/wordprocessingShape" mc:Ignorable="w14 w15 w16se w16cid w16 w16cex w16sdtdh wp14">
   <w:body>
+    <w:p>
+      <w:pPr>
+        <w:jc w:val="center"/>
+        <w:rPr>
+          <w:b/>
+          <w:bCs/>
+          <w:sz w:val="52"/>
+          <w:szCs w:val="52"/>
+          <w:lang w:val="en-GB"/>
+        </w:rPr>
+      </w:pPr>
+      <w:r>
+        <w:rPr>
+          <w:b/>
+          <w:bCs/>
+          <w:sz w:val="52"/>
+          <w:szCs w:val="52"/>
+          <w:lang w:val="en-GB"/>
+        </w:rPr>
+        <w:t>Patch size effects on the autotrophic</w:t>
+      </w:r>
+      <w:r>
+        <w:rPr>
+          <w:b/>
+          <w:bCs/>
+          <w:sz w:val="52"/>
+          <w:szCs w:val="52"/>
+        </w:rPr>
+        <w:t xml:space="preserve">- </w:t>
+      </w:r>
+      <w:r>
+        <w:rPr>
+          <w:b/>
+          <w:bCs/>
+          <w:sz w:val="52"/>
+          <w:szCs w:val="52"/>
+          <w:lang w:val="en-GB"/>
+        </w:rPr>
+        <w:t>heterotrophic ecosystem spatial feedback</w:t>
+      </w:r>
+      <w:r>
+        <w:rPr>
+          <w:b/>
+          <w:bCs/>
+          <w:sz w:val="52"/>
+          <w:szCs w:val="52"/>
+          <w:lang w:val="en-GB"/>
+        </w:rPr>
+        <w:t xml:space="preserve"> 2.0</w:t>
+      </w:r>
+    </w:p>
+    <w:p>
+      <w:pPr>
+        <w:jc w:val="center"/>
+        <w:rPr>
+          <w:b/>
+          <w:bCs/>
+          <w:sz w:val="52"/>
+          <w:szCs w:val="52"/>
+        </w:rPr>
+      </w:pPr>
+    </w:p>
+    <w:p>
+      <w:pPr>
+        <w:rPr>
+          <w:rFonts w:ascii="Arial" w:hAnsi="Arial" w:cs="Arial"/>
+          <w:color w:val="4D5156"/>
+          <w:sz w:val="21"/>
+          <w:szCs w:val="21"/>
+          <w:shd w:val="clear" w:color="auto" w:fill="FFFFFF"/>
+        </w:rPr>
+      </w:pPr>
+      <m:oMath>
+        <m:sSup>
+          <m:sSupPr>
+            <m:ctrlPr>
+              <w:rPr>
+                <w:rFonts w:ascii="Cambria Math" w:hAnsi="Cambria Math"/>
+                <w:i/>
+                <w:lang w:val="it-IT"/>
+              </w:rPr>
+            </m:ctrlPr>
+          </m:sSupPr>
+          <m:e>
+            <m:r>
+              <w:rPr>
+                <w:rFonts w:ascii="Cambria Math" w:hAnsi="Cambria Math"/>
+              </w:rPr>
+              <m:t>Emanuele Giacomuzzo</m:t>
+            </m:r>
+          </m:e>
+          <m:sup>
+            <m:r>
+              <w:rPr>
+                <w:rFonts w:ascii="Cambria Math" w:hAnsi="Cambria Math"/>
+              </w:rPr>
+              <m:t>1,2</m:t>
+            </m:r>
+          </m:sup>
+        </m:sSup>
+      </m:oMath>
+      <w:r>
+        <w:rPr>
+          <w:rFonts w:eastAsiaTheme="minorEastAsia"/>
+        </w:rPr>
+        <w:t>*</w:t>
+      </w:r>
+      <w:r>
+        <w:t xml:space="preserve">, </w:t>
+      </w:r>
+      <m:oMath>
+        <m:sSup>
+          <m:sSupPr>
+            <m:ctrlPr>
+              <w:rPr>
+                <w:rFonts w:ascii="Cambria Math" w:hAnsi="Cambria Math"/>
+                <w:i/>
+                <w:lang w:val="it-IT"/>
+              </w:rPr>
+            </m:ctrlPr>
+          </m:sSupPr>
+          <m:e>
+            <m:r>
+              <w:rPr>
+                <w:rFonts w:ascii="Cambria Math" w:hAnsi="Cambria Math"/>
+              </w:rPr>
+              <m:t>Tianna Peller</m:t>
+            </m:r>
+          </m:e>
+          <m:sup>
+            <m:r>
+              <w:rPr>
+                <w:rFonts w:ascii="Cambria Math" w:hAnsi="Cambria Math"/>
+              </w:rPr>
+              <m:t>1,2</m:t>
+            </m:r>
+          </m:sup>
+        </m:sSup>
+      </m:oMath>
+      <w:r>
+        <w:t xml:space="preserve">, </w:t>
+      </w:r>
+      <m:oMath>
+        <m:sSup>
+          <m:sSupPr>
+            <m:ctrlPr>
+              <w:rPr>
+                <w:rFonts w:ascii="Cambria Math" w:hAnsi="Cambria Math"/>
+                <w:i/>
+                <w:lang w:val="en-US"/>
+              </w:rPr>
+            </m:ctrlPr>
+          </m:sSupPr>
+          <m:e>
+            <m:r>
+              <w:rPr>
+                <w:rFonts w:ascii="Cambria Math" w:hAnsi="Cambria Math"/>
+              </w:rPr>
+              <m:t>Isabelle Gounand</m:t>
+            </m:r>
+          </m:e>
+          <m:sup>
+            <m:r>
+              <w:rPr>
+                <w:rFonts w:ascii="Cambria Math" w:hAnsi="Cambria Math"/>
+              </w:rPr>
+              <m:t>3</m:t>
+            </m:r>
+          </m:sup>
+        </m:sSup>
+      </m:oMath>
+      <w:r>
+        <w:t>,</w:t>
+      </w:r>
+      <w:r>
+        <w:t xml:space="preserve">  </w:t>
+      </w:r>
+      <m:oMath>
+        <m:sSup>
+          <m:sSupPr>
+            <m:ctrlPr>
+              <w:rPr>
+                <w:rFonts w:ascii="Cambria Math" w:hAnsi="Cambria Math"/>
+                <w:i/>
+                <w:lang w:val="it-IT"/>
+              </w:rPr>
+            </m:ctrlPr>
+          </m:sSupPr>
+          <m:e>
+            <m:r>
+              <w:rPr>
+                <w:rFonts w:ascii="Cambria Math" w:hAnsi="Cambria Math"/>
+              </w:rPr>
+              <m:t>Silvana Käser</m:t>
+            </m:r>
+          </m:e>
+          <m:sup>
+            <m:r>
+              <w:rPr>
+                <w:rFonts w:ascii="Cambria Math" w:hAnsi="Cambria Math"/>
+              </w:rPr>
+              <m:t>2</m:t>
+            </m:r>
+          </m:sup>
+        </m:sSup>
+      </m:oMath>
+      <w:r>
+        <w:t>,</w:t>
+      </w:r>
+      <w:r>
+        <w:t xml:space="preserve"> </w:t>
+      </w:r>
+      <m:oMath>
+        <m:sSup>
+          <m:sSupPr>
+            <m:ctrlPr>
+              <w:rPr>
+                <w:rFonts w:ascii="Cambria Math" w:hAnsi="Cambria Math"/>
+                <w:i/>
+                <w:lang w:val="en-US"/>
+              </w:rPr>
+            </m:ctrlPr>
+          </m:sSupPr>
+          <m:e>
+            <m:r>
+              <w:rPr>
+                <w:rFonts w:ascii="Cambria Math" w:hAnsi="Cambria Math"/>
+              </w:rPr>
+              <m:t>Florian Altermatt</m:t>
+            </m:r>
+          </m:e>
+          <m:sup>
+            <m:r>
+              <w:rPr>
+                <w:rFonts w:ascii="Cambria Math" w:hAnsi="Cambria Math"/>
+              </w:rPr>
+              <m:t>1,2</m:t>
+            </m:r>
+          </m:sup>
+        </m:sSup>
+      </m:oMath>
+      <w:r>
+        <w:rPr>
+          <w:rFonts w:ascii="Arial" w:hAnsi="Arial" w:cs="Arial"/>
+          <w:color w:val="4D5156"/>
+          <w:sz w:val="21"/>
+          <w:szCs w:val="21"/>
+          <w:shd w:val="clear" w:color="auto" w:fill="FFFFFF"/>
+        </w:rPr>
+        <w:t>†</w:t>
+      </w:r>
+    </w:p>
     <w:p/>
+    <w:p>
+      <w:pPr>
+        <w:rPr>
+          <w:lang w:val="en-GB"/>
+        </w:rPr>
+      </w:pPr>
+      <w:r>
+        <w:rPr>
+          <w:lang w:val="en-GB"/>
+        </w:rPr>
+        <w:t xml:space="preserve">1 </w:t>
+      </w:r>
+      <w:r>
+        <w:rPr>
+          <w:lang w:val="en-GB"/>
+        </w:rPr>
+        <w:t>Department of Evolutionary Biology and Environmental Studies, University of Zurich, Zurich, Switzerland</w:t>
+      </w:r>
+    </w:p>
+    <w:p>
+      <w:pPr>
+        <w:rPr>
+          <w:lang w:val="en-GB"/>
+        </w:rPr>
+      </w:pPr>
+      <w:r>
+        <w:rPr>
+          <w:lang w:val="en-GB"/>
+        </w:rPr>
+        <w:t xml:space="preserve">2 </w:t>
+      </w:r>
+      <w:r>
+        <w:rPr>
+          <w:lang w:val="en-GB"/>
+        </w:rPr>
+        <w:t>Department of Aquatic Ecology, Eawag: Swiss Federal Institute of Aquatic Science and Technology, Dübendorf, Switzerland</w:t>
+      </w:r>
+    </w:p>
+    <w:p>
+      <w:pPr>
+        <w:rPr>
+          <w:lang w:val="en-GB"/>
+        </w:rPr>
+      </w:pPr>
+      <w:r>
+        <w:rPr>
+          <w:lang w:val="en-GB"/>
+        </w:rPr>
+        <w:t xml:space="preserve">3 </w:t>
+      </w:r>
+      <w:r>
+        <w:rPr>
+          <w:lang w:val="en-GB"/>
+        </w:rPr>
+        <w:t>Institut d'écologie et des sciences de l'environnement (iEES Paris), Sorbonne Université, CNRS, UPEC, CNRS, IRD, INRA, Paris, France</w:t>
+      </w:r>
+    </w:p>
+    <w:p>
+      <w:pPr>
+        <w:rPr>
+          <w:lang w:val="en-GB"/>
+        </w:rPr>
+      </w:pPr>
+      <w:r>
+        <w:rPr>
+          <w:lang w:val="en-GB"/>
+        </w:rPr>
+        <w:t>*</w:t>
+      </w:r>
+      <w:r>
+        <w:rPr>
+          <w:lang w:val="en-GB"/>
+        </w:rPr>
+        <w:t xml:space="preserve"> </w:t>
+      </w:r>
+      <w:r>
+        <w:rPr>
+          <w:lang w:val="en-GB"/>
+        </w:rPr>
+        <w:t xml:space="preserve">Corresponding author: </w:t>
+      </w:r>
+      <w:hyperlink r:id="rId5" w:history="1">
+        <w:r>
+          <w:rPr>
+            <w:rStyle w:val="Hyperlink"/>
+            <w:lang w:val="en-GB"/>
+          </w:rPr>
+          <w:t>EmanueleGiacomuzzo@gmail.com</w:t>
+        </w:r>
+      </w:hyperlink>
+      <w:r>
+        <w:rPr>
+          <w:lang w:val="en-GB"/>
+        </w:rPr>
+        <w:t xml:space="preserve"> </w:t>
+      </w:r>
+      <w:r>
+        <w:rPr>
+          <w:lang w:val="en-GB"/>
+        </w:rPr>
+        <w:t>+41767908556</w:t>
+      </w:r>
+    </w:p>
+    <w:p>
+      <w:pPr>
+        <w:rPr>
+          <w:lang w:val="en-GB"/>
+        </w:rPr>
+      </w:pPr>
+      <w:r>
+        <w:rPr>
+          <w:lang w:val="en-GB"/>
+        </w:rPr>
+        <w:t>†</w:t>
+      </w:r>
+      <w:r>
+        <w:rPr>
+          <w:lang w:val="en-GB"/>
+        </w:rPr>
+        <w:t xml:space="preserve"> </w:t>
+      </w:r>
+      <w:r>
+        <w:rPr>
+          <w:lang w:val="en-GB"/>
+        </w:rPr>
+        <w:t xml:space="preserve">Corresponding author: </w:t>
+      </w:r>
+      <w:hyperlink r:id="rId6" w:history="1">
+        <w:r>
+          <w:rPr>
+            <w:rStyle w:val="Hyperlink"/>
+            <w:lang w:val="en-GB"/>
+          </w:rPr>
+          <w:t>Florian.Altermatt@eawag.ch</w:t>
+        </w:r>
+      </w:hyperlink>
+    </w:p>
+    <w:p>
+      <w:pPr>
+        <w:rPr>
+          <w:lang w:val="en-GB"/>
+        </w:rPr>
+      </w:pPr>
+      <w:r>
+        <w:rPr>
+          <w:lang w:val="en-GB"/>
+        </w:rPr>
+        <w:br w:type="page"/>
+      </w:r>
+    </w:p>
+    <w:p>
+      <w:pPr>
+        <w:rPr>
+          <w:b/>
+          <w:bCs/>
+          <w:lang w:val="en-GB"/>
+        </w:rPr>
+      </w:pPr>
+      <w:r>
+        <w:rPr>
+          <w:b/>
+          <w:bCs/>
+          <w:lang w:val="en-GB"/>
+        </w:rPr>
+        <w:lastRenderedPageBreak/>
+        <w:t>Abstract</w:t>
+      </w:r>
+    </w:p>
+    <w:p>
+      <w:pPr>
+        <w:rPr>
+          <w:lang w:val="en-GB"/>
+        </w:rPr>
+      </w:pPr>
+    </w:p>
+    <w:p>
+      <w:pPr>
+        <w:rPr>
+          <w:lang w:val="en-GB"/>
+        </w:rPr>
+      </w:pPr>
+    </w:p>
+    <w:p>
+      <w:pPr>
+        <w:rPr>
+          <w:lang w:val="en-GB"/>
+        </w:rPr>
+      </w:pPr>
+      <w:r>
+        <w:rPr>
+          <w:lang w:val="en-GB"/>
+        </w:rPr>
+        <w:t xml:space="preserve">Keywords (max 10): </w:t>
+      </w:r>
+      <w:r>
+        <w:rPr>
+          <w:lang w:val="en-GB"/>
+        </w:rPr>
+        <w:br w:type="page"/>
+      </w:r>
+    </w:p>
+    <w:p>
+      <w:pPr>
+        <w:rPr>
+          <w:b/>
+          <w:bCs/>
+          <w:lang w:val="en-GB"/>
+        </w:rPr>
+      </w:pPr>
+      <w:r>
+        <w:rPr>
+          <w:b/>
+          <w:bCs/>
+          <w:lang w:val="en-GB"/>
+        </w:rPr>
+        <w:lastRenderedPageBreak/>
+        <w:t>Introduction</w:t>
+      </w:r>
+    </w:p>
+    <w:p>
+      <w:pPr>
+        <w:rPr>
+          <w:b/>
+          <w:bCs/>
+          <w:lang w:val="en-GB"/>
+        </w:rPr>
+      </w:pPr>
+    </w:p>
+    <w:sdt>
+      <w:sdtPr>
+        <w:rPr>
+          <w:b/>
+          <w:bCs/>
+          <w:lang w:val="en-GB"/>
+        </w:rPr>
+        <w:tag w:val="MENDELEY_CITATION_v3_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"/>
+        <w:id w:val="349387808"/>
+        <w:placeholder>
+          <w:docPart w:val="DefaultPlaceholder_-1854013440"/>
+        </w:placeholder>
+      </w:sdtPr>
+      <w:sdtContent>
+        <w:p>
+          <w:pPr>
+            <w:rPr>
+              <w:b/>
+              <w:bCs/>
+              <w:lang w:val="en-GB"/>
+            </w:rPr>
+          </w:pPr>
+          <w:r>
+            <w:rPr>
+              <w:rFonts w:eastAsia="Times New Roman"/>
+            </w:rPr>
+            <w:t>(Chown &amp; Mcgeoch, 2023)</w:t>
+          </w:r>
+        </w:p>
+      </w:sdtContent>
+    </w:sdt>
+    <w:p>
+      <w:pPr>
+        <w:rPr>
+          <w:lang w:val="en-GB"/>
+        </w:rPr>
+      </w:pPr>
+      <w:r>
+        <w:rPr>
+          <w:lang w:val="en-GB"/>
+        </w:rPr>
+        <w:br w:type="page"/>
+      </w:r>
+    </w:p>
+    <w:p>
+      <w:pPr>
+        <w:rPr>
+          <w:b/>
+          <w:bCs/>
+          <w:lang w:val="en-GB"/>
+        </w:rPr>
+      </w:pPr>
+      <w:r>
+        <w:rPr>
+          <w:b/>
+          <w:bCs/>
+          <w:lang w:val="en-GB"/>
+        </w:rPr>
+        <w:lastRenderedPageBreak/>
+        <w:t>Material</w:t>
+      </w:r>
+      <w:r>
+        <w:rPr>
+          <w:b/>
+          <w:bCs/>
+          <w:lang w:val="en-GB"/>
+        </w:rPr>
+        <w:t>s</w:t>
+      </w:r>
+      <w:r>
+        <w:rPr>
+          <w:b/>
+          <w:bCs/>
+          <w:lang w:val="en-GB"/>
+        </w:rPr>
+        <w:t xml:space="preserve"> and methods</w:t>
+      </w:r>
+    </w:p>
+    <w:p>
+      <w:pPr>
+        <w:rPr>
+          <w:lang w:val="en-GB"/>
+        </w:rPr>
+      </w:pPr>
+    </w:p>
+    <w:p>
+      <w:pPr>
+        <w:rPr>
+          <w:i/>
+          <w:iCs/>
+          <w:lang w:val="en-GB"/>
+        </w:rPr>
+      </w:pPr>
+      <w:r>
+        <w:rPr>
+          <w:i/>
+          <w:iCs/>
+          <w:lang w:val="en-GB"/>
+        </w:rPr>
+        <w:t>Experimental design</w:t>
+      </w:r>
+    </w:p>
+    <w:p>
+      <w:pPr>
+        <w:rPr>
+          <w:i/>
+          <w:iCs/>
+          <w:lang w:val="en-GB"/>
+        </w:rPr>
+      </w:pPr>
+    </w:p>
+    <w:p>
+      <w:pPr>
+        <w:rPr>
+          <w:lang w:val="en-GB"/>
+        </w:rPr>
+      </w:pPr>
+      <w:r>
+        <w:rPr>
+          <w:lang w:val="en-GB"/>
+        </w:rPr>
+        <w:t>The impact of patch size on both size-dependent and size-independent flow resource flow was explored using a microcosm experiment involving protists</w:t>
+      </w:r>
+      <w:r>
+        <w:rPr>
+          <w:lang w:val="en-GB"/>
+        </w:rPr>
+        <w:t xml:space="preserve"> </w:t>
+      </w:r>
+      <w:sdt>
+        <w:sdtPr>
+          <w:rPr>
+            <w:color w:val="000000"/>
+            <w:lang w:val="en-GB"/>
+          </w:rPr>
+          <w:tag w:val="MENDELEY_CITATION_v3_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"/>
+          <w:id w:val="389851007"/>
+          <w:placeholder>
+            <w:docPart w:val="DefaultPlaceholder_-1854013440"/>
+          </w:placeholder>
+        </w:sdtPr>
+        <w:sdtContent>
+          <w:r>
+            <w:rPr>
+              <w:color w:val="000000"/>
+              <w:lang w:val="en-GB"/>
+            </w:rPr>
+            <w:t>(Altermatt et al., 2015)</w:t>
+          </w:r>
+        </w:sdtContent>
+      </w:sdt>
+      <w:r>
+        <w:rPr>
+          <w:lang w:val="en-GB"/>
+        </w:rPr>
+        <w:t xml:space="preserve">. Our investigation centred around the creation of meta-ecosystems with varying patch sizes either exchanging a fixed part of their volume (size-independent flow) or a part of their volume which depended on their size (size-dependent flow). These meta-ecosystems comprised two interconnected patches, one autotrophic and the other heterotrophic. The autotrophic ecosystem consisted of a monoculture of the alga </w:t>
+      </w:r>
+      <w:r>
+        <w:rPr>
+          <w:i/>
+          <w:iCs/>
+          <w:lang w:val="en-GB"/>
+        </w:rPr>
+        <w:t>Euglena gracilis</w:t>
+      </w:r>
+      <w:r>
+        <w:rPr>
+          <w:lang w:val="en-GB"/>
+        </w:rPr>
+        <w:t xml:space="preserve">, while the heterotrophic ecosystem was composed of ten different heterotrophic species </w:t>
+      </w:r>
+      <w:r>
+        <w:rPr>
+          <w:lang w:val="en-GB"/>
+        </w:rPr>
+        <w:t>(</w:t>
+      </w:r>
+      <w:r>
+        <w:rPr>
+          <w:i/>
+          <w:iCs/>
+          <w:lang w:val="en-GB"/>
+        </w:rPr>
+        <w:t>Blepharisma</w:t>
+      </w:r>
+      <w:r>
+        <w:rPr>
+          <w:lang w:val="en-GB"/>
+        </w:rPr>
+        <w:t xml:space="preserve"> sp., </w:t>
+      </w:r>
+      <w:r>
+        <w:rPr>
+          <w:i/>
+          <w:iCs/>
+          <w:lang w:val="en-GB"/>
+        </w:rPr>
+        <w:t>Cephalodella</w:t>
+      </w:r>
+      <w:r>
+        <w:rPr>
+          <w:lang w:val="en-GB"/>
+        </w:rPr>
+        <w:t xml:space="preserve"> sp., </w:t>
+      </w:r>
+      <w:r>
+        <w:rPr>
+          <w:i/>
+          <w:iCs/>
+          <w:lang w:val="en-GB"/>
+        </w:rPr>
+        <w:t>Colpidium</w:t>
+      </w:r>
+      <w:r>
+        <w:rPr>
+          <w:lang w:val="en-GB"/>
+        </w:rPr>
+        <w:t xml:space="preserve"> sp., </w:t>
+      </w:r>
+      <w:r>
+        <w:rPr>
+          <w:i/>
+          <w:iCs/>
+          <w:lang w:val="en-GB"/>
+        </w:rPr>
+        <w:t>Euplotes aediculatus</w:t>
+      </w:r>
+      <w:r>
+        <w:rPr>
+          <w:lang w:val="en-GB"/>
+        </w:rPr>
+        <w:t xml:space="preserve">, </w:t>
+      </w:r>
+      <w:r>
+        <w:rPr>
+          <w:i/>
+          <w:iCs/>
+          <w:lang w:val="en-GB"/>
+        </w:rPr>
+        <w:t>Loxocephalus</w:t>
+      </w:r>
+      <w:r>
+        <w:rPr>
+          <w:lang w:val="en-GB"/>
+        </w:rPr>
+        <w:t xml:space="preserve"> sp., </w:t>
+      </w:r>
+      <w:r>
+        <w:rPr>
+          <w:i/>
+          <w:iCs/>
+          <w:lang w:val="en-GB"/>
+        </w:rPr>
+        <w:t>Paramecium aurelia</w:t>
+      </w:r>
+      <w:r>
+        <w:rPr>
+          <w:lang w:val="en-GB"/>
+        </w:rPr>
+        <w:t xml:space="preserve">, </w:t>
+      </w:r>
+      <w:r>
+        <w:rPr>
+          <w:i/>
+          <w:iCs/>
+          <w:lang w:val="en-GB"/>
+        </w:rPr>
+        <w:t>Paramecium caudatum</w:t>
+      </w:r>
+      <w:r>
+        <w:rPr>
+          <w:lang w:val="en-GB"/>
+        </w:rPr>
+        <w:t xml:space="preserve">, </w:t>
+      </w:r>
+      <w:r>
+        <w:rPr>
+          <w:i/>
+          <w:iCs/>
+          <w:lang w:val="en-GB"/>
+        </w:rPr>
+        <w:t>Spirostomum</w:t>
+      </w:r>
+      <w:r>
+        <w:rPr>
+          <w:lang w:val="en-GB"/>
+        </w:rPr>
+        <w:t xml:space="preserve"> sp., </w:t>
+      </w:r>
+      <w:r>
+        <w:rPr>
+          <w:i/>
+          <w:iCs/>
+          <w:lang w:val="en-GB"/>
+        </w:rPr>
+        <w:t>Spirostomum teres</w:t>
+      </w:r>
+      <w:r>
+        <w:rPr>
+          <w:lang w:val="en-GB"/>
+        </w:rPr>
+        <w:t xml:space="preserve">, and </w:t>
+      </w:r>
+      <w:r>
+        <w:rPr>
+          <w:i/>
+          <w:iCs/>
+          <w:lang w:val="en-GB"/>
+        </w:rPr>
+        <w:t>Tetrahymena cf. pyriformis</w:t>
+      </w:r>
+      <w:r>
+        <w:rPr>
+          <w:lang w:val="en-GB"/>
+        </w:rPr>
+        <w:t xml:space="preserve">). The meta-ecosystems had four sizes: two patches of small size (6.43 ml each), two patches of small-medium size (9.00 ml each), two patches of medium-large size (15.00 ml each), and two patches of large size (45.00 ml each). The two patches of each meta-ecosystem regularly exchanged resources, with no organisms dispersing. </w:t>
+      </w:r>
+    </w:p>
+    <w:p>
+      <w:pPr>
+        <w:ind w:firstLine="720"/>
+        <w:rPr>
+          <w:lang w:val="en-GB"/>
+        </w:rPr>
+      </w:pPr>
+      <w:r>
+        <w:rPr>
+          <w:lang w:val="en-GB"/>
+        </w:rPr>
+        <w:t xml:space="preserve">In order to establish whether the variations observed among the three types of meta-ecosystems were indeed attributed to resource flow, we generated isolated patches as well. These isolated patches, encompassing autotrophic and heterotrophic cultures (small, small-medium, medium-large, and large), produced resources that remained confined within the respective patch. To visualize our experimental setup, refer to Figure </w:t>
+      </w:r>
+      <w:r>
+        <w:rPr>
+          <w:lang w:val="en-GB"/>
+        </w:rPr>
+        <w:t>1.</w:t>
+      </w:r>
+      <w:r>
+        <w:rPr>
+          <w:lang w:val="en-GB"/>
+        </w:rPr>
+        <w:t xml:space="preserve"> Acknowledging that a portion of the cultures underwent evaporation, we consistently replenished water and medium to maintain a consistent culture volume (see Appendix S1 in the Supporting Information).</w:t>
+      </w:r>
+    </w:p>
+    <w:p>
+      <w:pPr>
+        <w:ind w:firstLine="720"/>
+        <w:rPr>
+          <w:lang w:val="en-GB"/>
+        </w:rPr>
+      </w:pPr>
+      <w:r>
+        <w:rPr>
+          <w:lang w:val="en-GB"/>
+        </w:rPr>
+        <w:t>Resource flow was established in distinct manners based on whether it pertained to size-dependent or size-independent flow measures concerning patch size. For size-dependent flow, a consistent volume within each patch was killed, resulting in a more pronounced disturbance from larger to smaller patches. In the context of a size-independent flow, 70</w:t>
+      </w:r>
+      <w:r>
+        <w:rPr>
+          <w:lang w:val="en-GB"/>
+        </w:rPr>
+        <w:t xml:space="preserve"> %</w:t>
+      </w:r>
+      <w:r>
+        <w:rPr>
+          <w:lang w:val="en-GB"/>
+        </w:rPr>
+        <w:t xml:space="preserve"> of the volume in each patch was removed, ensuring a uniform level of disturbance across all patch sizes. This methodology was similarly applied to the isolated patches, where the resources remained confined to the original patch. Notably, in meta-ecosystems featuring small-sized patches, size-independent flow and size-dependent flow were equivalent.</w:t>
+      </w:r>
+    </w:p>
+    <w:p>
+      <w:pPr>
+        <w:rPr>
+          <w:lang w:val="en-GB"/>
+        </w:rPr>
+      </w:pPr>
+    </w:p>
+    <w:p>
+      <w:pPr>
+        <w:rPr>
+          <w:i/>
+          <w:iCs/>
+          <w:lang w:val="en-GB"/>
+        </w:rPr>
+      </w:pPr>
+      <w:r>
+        <w:rPr>
+          <w:i/>
+          <w:iCs/>
+          <w:lang w:val="en-GB"/>
+        </w:rPr>
+        <w:t>Experimental setup</w:t>
+      </w:r>
+    </w:p>
+    <w:p>
+      <w:pPr>
+        <w:rPr>
+          <w:i/>
+          <w:iCs/>
+          <w:lang w:val="en-GB"/>
+        </w:rPr>
+      </w:pPr>
+    </w:p>
+    <w:p>
+      <w:pPr>
+        <w:rPr>
+          <w:lang w:val="en-GB"/>
+        </w:rPr>
+      </w:pPr>
+      <w:r>
+        <w:rPr>
+          <w:lang w:val="en-GB"/>
+        </w:rPr>
+        <w:t>In preparation for the experiment, we cultivated a collection of 11 microbial species, which we collectively referred to as protists. These comprised nine water ciliates (</w:t>
+      </w:r>
+      <w:r>
+        <w:rPr>
+          <w:i/>
+          <w:iCs/>
+          <w:lang w:val="en-GB"/>
+        </w:rPr>
+        <w:t>Euplotes aediculatus</w:t>
+      </w:r>
+      <w:r>
+        <w:rPr>
+          <w:lang w:val="en-GB"/>
+        </w:rPr>
+        <w:t xml:space="preserve">, </w:t>
+      </w:r>
+      <w:r>
+        <w:rPr>
+          <w:i/>
+          <w:iCs/>
+          <w:lang w:val="en-GB"/>
+        </w:rPr>
+        <w:t>Colpidium</w:t>
+      </w:r>
+      <w:r>
+        <w:rPr>
+          <w:lang w:val="en-GB"/>
+        </w:rPr>
+        <w:t xml:space="preserve"> sp., </w:t>
+      </w:r>
+      <w:r>
+        <w:rPr>
+          <w:i/>
+          <w:iCs/>
+          <w:lang w:val="en-GB"/>
+        </w:rPr>
+        <w:t>Loxocephalus</w:t>
+      </w:r>
+      <w:r>
+        <w:rPr>
+          <w:lang w:val="en-GB"/>
+        </w:rPr>
+        <w:t xml:space="preserve"> sp., </w:t>
+      </w:r>
+      <w:r>
+        <w:rPr>
+          <w:i/>
+          <w:iCs/>
+          <w:lang w:val="en-GB"/>
+        </w:rPr>
+        <w:t>Paramecium aurelia</w:t>
+      </w:r>
+      <w:r>
+        <w:rPr>
+          <w:lang w:val="en-GB"/>
+        </w:rPr>
+        <w:t xml:space="preserve">, </w:t>
+      </w:r>
+      <w:r>
+        <w:rPr>
+          <w:i/>
+          <w:iCs/>
+          <w:lang w:val="en-GB"/>
+        </w:rPr>
+        <w:t>Paramecium caudatum</w:t>
+      </w:r>
+      <w:r>
+        <w:rPr>
+          <w:lang w:val="en-GB"/>
+        </w:rPr>
+        <w:t xml:space="preserve">, </w:t>
+      </w:r>
+      <w:r>
+        <w:rPr>
+          <w:i/>
+          <w:iCs/>
+          <w:lang w:val="en-GB"/>
+        </w:rPr>
+        <w:t>Spirostomum</w:t>
+      </w:r>
+      <w:r>
+        <w:rPr>
+          <w:lang w:val="en-GB"/>
+        </w:rPr>
+        <w:t xml:space="preserve"> sp., </w:t>
+      </w:r>
+      <w:r>
+        <w:rPr>
+          <w:i/>
+          <w:iCs/>
+          <w:lang w:val="en-GB"/>
+        </w:rPr>
+        <w:t>Spirostomum teres</w:t>
+      </w:r>
+      <w:r>
+        <w:rPr>
+          <w:lang w:val="en-GB"/>
+        </w:rPr>
+        <w:t xml:space="preserve">, </w:t>
+      </w:r>
+      <w:r>
+        <w:rPr>
+          <w:i/>
+          <w:iCs/>
+          <w:lang w:val="en-GB"/>
+        </w:rPr>
+        <w:t>Tetrahymena cf. pyriformis</w:t>
+      </w:r>
+      <w:r>
+        <w:rPr>
+          <w:lang w:val="en-GB"/>
+        </w:rPr>
+        <w:t xml:space="preserve">, and </w:t>
+      </w:r>
+      <w:r>
+        <w:rPr>
+          <w:i/>
+          <w:iCs/>
+          <w:lang w:val="en-GB"/>
+        </w:rPr>
+        <w:t>Blepharisma</w:t>
+      </w:r>
+      <w:r>
+        <w:rPr>
+          <w:lang w:val="en-GB"/>
+        </w:rPr>
+        <w:t xml:space="preserve"> sp.), one alga (</w:t>
+      </w:r>
+      <w:r>
+        <w:rPr>
+          <w:i/>
+          <w:iCs/>
+          <w:lang w:val="en-GB"/>
+        </w:rPr>
+        <w:t>Euglena gracilis</w:t>
+      </w:r>
+      <w:r>
+        <w:rPr>
+          <w:lang w:val="en-GB"/>
+        </w:rPr>
+        <w:t>), and one rotifer (</w:t>
+      </w:r>
+      <w:r>
+        <w:rPr>
+          <w:i/>
+          <w:iCs/>
+          <w:lang w:val="en-GB"/>
+        </w:rPr>
+        <w:t>Cephalodella</w:t>
+      </w:r>
+      <w:r>
+        <w:rPr>
+          <w:lang w:val="en-GB"/>
+        </w:rPr>
+        <w:t xml:space="preserve"> sp.). These protists were cultivated within sterilized bottles containing standard protist medium (0.46 g of Protozoa Pellet by Carolina per </w:t>
+      </w:r>
+      <w:r>
+        <w:rPr>
+          <w:lang w:val="en-GB"/>
+        </w:rPr>
+        <w:t>litre</w:t>
+      </w:r>
+      <w:r>
+        <w:rPr>
+          <w:lang w:val="en-GB"/>
+        </w:rPr>
+        <w:t xml:space="preserve"> of water), along with two wheat seeds and a bacterial mixture (</w:t>
+      </w:r>
+      <w:r>
+        <w:rPr>
+          <w:i/>
+          <w:iCs/>
+          <w:lang w:val="en-GB"/>
+        </w:rPr>
+        <w:t>Serratia fonticola</w:t>
+      </w:r>
+      <w:r>
+        <w:rPr>
+          <w:lang w:val="en-GB"/>
+        </w:rPr>
+        <w:t xml:space="preserve">, </w:t>
+      </w:r>
+      <w:r>
+        <w:rPr>
+          <w:i/>
+          <w:iCs/>
+          <w:lang w:val="en-GB"/>
+        </w:rPr>
+        <w:t>Bacillus subtilis</w:t>
+      </w:r>
+      <w:r>
+        <w:rPr>
+          <w:lang w:val="en-GB"/>
+        </w:rPr>
+        <w:t xml:space="preserve">, and </w:t>
+      </w:r>
+      <w:r>
+        <w:rPr>
+          <w:i/>
+          <w:iCs/>
+          <w:lang w:val="en-GB"/>
+        </w:rPr>
+        <w:t>Brevibacillus brevis</w:t>
+      </w:r>
+      <w:r>
+        <w:rPr>
+          <w:lang w:val="en-GB"/>
+        </w:rPr>
+        <w:t>), constituting 5</w:t>
+      </w:r>
+      <w:r>
+        <w:rPr>
+          <w:lang w:val="en-GB"/>
+        </w:rPr>
+        <w:t xml:space="preserve"> %</w:t>
+      </w:r>
+      <w:r>
+        <w:rPr>
+          <w:lang w:val="en-GB"/>
+        </w:rPr>
+        <w:t xml:space="preserve"> of the overall culture volume. For detailed protocols, refer to</w:t>
+      </w:r>
+      <w:r>
+        <w:rPr>
+          <w:lang w:val="en-GB"/>
+        </w:rPr>
+        <w:t xml:space="preserve"> </w:t>
+      </w:r>
+      <w:sdt>
+        <w:sdtPr>
+          <w:rPr>
+            <w:color w:val="000000"/>
+            <w:lang w:val="en-GB"/>
+          </w:rPr>
+          <w:tag w:val="MENDELEY_CITATION_v3_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"/>
+          <w:id w:val="1490978052"/>
+          <w:placeholder>
+            <w:docPart w:val="DefaultPlaceholder_-1854013440"/>
+          </w:placeholder>
+        </w:sdtPr>
+        <w:sdtContent>
+          <w:r>
+            <w:rPr>
+              <w:color w:val="000000"/>
+              <w:lang w:val="en-GB"/>
+            </w:rPr>
+            <w:t>Altermatt et al. (2015)</w:t>
+          </w:r>
+        </w:sdtContent>
+      </w:sdt>
+      <w:r>
+        <w:rPr>
+          <w:lang w:val="en-GB"/>
+        </w:rPr>
+        <w:t>.</w:t>
+      </w:r>
+    </w:p>
+    <w:p>
+      <w:pPr>
+        <w:ind w:firstLine="720"/>
+        <w:rPr>
+          <w:lang w:val="en-GB"/>
+        </w:rPr>
+      </w:pPr>
+      <w:r>
+        <w:rPr>
+          <w:lang w:val="en-GB"/>
+        </w:rPr>
+        <w:lastRenderedPageBreak/>
+        <w:t xml:space="preserve">At the beginning of the experiment (day zero), we established two </w:t>
+      </w:r>
+      <w:proofErr w:type="gramStart"/>
+      <w:r>
+        <w:rPr>
+          <w:lang w:val="en-GB"/>
+        </w:rPr>
+        <w:t>large sterilized</w:t>
+      </w:r>
+      <w:proofErr w:type="gramEnd"/>
+      <w:r>
+        <w:rPr>
+          <w:lang w:val="en-GB"/>
+        </w:rPr>
+        <w:t xml:space="preserve"> bottles, one containing the autotroph (</w:t>
+      </w:r>
+      <w:r>
+        <w:rPr>
+          <w:i/>
+          <w:iCs/>
+          <w:lang w:val="en-GB"/>
+        </w:rPr>
+        <w:t>Euglena gracilis</w:t>
+      </w:r>
+      <w:r>
+        <w:rPr>
+          <w:lang w:val="en-GB"/>
+        </w:rPr>
+        <w:t>) and the other housing the heterotrophic community. The autotroph and heterotrophic community were carefully transferred into their respective sterile 40 ml cell flasks (TPP Tissue Culture Flasks, Trasadingen, Switzerland) by pipetting volumes of 6.43 ml, 9.00 ml, 15.00 ml, and 45.00 ml into the small, small-medium, medium-large, and large patches, respectively. These cultures were then subject to randomization within an incubator (memmert IPP750plus, Schwabach, Germany), maintained at a constant temperature of 20°C with continuous illumination.</w:t>
+      </w:r>
+    </w:p>
+    <w:p>
+      <w:pPr>
+        <w:rPr>
+          <w:lang w:val="en-GB"/>
+        </w:rPr>
+      </w:pPr>
+    </w:p>
+    <w:p>
+      <w:pPr>
+        <w:rPr>
+          <w:i/>
+          <w:iCs/>
+          <w:lang w:val="en-GB"/>
+        </w:rPr>
+      </w:pPr>
+      <w:r>
+        <w:rPr>
+          <w:i/>
+          <w:iCs/>
+          <w:lang w:val="en-GB"/>
+        </w:rPr>
+        <w:t>Disturbance &amp; resource flow</w:t>
+      </w:r>
+    </w:p>
+    <w:p>
+      <w:pPr>
+        <w:rPr>
+          <w:i/>
+          <w:iCs/>
+          <w:lang w:val="en-GB"/>
+        </w:rPr>
+      </w:pPr>
+    </w:p>
+    <w:p>
+      <w:pPr>
+        <w:rPr>
+          <w:lang w:val="en-GB"/>
+        </w:rPr>
+      </w:pPr>
+      <w:r>
+        <w:rPr>
+          <w:lang w:val="en-GB"/>
+        </w:rPr>
+        <w:t>To establish connectivity between the patches within the meta-ecosystem via resource flow, a regular portion of each patch was subjected to boiling. This treated portion was then directed to flow into the connected patch, thus creating a bidirectional exchange of resources. The cultures underwent disturbance at two distinct levels: either size-dependent (4.5 ml) or size-independent flow to their individual sizes (equivalent to 70</w:t>
+      </w:r>
+      <w:r>
+        <w:rPr>
+          <w:lang w:val="en-GB"/>
+        </w:rPr>
+        <w:t xml:space="preserve"> %</w:t>
+      </w:r>
+      <w:r>
+        <w:rPr>
+          <w:lang w:val="en-GB"/>
+        </w:rPr>
+        <w:t xml:space="preserve"> of each patch's size). Under the size-dependent disturbance scenario, smaller patches experienced more pronounced disturbance. In contrast, within the context of size-independent flow, all patches were uniformly disturbed to 70</w:t>
+      </w:r>
+      <w:r>
+        <w:rPr>
+          <w:lang w:val="en-GB"/>
+        </w:rPr>
+        <w:t xml:space="preserve"> %</w:t>
+      </w:r>
+      <w:r>
+        <w:rPr>
+          <w:lang w:val="en-GB"/>
+        </w:rPr>
+        <w:t xml:space="preserve"> of their original content. For the size-dependent flow, 70</w:t>
+      </w:r>
+      <w:r>
+        <w:rPr>
+          <w:lang w:val="en-GB"/>
+        </w:rPr>
+        <w:t xml:space="preserve"> %</w:t>
+      </w:r>
+      <w:r>
+        <w:rPr>
+          <w:lang w:val="en-GB"/>
+        </w:rPr>
+        <w:t xml:space="preserve"> of the content from the small patches, 50</w:t>
+      </w:r>
+      <w:r>
+        <w:rPr>
+          <w:lang w:val="en-GB"/>
+        </w:rPr>
+        <w:t xml:space="preserve"> %</w:t>
+      </w:r>
+      <w:r>
+        <w:rPr>
+          <w:lang w:val="en-GB"/>
+        </w:rPr>
+        <w:t xml:space="preserve"> from the small-medium patches, 30</w:t>
+      </w:r>
+      <w:r>
+        <w:rPr>
+          <w:lang w:val="en-GB"/>
+        </w:rPr>
+        <w:t xml:space="preserve"> %</w:t>
+      </w:r>
+      <w:r>
+        <w:rPr>
+          <w:lang w:val="en-GB"/>
+        </w:rPr>
+        <w:t xml:space="preserve"> from the medium-large patches, and 10</w:t>
+      </w:r>
+      <w:r>
+        <w:rPr>
+          <w:lang w:val="en-GB"/>
+        </w:rPr>
+        <w:t xml:space="preserve"> %</w:t>
+      </w:r>
+      <w:r>
+        <w:rPr>
+          <w:lang w:val="en-GB"/>
+        </w:rPr>
+        <w:t xml:space="preserve"> from the large patches were subjected to disturbance. In order to make the isolated patches comparable to the meta-ecosystem patches, a portion of their community was boiled, but it was subsequently reintroduced to the originating patch. The process of disturbance occurred at four-day intervals, commencing on day five and amounting to a total of six disturbances. The boiling procedure involved transferring a portion of each culture into a falcon tube (SPL life sciences skirted conical centrifuge tubes, Naechon-myeon, Korea) and heating the tube's contents using a laboratory oven (VWR DRY-Line, Radnor, United States and Binder FD 23, Tuttlingen, Germany).</w:t>
+      </w:r>
+    </w:p>
+    <w:p>
+      <w:pPr>
+        <w:rPr>
+          <w:lang w:val="en-GB"/>
+        </w:rPr>
+      </w:pPr>
+    </w:p>
+    <w:p>
+      <w:pPr>
+        <w:rPr>
+          <w:i/>
+          <w:iCs/>
+          <w:lang w:val="en-GB"/>
+        </w:rPr>
+      </w:pPr>
+      <w:r>
+        <w:rPr>
+          <w:i/>
+          <w:iCs/>
+          <w:lang w:val="en-GB"/>
+        </w:rPr>
+        <w:t>Sampling</w:t>
+      </w:r>
+    </w:p>
+    <w:p>
+      <w:pPr>
+        <w:rPr>
+          <w:i/>
+          <w:iCs/>
+          <w:lang w:val="en-GB"/>
+        </w:rPr>
+      </w:pPr>
+    </w:p>
+    <w:p>
+      <w:pPr>
+        <w:rPr>
+          <w:lang w:val="en-GB"/>
+        </w:rPr>
+      </w:pPr>
+      <w:r>
+        <w:rPr>
+          <w:lang w:val="en-GB"/>
+        </w:rPr>
+        <w:t>For the assessment of protist abundance, species composition, biomass, and characteristics within each patch, we conducted periodic sampling of 0.2 ml from each microcosm. These samples were filmed for a duration of five seconds using a dissecting microscope</w:t>
+      </w:r>
+      <w:r>
+        <w:rPr>
+          <w:lang w:val="en-GB"/>
+        </w:rPr>
+        <w:t xml:space="preserve"> </w:t>
+      </w:r>
+      <w:sdt>
+        <w:sdtPr>
+          <w:rPr>
+            <w:lang w:val="en-GB"/>
+          </w:rPr>
+          <w:tag w:val="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"/>
+          <w:id w:val="1560827854"/>
+          <w:placeholder>
+            <w:docPart w:val="DefaultPlaceholder_-1854013440"/>
+          </w:placeholder>
+        </w:sdtPr>
+        <w:sdtContent>
+          <w:r>
+            <w:rPr>
+              <w:rFonts w:eastAsia="Times New Roman"/>
+            </w:rPr>
+            <w:t>(Pennekamp et al., 2015; Pennekamp &amp; Schtickzelle, 2013)</w:t>
+          </w:r>
+        </w:sdtContent>
+      </w:sdt>
+      <w:r>
+        <w:rPr>
+          <w:lang w:val="en-GB"/>
+        </w:rPr>
+        <w:t xml:space="preserve">. The sampling routine occurred every four days, commencing from day zero. In addition to recording our experimental treatments throughout the study, we also filmed the protist monocultures utilised in setting up the experiment on day zero. This </w:t>
+      </w:r>
+      <w:r>
+        <w:rPr>
+          <w:lang w:val="en-GB"/>
+        </w:rPr>
+        <w:t>endeavour</w:t>
+      </w:r>
+      <w:r>
+        <w:rPr>
+          <w:lang w:val="en-GB"/>
+        </w:rPr>
+        <w:t xml:space="preserve"> aimed to create a training dataset for species identification. We captured a sufficient number of videos for each monoculture, aiming to include at least 100 individuals of each species.</w:t>
+      </w:r>
+    </w:p>
+    <w:p>
+      <w:pPr>
+        <w:rPr>
+          <w:lang w:val="en-GB"/>
+        </w:rPr>
+      </w:pPr>
+    </w:p>
+    <w:p>
+      <w:pPr>
+        <w:rPr>
+          <w:i/>
+          <w:iCs/>
+          <w:lang w:val="en-GB"/>
+        </w:rPr>
+      </w:pPr>
+      <w:r>
+        <w:rPr>
+          <w:i/>
+          <w:iCs/>
+          <w:lang w:val="en-GB"/>
+        </w:rPr>
+        <w:t>Quantifying biomass and biodiversity</w:t>
+      </w:r>
+    </w:p>
+    <w:p>
+      <w:pPr>
+        <w:rPr>
+          <w:i/>
+          <w:iCs/>
+          <w:lang w:val="en-GB"/>
+        </w:rPr>
+      </w:pPr>
+    </w:p>
+    <w:p>
+      <w:pPr>
+        <w:rPr>
+          <w:lang w:val="en-GB"/>
+        </w:rPr>
+      </w:pPr>
+      <w:r>
+        <w:rPr>
+          <w:lang w:val="en-GB"/>
+        </w:rPr>
+        <w:t xml:space="preserve">To characterise protist communities, we utilised the R-package BEMOVI </w:t>
+      </w:r>
+      <w:sdt>
+        <w:sdtPr>
+          <w:rPr>
+            <w:color w:val="000000"/>
+            <w:lang w:val="en-GB"/>
+          </w:rPr>
+          <w:tag w:val="MENDELEY_CITATION_v3_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"/>
+          <w:id w:val="1802186814"/>
+          <w:placeholder>
+            <w:docPart w:val="DefaultPlaceholder_-1854013440"/>
+          </w:placeholder>
+        </w:sdtPr>
+        <w:sdtContent>
+          <w:r>
+            <w:rPr>
+              <w:color w:val="000000"/>
+              <w:lang w:val="en-GB"/>
+            </w:rPr>
+            <w:t>(Pennekamp et al., 2015)</w:t>
+          </w:r>
+        </w:sdtContent>
+      </w:sdt>
+      <w:r>
+        <w:rPr>
+          <w:lang w:val="en-GB"/>
+        </w:rPr>
+        <w:t xml:space="preserve">. Biodiversity calculations were exclusively carried out for heterotrophic patches, as the autotrophic patches were constituted by monocultures. Initially, we extracted data on the </w:t>
+      </w:r>
+      <w:r>
+        <w:rPr>
+          <w:lang w:val="en-GB"/>
+        </w:rPr>
+        <w:lastRenderedPageBreak/>
+        <w:t>abundance and traits (e.g., speed, shape, size) of moving particles from the videos. Subsequently, these traits were employed to filter out particles that did not correspond to protists. For instance, particles displaying excessive movement speed were excluded from the analysis, as unlikely to be protists. Biomass determination was derived from the cumulative area of the protists, referred to as "bioarea." The assessment of biodiversity encompassed two steps. Initially, we identified protist species by employing a support vector machine model</w:t>
+      </w:r>
+      <w:r>
+        <w:rPr>
+          <w:lang w:val="en-GB"/>
+        </w:rPr>
+        <w:t xml:space="preserve"> </w:t>
+      </w:r>
+      <w:sdt>
+        <w:sdtPr>
+          <w:rPr>
+            <w:color w:val="000000"/>
+            <w:lang w:val="en-GB"/>
+          </w:rPr>
+          <w:tag w:val="MENDELEY_CITATION_v3_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"/>
+          <w:id w:val="-1732535431"/>
+          <w:placeholder>
+            <w:docPart w:val="DefaultPlaceholder_-1854013440"/>
+          </w:placeholder>
+        </w:sdtPr>
+        <w:sdtContent>
+          <w:r>
+            <w:rPr>
+              <w:color w:val="000000"/>
+              <w:lang w:val="en-GB"/>
+            </w:rPr>
+            <w:t>(Cortes et al., 1995)</w:t>
+          </w:r>
+        </w:sdtContent>
+      </w:sdt>
+      <w:r>
+        <w:rPr>
+          <w:lang w:val="en-GB"/>
+        </w:rPr>
+        <w:t>, utilizing all extracted traits as predictor variables and protist monocultures as a training dataset. The "e1071" R-package</w:t>
+      </w:r>
+      <w:r>
+        <w:rPr>
+          <w:lang w:val="en-GB"/>
+        </w:rPr>
+        <w:t xml:space="preserve"> </w:t>
+      </w:r>
+      <w:sdt>
+        <w:sdtPr>
+          <w:rPr>
+            <w:color w:val="000000"/>
+            <w:lang w:val="en-GB"/>
+          </w:rPr>
+          <w:tag w:val="MENDELEY_CITATION_v3_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"/>
+          <w:id w:val="1555887831"/>
+          <w:placeholder>
+            <w:docPart w:val="DefaultPlaceholder_-1854013440"/>
+          </w:placeholder>
+        </w:sdtPr>
+        <w:sdtContent>
+          <w:r>
+            <w:rPr>
+              <w:color w:val="000000"/>
+              <w:lang w:val="en-GB"/>
+            </w:rPr>
+            <w:t>(Dimitriadou et al., 2006)</w:t>
+          </w:r>
+        </w:sdtContent>
+      </w:sdt>
+      <w:r>
+        <w:rPr>
+          <w:lang w:val="en-GB"/>
+        </w:rPr>
+        <w:t xml:space="preserve">  was employed for this purpose. Subsequently, biodiversity was quantified using the Shannon Index</w:t>
+      </w:r>
+      <w:r>
+        <w:rPr>
+          <w:lang w:val="en-GB"/>
+        </w:rPr>
+        <w:t xml:space="preserve"> </w:t>
+      </w:r>
+      <w:sdt>
+        <w:sdtPr>
+          <w:rPr>
+            <w:lang w:val="en-GB"/>
+          </w:rPr>
+          <w:tag w:val="MENDELEY_CITATION_TEMP"/>
+          <w:id w:val="-2047442945"/>
+          <w:placeholder>
+            <w:docPart w:val="DefaultPlaceholder_-1854013440"/>
+          </w:placeholder>
+          <w15:appearance w15:val="hidden"/>
+        </w:sdtPr>
+        <w:sdtContent>
+          <w:r>
+            <w:rPr>
+              <w:lang w:val="en-GB"/>
+            </w:rPr>
+            <w:t>(Shannon ref)</w:t>
+          </w:r>
+        </w:sdtContent>
+      </w:sdt>
+      <w:sdt>
+        <w:sdtPr>
+          <w:rPr>
+            <w:lang w:val="en-GB"/>
+          </w:rPr>
+          <w:tag w:val="MENDELEY_CITATION_TEMP"/>
+          <w:id w:val="-1230312209"/>
+          <w:placeholder>
+            <w:docPart w:val="DefaultPlaceholder_-1854013440"/>
+          </w:placeholder>
+          <w15:appearance w15:val="hidden"/>
+        </w:sdtPr>
+        <w:sdtContent>
+          <w:r>
+            <w:rPr>
+              <w:lang w:val="en-GB"/>
+            </w:rPr>
+            <w:t xml:space="preserve"> </w:t>
+          </w:r>
+        </w:sdtContent>
+      </w:sdt>
+      <w:r>
+        <w:rPr>
+          <w:lang w:val="en-GB"/>
+        </w:rPr>
+        <w:t>.</w:t>
+      </w:r>
+    </w:p>
+    <w:p>
+      <w:pPr>
+        <w:rPr>
+          <w:lang w:val="en-GB"/>
+        </w:rPr>
+      </w:pPr>
+    </w:p>
+    <w:p>
+      <w:pPr>
+        <w:rPr>
+          <w:i/>
+          <w:iCs/>
+          <w:lang w:val="en-GB"/>
+        </w:rPr>
+      </w:pPr>
+      <w:r>
+        <w:rPr>
+          <w:i/>
+          <w:iCs/>
+          <w:lang w:val="en-GB"/>
+        </w:rPr>
+        <w:t>Statistical analysis</w:t>
+      </w:r>
+    </w:p>
+    <w:p>
+      <w:pPr>
+        <w:rPr>
+          <w:i/>
+          <w:iCs/>
+          <w:lang w:val="en-GB"/>
+        </w:rPr>
+      </w:pPr>
+    </w:p>
+    <w:p>
+      <w:pPr>
+        <w:rPr>
+          <w:i/>
+          <w:iCs/>
+          <w:lang w:val="en-GB"/>
+        </w:rPr>
+      </w:pPr>
+    </w:p>
+    <w:p>
+      <w:pPr>
+        <w:rPr>
+          <w:lang w:val="en-GB"/>
+        </w:rPr>
+      </w:pPr>
+    </w:p>
+    <w:p>
+      <w:pPr>
+        <w:rPr>
+          <w:lang w:val="en-GB"/>
+        </w:rPr>
+      </w:pPr>
+      <w:r>
+        <w:rPr>
+          <w:lang w:val="en-GB"/>
+        </w:rPr>
+        <w:t>Meta-ecosystem level: effects of patch size</w:t>
+      </w:r>
+    </w:p>
+    <w:p>
+      <w:pPr>
+        <w:rPr>
+          <w:lang w:val="en-GB"/>
+        </w:rPr>
+      </w:pPr>
+    </w:p>
+    <w:p>
+      <w:pPr>
+        <w:rPr>
+          <w:lang w:val="en-GB"/>
+        </w:rPr>
+      </w:pPr>
+      <w:r>
+        <w:rPr>
+          <w:lang w:val="en-GB"/>
+        </w:rPr>
+        <w:t>Meta-ecosystem level: effects of resource flow</w:t>
+      </w:r>
+    </w:p>
+    <w:p>
+      <w:pPr>
+        <w:rPr>
+          <w:lang w:val="en-GB"/>
+        </w:rPr>
+      </w:pPr>
+    </w:p>
+    <w:p>
+      <w:pPr>
+        <w:rPr>
+          <w:lang w:val="en-GB"/>
+        </w:rPr>
+      </w:pPr>
+      <w:r>
+        <w:rPr>
+          <w:lang w:val="en-GB"/>
+        </w:rPr>
+        <w:t>Spatial feedback in meta-ecosystems</w:t>
+      </w:r>
+    </w:p>
+    <w:p>
+      <w:pPr>
+        <w:rPr>
+          <w:lang w:val="en-GB"/>
+        </w:rPr>
+      </w:pPr>
+    </w:p>
+    <w:p>
+      <w:pPr>
+        <w:rPr>
+          <w:lang w:val="en-GB"/>
+        </w:rPr>
+      </w:pPr>
+      <w:r>
+        <w:rPr>
+          <w:lang w:val="en-GB"/>
+        </w:rPr>
+        <w:t>Patch level: effects of resource flow</w:t>
+      </w:r>
+    </w:p>
+    <w:p>
+      <w:pPr>
+        <w:rPr>
+          <w:lang w:val="en-GB"/>
+        </w:rPr>
+      </w:pPr>
+    </w:p>
+    <w:p>
+      <w:pPr>
+        <w:rPr>
+          <w:lang w:val="en-GB"/>
+        </w:rPr>
+      </w:pPr>
+      <w:r>
+        <w:rPr>
+          <w:lang w:val="en-GB"/>
+        </w:rPr>
+        <w:t>Patch level: effects of patch size per se</w:t>
+      </w:r>
+    </w:p>
+    <w:p>
+      <w:pPr>
+        <w:rPr>
+          <w:lang w:val="en-GB"/>
+        </w:rPr>
+      </w:pPr>
+    </w:p>
+    <w:p>
+      <w:pPr>
+        <w:rPr>
+          <w:b/>
+          <w:bCs/>
+          <w:lang w:val="en-GB"/>
+        </w:rPr>
+      </w:pPr>
+      <w:r>
+        <w:rPr>
+          <w:b/>
+          <w:bCs/>
+          <w:lang w:val="en-GB"/>
+        </w:rPr>
+        <w:t>Results</w:t>
+      </w:r>
+    </w:p>
+    <w:p>
+      <w:pPr>
+        <w:rPr>
+          <w:lang w:val="en-GB"/>
+        </w:rPr>
+      </w:pPr>
+    </w:p>
+    <w:p>
+      <w:pPr>
+        <w:rPr>
+          <w:i/>
+          <w:iCs/>
+          <w:lang w:val="en-GB"/>
+        </w:rPr>
+      </w:pPr>
+      <w:r>
+        <w:rPr>
+          <w:i/>
+          <w:iCs/>
+          <w:lang w:val="en-GB"/>
+        </w:rPr>
+        <w:t>Section</w:t>
+      </w:r>
+    </w:p>
+    <w:p>
+      <w:pPr>
+        <w:rPr>
+          <w:lang w:val="en-GB"/>
+        </w:rPr>
+      </w:pPr>
+    </w:p>
+    <w:p>
+      <w:pPr>
+        <w:rPr>
+          <w:i/>
+          <w:iCs/>
+          <w:lang w:val="en-GB"/>
+        </w:rPr>
+      </w:pPr>
+      <w:r>
+        <w:rPr>
+          <w:i/>
+          <w:iCs/>
+          <w:lang w:val="en-GB"/>
+        </w:rPr>
+        <w:t>Section</w:t>
+      </w:r>
+    </w:p>
+    <w:p>
+      <w:pPr>
+        <w:rPr>
+          <w:lang w:val="en-GB"/>
+        </w:rPr>
+      </w:pPr>
+    </w:p>
+    <w:p>
+      <w:pPr>
+        <w:rPr>
+          <w:i/>
+          <w:iCs/>
+          <w:lang w:val="en-GB"/>
+        </w:rPr>
+      </w:pPr>
+      <w:r>
+        <w:rPr>
+          <w:i/>
+          <w:iCs/>
+          <w:lang w:val="en-GB"/>
+        </w:rPr>
+        <w:t>Section</w:t>
+      </w:r>
+    </w:p>
+    <w:p>
+      <w:pPr>
+        <w:rPr>
+          <w:lang w:val="en-GB"/>
+        </w:rPr>
+      </w:pPr>
+    </w:p>
+    <w:p>
+      <w:pPr>
+        <w:rPr>
+          <w:b/>
+          <w:bCs/>
+          <w:lang w:val="en-GB"/>
+        </w:rPr>
+      </w:pPr>
+      <w:r>
+        <w:rPr>
+          <w:b/>
+          <w:bCs/>
+          <w:lang w:val="en-GB"/>
+        </w:rPr>
+        <w:t>Discussion</w:t>
+      </w:r>
+    </w:p>
+    <w:p>
+      <w:pPr>
+        <w:rPr>
+          <w:lang w:val="en-GB"/>
+        </w:rPr>
+      </w:pPr>
+    </w:p>
+    <w:p>
+      <w:pPr>
+        <w:rPr>
+          <w:b/>
+          <w:bCs/>
+          <w:lang w:val="en-GB"/>
+        </w:rPr>
+      </w:pPr>
+      <w:r>
+        <w:rPr>
+          <w:b/>
+          <w:bCs/>
+          <w:lang w:val="en-GB"/>
+        </w:rPr>
+        <w:t>Acknowledgements</w:t>
+      </w:r>
+    </w:p>
+    <w:p>
+      <w:pPr>
+        <w:rPr>
+          <w:b/>
+          <w:bCs/>
+          <w:lang w:val="en-GB"/>
+        </w:rPr>
+      </w:pPr>
+    </w:p>
+    <w:p>
+      <w:pPr>
+        <w:rPr>
+          <w:b/>
+          <w:bCs/>
+          <w:lang w:val="en-GB"/>
+        </w:rPr>
+      </w:pPr>
+      <w:r>
+        <w:rPr>
+          <w:b/>
+          <w:bCs/>
+          <w:lang w:val="en-GB"/>
+        </w:rPr>
+        <w:t>We extend our gratitude to Heng Zhang for statistical insights, and Dario Jelmini and Mark Brandenberg for experiment assistance in the Aquatic Ecology course of ETH Zurich and the University of Zurich. Thanks to Frank Pennekamp and Felix Moerman for BEMOVI guidance. Additionally, we appreciate the contribution of ChatGPT in enhancing the clarity and conciseness of the manuscript. This project received funding from the Swiss National Science Foundation (grant no. 10030\_197410) and the University of Zurich Research Priority Programme on Global Change and Biodiversity (URPP GCB), acquired by F.A. I.G. was supported by ...</w:t>
+      </w:r>
+    </w:p>
+    <w:p>
+      <w:pPr>
+        <w:rPr>
+          <w:lang w:val="en-GB"/>
+        </w:rPr>
+      </w:pPr>
+    </w:p>
+    <w:p>
+      <w:pPr>
+        <w:rPr>
+          <w:b/>
+          <w:bCs/>
+          <w:lang w:val="en-GB"/>
+        </w:rPr>
+      </w:pPr>
+      <w:r>
+        <w:rPr>
+          <w:b/>
+          <w:bCs/>
+          <w:lang w:val="en-GB"/>
+        </w:rPr>
+        <w:t>References</w:t>
+      </w:r>
+    </w:p>
+    <w:p>
+      <w:pPr>
+        <w:rPr>
+          <w:lang w:val="en-GB"/>
+        </w:rPr>
+      </w:pPr>
+    </w:p>
+    <w:sdt>
+      <w:sdtPr>
+        <w:rPr>
+          <w:lang w:val="en-GB"/>
+        </w:rPr>
+        <w:tag w:val="MENDELEY_BIBLIOGRAPHY"/>
+        <w:id w:val="-1620287232"/>
+        <w:placeholder>
+          <w:docPart w:val="DefaultPlaceholder_-1854013440"/>
+        </w:placeholder>
+      </w:sdtPr>
+      <w:sdtContent>
+        <w:p>
+          <w:pPr>
+            <w:autoSpaceDE w:val="0"/>
+            <w:autoSpaceDN w:val="0"/>
+            <w:ind w:hanging="480"/>
+            <w:divId w:val="1227373275"/>
+            <w:rPr>
+              <w:rFonts w:eastAsia="Times New Roman"/>
+              <w:kern w:val="0"/>
+              <w14:ligatures w14:val="none"/>
+            </w:rPr>
+          </w:pPr>
+          <w:r>
+            <w:rPr>
+              <w:rFonts w:eastAsia="Times New Roman"/>
+            </w:rPr>
+            <w:t xml:space="preserve">Altermatt, F., Fronhofer, E. A., Garnier, A., Giometto, A., Hammes, F., Klecka, J., Legrand, D., Mächler, E., Massie, T. M., Pennekamp, F., Plebani, M., Pontarp, M., Schtickzelle, N., Thuillier, V., &amp; Petchey, O. L. (2015). Big answers from small worlds: A user’s guide for protist microcosms as a model system in ecology and evolution. </w:t>
+          </w:r>
+          <w:r>
+            <w:rPr>
+              <w:rFonts w:eastAsia="Times New Roman"/>
+              <w:i/>
+              <w:iCs/>
+            </w:rPr>
+            <w:t>Methods in Ecology and Evolution</w:t>
+          </w:r>
+          <w:r>
+            <w:rPr>
+              <w:rFonts w:eastAsia="Times New Roman"/>
+            </w:rPr>
+            <w:t xml:space="preserve">, </w:t>
+          </w:r>
+          <w:r>
+            <w:rPr>
+              <w:rFonts w:eastAsia="Times New Roman"/>
+              <w:i/>
+              <w:iCs/>
+            </w:rPr>
+            <w:t>6</w:t>
+          </w:r>
+          <w:r>
+            <w:rPr>
+              <w:rFonts w:eastAsia="Times New Roman"/>
+            </w:rPr>
+            <w:t>(2), 218–231. https://doi.org/10.1111/2041-210X.12312</w:t>
+          </w:r>
+        </w:p>
+        <w:p>
+          <w:pPr>
+            <w:autoSpaceDE w:val="0"/>
+            <w:autoSpaceDN w:val="0"/>
+            <w:ind w:hanging="480"/>
+            <w:divId w:val="1976831070"/>
+            <w:rPr>
+              <w:rFonts w:eastAsia="Times New Roman"/>
+            </w:rPr>
+          </w:pPr>
+          <w:r>
+            <w:rPr>
+              <w:rFonts w:eastAsia="Times New Roman"/>
+            </w:rPr>
+            <w:t xml:space="preserve">Chown, S. L., &amp; Mcgeoch, M. A. (2023). Functional Trait Variation Along Animal Invasion Pathways. </w:t>
+          </w:r>
+          <w:r>
+            <w:rPr>
+              <w:rFonts w:eastAsia="Times New Roman"/>
+              <w:i/>
+              <w:iCs/>
+            </w:rPr>
+            <w:t>Annu. Rev. Ecol. Evol. Syst. 2023</w:t>
+          </w:r>
+          <w:r>
+            <w:rPr>
+              <w:rFonts w:eastAsia="Times New Roman"/>
+            </w:rPr>
+            <w:t xml:space="preserve">, </w:t>
+          </w:r>
+          <w:r>
+            <w:rPr>
+              <w:rFonts w:eastAsia="Times New Roman"/>
+              <w:i/>
+              <w:iCs/>
+            </w:rPr>
+            <w:t>54</w:t>
+          </w:r>
+          <w:r>
+            <w:rPr>
+              <w:rFonts w:eastAsia="Times New Roman"/>
+            </w:rPr>
+            <w:t>, 151–170. https://doi.org/10.1146/annurev-ecolsys-102220</w:t>
+          </w:r>
+        </w:p>
+        <w:p>
+          <w:pPr>
+            <w:autoSpaceDE w:val="0"/>
+            <w:autoSpaceDN w:val="0"/>
+            <w:ind w:hanging="480"/>
+            <w:divId w:val="29838832"/>
+            <w:rPr>
+              <w:rFonts w:eastAsia="Times New Roman"/>
+            </w:rPr>
+          </w:pPr>
+          <w:r>
+            <w:rPr>
+              <w:rFonts w:eastAsia="Times New Roman"/>
+            </w:rPr>
+            <w:t xml:space="preserve">Cortes, C., Vapnik, V., &amp; Saitta, L. (1995). Support-Vector Networks. </w:t>
+          </w:r>
+          <w:r>
+            <w:rPr>
+              <w:rFonts w:eastAsia="Times New Roman"/>
+              <w:i/>
+              <w:iCs/>
+            </w:rPr>
+            <w:t>Machine Learning</w:t>
+          </w:r>
+          <w:r>
+            <w:rPr>
+              <w:rFonts w:eastAsia="Times New Roman"/>
+            </w:rPr>
+            <w:t xml:space="preserve">, </w:t>
+          </w:r>
+          <w:r>
+            <w:rPr>
+              <w:rFonts w:eastAsia="Times New Roman"/>
+              <w:i/>
+              <w:iCs/>
+            </w:rPr>
+            <w:t>20</w:t>
+          </w:r>
+          <w:r>
+            <w:rPr>
+              <w:rFonts w:eastAsia="Times New Roman"/>
+            </w:rPr>
+            <w:t>, 273–297.</w:t>
+          </w:r>
+        </w:p>
+        <w:p>
+          <w:pPr>
+            <w:autoSpaceDE w:val="0"/>
+            <w:autoSpaceDN w:val="0"/>
+            <w:ind w:hanging="480"/>
+            <w:divId w:val="195899205"/>
+            <w:rPr>
+              <w:rFonts w:eastAsia="Times New Roman"/>
+            </w:rPr>
+          </w:pPr>
+          <w:r>
+            <w:rPr>
+              <w:rFonts w:eastAsia="Times New Roman"/>
+            </w:rPr>
+            <w:t xml:space="preserve">Dimitriadou, E., Hornik, K., Leisch, F., Meyer, D., &amp; Maintainer, A. W. (2006). </w:t>
+          </w:r>
+          <w:r>
+            <w:rPr>
+              <w:rFonts w:eastAsia="Times New Roman"/>
+              <w:i/>
+              <w:iCs/>
+            </w:rPr>
+            <w:t>Misc Functions of the Department of Statistics (e1071), TU Wien</w:t>
+          </w:r>
+          <w:r>
+            <w:rPr>
+              <w:rFonts w:eastAsia="Times New Roman"/>
+            </w:rPr>
+            <w:t>.</w:t>
+          </w:r>
+        </w:p>
+        <w:p>
+          <w:pPr>
+            <w:autoSpaceDE w:val="0"/>
+            <w:autoSpaceDN w:val="0"/>
+            <w:ind w:hanging="480"/>
+            <w:divId w:val="134101270"/>
+            <w:rPr>
+              <w:rFonts w:eastAsia="Times New Roman"/>
+            </w:rPr>
+          </w:pPr>
+          <w:r>
+            <w:rPr>
+              <w:rFonts w:eastAsia="Times New Roman"/>
+            </w:rPr>
+            <w:t xml:space="preserve">Pennekamp, F., &amp; Schtickzelle, N. (2013). Implementing image analysis in laboratory-based experimental systems for ecology and evolution: A hands-on guide. </w:t>
+          </w:r>
+          <w:r>
+            <w:rPr>
+              <w:rFonts w:eastAsia="Times New Roman"/>
+              <w:i/>
+              <w:iCs/>
+            </w:rPr>
+            <w:t>Methods in Ecology and Evolution</w:t>
+          </w:r>
+          <w:r>
+            <w:rPr>
+              <w:rFonts w:eastAsia="Times New Roman"/>
+            </w:rPr>
+            <w:t xml:space="preserve">, </w:t>
+          </w:r>
+          <w:r>
+            <w:rPr>
+              <w:rFonts w:eastAsia="Times New Roman"/>
+              <w:i/>
+              <w:iCs/>
+            </w:rPr>
+            <w:t>4</w:t>
+          </w:r>
+          <w:r>
+            <w:rPr>
+              <w:rFonts w:eastAsia="Times New Roman"/>
+            </w:rPr>
+            <w:t>(5), 483–492. https://doi.org/10.1111/2041-210X.12036</w:t>
+          </w:r>
+        </w:p>
+        <w:p>
+          <w:pPr>
+            <w:autoSpaceDE w:val="0"/>
+            <w:autoSpaceDN w:val="0"/>
+            <w:ind w:hanging="480"/>
+            <w:divId w:val="168718033"/>
+            <w:rPr>
+              <w:rFonts w:eastAsia="Times New Roman"/>
+            </w:rPr>
+          </w:pPr>
+          <w:r>
+            <w:rPr>
+              <w:rFonts w:eastAsia="Times New Roman"/>
+            </w:rPr>
+            <w:t xml:space="preserve">Pennekamp, F., Schtickzelle, N., &amp; Petchey, O. L. (2015). BEMOVI, software for extracting behavior and morphology from videos, illustrated with analyses of microbes. </w:t>
+          </w:r>
+          <w:r>
+            <w:rPr>
+              <w:rFonts w:eastAsia="Times New Roman"/>
+              <w:i/>
+              <w:iCs/>
+            </w:rPr>
+            <w:t>Ecology and Evolution</w:t>
+          </w:r>
+          <w:r>
+            <w:rPr>
+              <w:rFonts w:eastAsia="Times New Roman"/>
+            </w:rPr>
+            <w:t xml:space="preserve">, </w:t>
+          </w:r>
+          <w:r>
+            <w:rPr>
+              <w:rFonts w:eastAsia="Times New Roman"/>
+              <w:i/>
+              <w:iCs/>
+            </w:rPr>
+            <w:t>5</w:t>
+          </w:r>
+          <w:r>
+            <w:rPr>
+              <w:rFonts w:eastAsia="Times New Roman"/>
+            </w:rPr>
+            <w:t>(13), 2584–2595. https://doi.org/10.1002/ece3.1529</w:t>
+          </w:r>
+        </w:p>
+        <w:p>
+          <w:pPr>
+            <w:rPr>
+              <w:lang w:val="en-GB"/>
+            </w:rPr>
+          </w:pPr>
+          <w:r>
+            <w:rPr>
+              <w:rFonts w:eastAsia="Times New Roman"/>
+            </w:rPr>
+            <w:t> </w:t>
+          </w:r>
+        </w:p>
+      </w:sdtContent>
+    </w:sdt>
+    <w:p>
+      <w:pPr>
+        <w:rPr>
+          <w:lang w:val="en-GB"/>
+        </w:rPr>
+      </w:pPr>
+    </w:p>
+    <w:p>
+      <w:pPr>
+        <w:rPr>
+          <w:b/>
+          <w:bCs/>
+          <w:lang w:val="en-GB"/>
+        </w:rPr>
+      </w:pPr>
+      <w:r>
+        <w:rPr>
+          <w:b/>
+          <w:bCs/>
+          <w:lang w:val="en-GB"/>
+        </w:rPr>
+        <w:t>Figure legends</w:t>
+      </w:r>
+    </w:p>
+    <w:p>
+      <w:pPr>
+        <w:rPr>
+          <w:b/>
+          <w:bCs/>
+          <w:lang w:val="en-GB"/>
+        </w:rPr>
+      </w:pPr>
+    </w:p>
+    <w:p>
+      <w:pPr>
+        <w:rPr>
+          <w:b/>
+          <w:bCs/>
+          <w:lang w:val="en-GB"/>
+        </w:rPr>
+      </w:pPr>
+      <w:r>
+        <w:rPr>
+          <w:b/>
+          <w:bCs/>
+          <w:lang w:val="en-GB"/>
+        </w:rPr>
+        <w:t xml:space="preserve">Figure 1: </w:t>
+      </w:r>
+      <w:r>
+        <w:rPr>
+          <w:b/>
+          <w:bCs/>
+          <w:lang w:val="en-GB"/>
+        </w:rPr>
+        <w:t>Experimental Setup. The investigation delved into the impact of resource flows, whether size-dependent or size-independent flow to patch size, on meta-ecosystems. Experimental meta-ecosystems comprised a pair of patches, one hosting autotrophic organisms and the other heterotrophic organisms. The autotrophic ecosystems were cultivated as monocultures of the alga \</w:t>
+      </w:r>
+      <w:proofErr w:type="spellStart"/>
+      <w:proofErr w:type="gramStart"/>
+      <w:r>
+        <w:rPr>
+          <w:b/>
+          <w:bCs/>
+          <w:lang w:val="en-GB"/>
+        </w:rPr>
+        <w:t>textit</w:t>
+      </w:r>
+      <w:proofErr w:type="spellEnd"/>
+      <w:r>
+        <w:rPr>
+          <w:b/>
+          <w:bCs/>
+          <w:lang w:val="en-GB"/>
+        </w:rPr>
+        <w:t>{</w:t>
+      </w:r>
+      <w:proofErr w:type="gramEnd"/>
+      <w:r>
+        <w:rPr>
+          <w:b/>
+          <w:bCs/>
+          <w:lang w:val="en-GB"/>
+        </w:rPr>
+        <w:t>Euglena gracilis}. On the other hand, the heterotrophic ecosystems were developed as mixed cultures, integrating ten heterotrophic species. Resource exchange was the sole interaction, devoid of any organism dispersal. The study spanned a meta-ecosystem size continuum consisting of four sizes: small, small-medium, medium-large, and large. Within each size category, two meta-ecosystems were juxtaposed: one featured size-independent resource flow (70</w:t>
+      </w:r>
+      <w:r>
+        <w:rPr>
+          <w:b/>
+          <w:bCs/>
+          <w:lang w:val="en-GB"/>
+        </w:rPr>
+        <w:t xml:space="preserve"> %</w:t>
+      </w:r>
+      <w:r>
+        <w:rPr>
+          <w:b/>
+          <w:bCs/>
+          <w:lang w:val="en-GB"/>
+        </w:rPr>
+        <w:t xml:space="preserve"> of each patch was disturbed), while the other displayed size-dependent flow resource flow (4.5ml of each patch were disturbed, equivalent to 10, 30, 50, or 70</w:t>
+      </w:r>
+      <w:r>
+        <w:rPr>
+          <w:b/>
+          <w:bCs/>
+          <w:lang w:val="en-GB"/>
+        </w:rPr>
+        <w:t xml:space="preserve"> %</w:t>
+      </w:r>
+      <w:r>
+        <w:rPr>
+          <w:b/>
+          <w:bCs/>
+          <w:lang w:val="en-GB"/>
+        </w:rPr>
+        <w:t xml:space="preserve"> of each patch). Additionally, the influence of resource flow on individual patches was explored by contrasting them with isolated patches. Each distinct treatment configuration was replicated six times, ensuring robustness in the experimental design.</w:t>
+      </w:r>
+    </w:p>
+    <w:p>
+      <w:pPr>
+        <w:rPr>
+          <w:rFonts w:eastAsia="Times New Roman"/>
+        </w:rPr>
+      </w:pPr>
+    </w:p>
+    <w:p>
+      <w:pPr>
+        <w:rPr>
+          <w:b/>
+          <w:bCs/>
+          <w:lang w:val="en-GB"/>
+        </w:rPr>
+      </w:pPr>
+      <w:r>
+        <w:rPr>
+          <w:b/>
+          <w:bCs/>
+          <w:lang w:val="en-GB"/>
+        </w:rPr>
+        <w:t>Figures</w:t>
+      </w:r>
+    </w:p>
+    <w:p>
+      <w:pPr>
+        <w:rPr>
+          <w:rFonts w:eastAsia="Times New Roman"/>
+        </w:rPr>
+      </w:pPr>
+    </w:p>
+    <w:p>
+      <w:pPr>
+        <w:rPr>
+          <w:rFonts w:eastAsia="Times New Roman"/>
+        </w:rPr>
+      </w:pPr>
+      <w:r>
+        <w:rPr>
+          <w:rFonts w:eastAsia="Times New Roman"/>
+          <w:noProof/>
+        </w:rPr>
+        <w:lastRenderedPageBreak/>
+        <w:drawing>
+          <wp:inline distT="0" distB="0" distL="0" distR="0" wp14:anchorId="151F8989" wp14:editId="00CD4E95">
+            <wp:extent cx="5731510" cy="4011930"/>
+            <wp:effectExtent l="0" t="0" r="0" b="1270"/>
+            <wp:docPr id="1626974880" name="Picture 2" descr="A screenshot of a computer screen&#10;&#10;Description automatically generated"/>
+            <wp:cNvGraphicFramePr>
+              <a:graphicFrameLocks xmlns:a="http://schemas.openxmlformats.org/drawingml/2006/main" noChangeAspect="1"/>
+            </wp:cNvGraphicFramePr>
+            <a:graphic xmlns:a="http://schemas.openxmlformats.org/drawingml/2006/main">
+              <a:graphicData uri="http://schemas.openxmlformats.org/drawingml/2006/picture">
+                <pic:pic xmlns:pic="http://schemas.openxmlformats.org/drawingml/2006/picture">
+                  <pic:nvPicPr>
+                    <pic:cNvPr id="1626974880" name="Picture 2" descr="A screenshot of a computer screen&#10;&#10;Description automatically generated"/>
+                    <pic:cNvPicPr/>
+                  </pic:nvPicPr>
+                  <pic:blipFill>
+                    <a:blip r:embed="rId7" cstate="print">
+                      <a:extLst>
+                        <a:ext uri="{28A0092B-C50C-407E-A947-70E740481C1C}">
+                          <a14:useLocalDpi xmlns:a14="http://schemas.microsoft.com/office/drawing/2010/main" val="0"/>
+                        </a:ext>
+                      </a:extLst>
+                    </a:blip>
+                    <a:stretch>
+                      <a:fillRect/>
+                    </a:stretch>
+                  </pic:blipFill>
+                  <pic:spPr>
+                    <a:xfrm>
+                      <a:off x="0" y="0"/>
+                      <a:ext cx="5731510" cy="4011930"/>
+                    </a:xfrm>
+                    <a:prstGeom prst="rect">
+                      <a:avLst/>
+                    </a:prstGeom>
+                  </pic:spPr>
+                </pic:pic>
+              </a:graphicData>
+            </a:graphic>
+          </wp:inline>
+        </w:drawing>
+      </w:r>
+    </w:p>
+    <w:p>
+      <w:pPr>
+        <w:jc w:val="center"/>
+        <w:rPr>
+          <w:rFonts w:eastAsia="Times New Roman"/>
+          <w:lang w:val="it-IT"/>
+        </w:rPr>
+      </w:pPr>
+    </w:p>
+    <w:p>
+      <w:pPr>
+        <w:jc w:val="center"/>
+        <w:rPr>
+          <w:rFonts w:eastAsia="Times New Roman"/>
+          <w:lang w:val="it-IT"/>
+        </w:rPr>
+      </w:pPr>
+      <w:r>
+        <w:rPr>
+          <w:rFonts w:eastAsia="Times New Roman"/>
+          <w:lang w:val="it-IT"/>
+        </w:rPr>
+        <w:t xml:space="preserve">Figure 1. </w:t>
+      </w:r>
+    </w:p>
+    <w:p>
+      <w:pPr>
+        <w:jc w:val="center"/>
+        <w:rPr>
+          <w:rFonts w:eastAsia="Times New Roman"/>
+          <w:lang w:val="it-IT"/>
+        </w:rPr>
+      </w:pPr>
+    </w:p>
+    <w:p>
+      <w:pPr>
+        <w:jc w:val="center"/>
+        <w:rPr>
+          <w:rFonts w:eastAsia="Times New Roman"/>
+          <w:lang w:val="it-IT"/>
+        </w:rPr>
+      </w:pPr>
+      <w:r>
+        <w:rPr>
+          <w:noProof/>
+        </w:rPr>
+        <w:drawing>
+          <wp:inline distT="0" distB="0" distL="0" distR="0" wp14:anchorId="26ADD80D" wp14:editId="30E4EF4C">
+            <wp:extent cx="5731510" cy="4092575"/>
+            <wp:effectExtent l="0" t="0" r="0" b="0"/>
+            <wp:docPr id="1091547262" name="Picture 2" descr="A graph of different types of plants&#10;&#10;Description automatically generated with medium confidence"/>
+            <wp:cNvGraphicFramePr>
+              <a:graphicFrameLocks xmlns:a="http://schemas.openxmlformats.org/drawingml/2006/main" noChangeAspect="1"/>
+            </wp:cNvGraphicFramePr>
+            <a:graphic xmlns:a="http://schemas.openxmlformats.org/drawingml/2006/main">
+              <a:graphicData uri="http://schemas.openxmlformats.org/drawingml/2006/picture">
+                <pic:pic xmlns:pic="http://schemas.openxmlformats.org/drawingml/2006/picture">
+                  <pic:nvPicPr>
+                    <pic:cNvPr id="1091547262" name="Picture 2" descr="A graph of different types of plants&#10;&#10;Description automatically generated with medium confidence"/>
+                    <pic:cNvPicPr>
+                      <a:picLocks noChangeAspect="1" noChangeArrowheads="1"/>
+                    </pic:cNvPicPr>
+                  </pic:nvPicPr>
+                  <pic:blipFill>
+                    <a:blip r:embed="rId8">
+                      <a:extLst>
+                        <a:ext uri="{28A0092B-C50C-407E-A947-70E740481C1C}">
+                          <a14:useLocalDpi xmlns:a14="http://schemas.microsoft.com/office/drawing/2010/main" val="0"/>
+                        </a:ext>
+                      </a:extLst>
+                    </a:blip>
+                    <a:srcRect/>
+                    <a:stretch>
+                      <a:fillRect/>
+                    </a:stretch>
+                  </pic:blipFill>
+                  <pic:spPr bwMode="auto">
+                    <a:xfrm>
+                      <a:off x="0" y="0"/>
+                      <a:ext cx="5731510" cy="4092575"/>
+                    </a:xfrm>
+                    <a:prstGeom prst="rect">
+                      <a:avLst/>
+                    </a:prstGeom>
+                    <a:noFill/>
+                    <a:ln>
+                      <a:noFill/>
+                    </a:ln>
+                  </pic:spPr>
+                </pic:pic>
+              </a:graphicData>
+            </a:graphic>
+          </wp:inline>
+        </w:drawing>
+      </w:r>
+    </w:p>
+    <w:p>
+      <w:pPr>
+        <w:jc w:val="center"/>
+        <w:rPr>
+          <w:rFonts w:eastAsia="Times New Roman"/>
+          <w:lang w:val="it-IT"/>
+        </w:rPr>
+      </w:pPr>
+    </w:p>
+    <w:p>
+      <w:pPr>
+        <w:jc w:val="center"/>
+        <w:rPr>
+          <w:rFonts w:eastAsia="Times New Roman"/>
+          <w:lang w:val="it-IT"/>
+        </w:rPr>
+      </w:pPr>
+      <w:r>
+        <w:rPr>
+          <w:rFonts w:eastAsia="Times New Roman"/>
+          <w:lang w:val="it-IT"/>
+        </w:rPr>
+        <w:lastRenderedPageBreak/>
+        <w:t xml:space="preserve">Figure </w:t>
+      </w:r>
+      <w:r>
+        <w:rPr>
+          <w:rFonts w:eastAsia="Times New Roman"/>
+          <w:lang w:val="it-IT"/>
+        </w:rPr>
+        <w:t>2</w:t>
+      </w:r>
+      <w:r>
+        <w:rPr>
+          <w:rFonts w:eastAsia="Times New Roman"/>
+          <w:lang w:val="it-IT"/>
+        </w:rPr>
+        <w:t xml:space="preserve">. </w:t>
+      </w:r>
+    </w:p>
+    <w:p>
+      <w:pPr>
+        <w:jc w:val="center"/>
+        <w:rPr>
+          <w:rFonts w:eastAsia="Times New Roman"/>
+          <w:lang w:val="it-IT"/>
+        </w:rPr>
+      </w:pPr>
+    </w:p>
+    <w:p>
+      <w:pPr>
+        <w:jc w:val="center"/>
+        <w:rPr>
+          <w:rFonts w:eastAsia="Times New Roman"/>
+          <w:lang w:val="it-IT"/>
+        </w:rPr>
+      </w:pPr>
+      <w:r>
+        <w:rPr>
+          <w:noProof/>
+        </w:rPr>
+        <w:drawing>
+          <wp:inline distT="0" distB="0" distL="0" distR="0" wp14:anchorId="2D749229" wp14:editId="6B6637A1">
+            <wp:extent cx="5731510" cy="4092575"/>
+            <wp:effectExtent l="0" t="0" r="0" b="0"/>
+            <wp:docPr id="1416676860" name="Picture 3" descr="A graph of different types of meta-ecosystem&#10;&#10;Description automatically generated"/>
+            <wp:cNvGraphicFramePr>
+              <a:graphicFrameLocks xmlns:a="http://schemas.openxmlformats.org/drawingml/2006/main" noChangeAspect="1"/>
+            </wp:cNvGraphicFramePr>
+            <a:graphic xmlns:a="http://schemas.openxmlformats.org/drawingml/2006/main">
+              <a:graphicData uri="http://schemas.openxmlformats.org/drawingml/2006/picture">
+                <pic:pic xmlns:pic="http://schemas.openxmlformats.org/drawingml/2006/picture">
+                  <pic:nvPicPr>
+                    <pic:cNvPr id="1416676860" name="Picture 3" descr="A graph of different types of meta-ecosystem&#10;&#10;Description automatically generated"/>
+                    <pic:cNvPicPr>
+                      <a:picLocks noChangeAspect="1" noChangeArrowheads="1"/>
+                    </pic:cNvPicPr>
+                  </pic:nvPicPr>
+                  <pic:blipFill>
+                    <a:blip r:embed="rId9">
+                      <a:extLst>
+                        <a:ext uri="{28A0092B-C50C-407E-A947-70E740481C1C}">
+                          <a14:useLocalDpi xmlns:a14="http://schemas.microsoft.com/office/drawing/2010/main" val="0"/>
+                        </a:ext>
+                      </a:extLst>
+                    </a:blip>
+                    <a:srcRect/>
+                    <a:stretch>
+                      <a:fillRect/>
+                    </a:stretch>
+                  </pic:blipFill>
+                  <pic:spPr bwMode="auto">
+                    <a:xfrm>
+                      <a:off x="0" y="0"/>
+                      <a:ext cx="5731510" cy="4092575"/>
+                    </a:xfrm>
+                    <a:prstGeom prst="rect">
+                      <a:avLst/>
+                    </a:prstGeom>
+                    <a:noFill/>
+                    <a:ln>
+                      <a:noFill/>
+                    </a:ln>
+                  </pic:spPr>
+                </pic:pic>
+              </a:graphicData>
+            </a:graphic>
+          </wp:inline>
+        </w:drawing>
+      </w:r>
+    </w:p>
+    <w:p>
+      <w:pPr>
+        <w:jc w:val="center"/>
+        <w:rPr>
+          <w:rFonts w:eastAsia="Times New Roman"/>
+          <w:lang w:val="it-IT"/>
+        </w:rPr>
+      </w:pPr>
+    </w:p>
+    <w:p>
+      <w:pPr>
+        <w:jc w:val="center"/>
+        <w:rPr>
+          <w:rFonts w:eastAsia="Times New Roman"/>
+          <w:lang w:val="it-IT"/>
+        </w:rPr>
+      </w:pPr>
+      <w:r>
+        <w:rPr>
+          <w:rFonts w:eastAsia="Times New Roman"/>
+          <w:lang w:val="it-IT"/>
+        </w:rPr>
+        <w:t>Figure 3.</w:t>
+      </w:r>
+    </w:p>
+    <w:p>
+      <w:pPr>
+        <w:jc w:val="center"/>
+        <w:rPr>
+          <w:rFonts w:eastAsia="Times New Roman"/>
+          <w:lang w:val="it-IT"/>
+        </w:rPr>
+      </w:pPr>
+    </w:p>
+    <w:p>
+      <w:pPr>
+        <w:jc w:val="center"/>
+        <w:rPr>
+          <w:rFonts w:eastAsia="Times New Roman"/>
+          <w:lang w:val="it-IT"/>
+        </w:rPr>
+      </w:pPr>
+      <w:r>
+        <w:rPr>
+          <w:noProof/>
+        </w:rPr>
+        <w:lastRenderedPageBreak/>
+        <w:drawing>
+          <wp:inline distT="0" distB="0" distL="0" distR="0" wp14:anchorId="79E3FD0E" wp14:editId="10A41CCE">
+            <wp:extent cx="5731510" cy="4092575"/>
+            <wp:effectExtent l="0" t="0" r="0" b="0"/>
+            <wp:docPr id="780989732" name="Picture 5" descr="A graph of blue lines&#10;&#10;Description automatically generated"/>
+            <wp:cNvGraphicFramePr>
+              <a:graphicFrameLocks xmlns:a="http://schemas.openxmlformats.org/drawingml/2006/main" noChangeAspect="1"/>
+            </wp:cNvGraphicFramePr>
+            <a:graphic xmlns:a="http://schemas.openxmlformats.org/drawingml/2006/main">
+              <a:graphicData uri="http://schemas.openxmlformats.org/drawingml/2006/picture">
+                <pic:pic xmlns:pic="http://schemas.openxmlformats.org/drawingml/2006/picture">
+                  <pic:nvPicPr>
+                    <pic:cNvPr id="780989732" name="Picture 5" descr="A graph of blue lines&#10;&#10;Description automatically generated"/>
+                    <pic:cNvPicPr>
+                      <a:picLocks noChangeAspect="1" noChangeArrowheads="1"/>
+                    </pic:cNvPicPr>
+                  </pic:nvPicPr>
+                  <pic:blipFill>
+                    <a:blip r:embed="rId10">
+                      <a:extLst>
+                        <a:ext uri="{28A0092B-C50C-407E-A947-70E740481C1C}">
+                          <a14:useLocalDpi xmlns:a14="http://schemas.microsoft.com/office/drawing/2010/main" val="0"/>
+                        </a:ext>
+                      </a:extLst>
+                    </a:blip>
+                    <a:srcRect/>
+                    <a:stretch>
+                      <a:fillRect/>
+                    </a:stretch>
+                  </pic:blipFill>
+                  <pic:spPr bwMode="auto">
+                    <a:xfrm>
+                      <a:off x="0" y="0"/>
+                      <a:ext cx="5731510" cy="4092575"/>
+                    </a:xfrm>
+                    <a:prstGeom prst="rect">
+                      <a:avLst/>
+                    </a:prstGeom>
+                    <a:noFill/>
+                    <a:ln>
+                      <a:noFill/>
+                    </a:ln>
+                  </pic:spPr>
+                </pic:pic>
+              </a:graphicData>
+            </a:graphic>
+          </wp:inline>
+        </w:drawing>
+      </w:r>
+    </w:p>
+    <w:p>
+      <w:pPr>
+        <w:jc w:val="center"/>
+        <w:rPr>
+          <w:rFonts w:eastAsia="Times New Roman"/>
+          <w:lang w:val="it-IT"/>
+        </w:rPr>
+      </w:pPr>
+      <w:r>
+        <w:rPr>
+          <w:noProof/>
+        </w:rPr>
+        <w:drawing>
+          <wp:inline distT="0" distB="0" distL="0" distR="0" wp14:anchorId="7357B455" wp14:editId="36A10D62">
+            <wp:extent cx="5731510" cy="4092575"/>
+            <wp:effectExtent l="0" t="0" r="0" b="0"/>
+            <wp:docPr id="1530011708" name="Picture 6" descr="A graph with green lines and white text&#10;&#10;Description automatically generated"/>
+            <wp:cNvGraphicFramePr>
+              <a:graphicFrameLocks xmlns:a="http://schemas.openxmlformats.org/drawingml/2006/main" noChangeAspect="1"/>
+            </wp:cNvGraphicFramePr>
+            <a:graphic xmlns:a="http://schemas.openxmlformats.org/drawingml/2006/main">
+              <a:graphicData uri="http://schemas.openxmlformats.org/drawingml/2006/picture">
+                <pic:pic xmlns:pic="http://schemas.openxmlformats.org/drawingml/2006/picture">
+                  <pic:nvPicPr>
+                    <pic:cNvPr id="1530011708" name="Picture 6" descr="A graph with green lines and white text&#10;&#10;Description automatically generated"/>
+                    <pic:cNvPicPr>
+                      <a:picLocks noChangeAspect="1" noChangeArrowheads="1"/>
+                    </pic:cNvPicPr>
+                  </pic:nvPicPr>
+                  <pic:blipFill>
+                    <a:blip r:embed="rId11">
+                      <a:extLst>
+                        <a:ext uri="{28A0092B-C50C-407E-A947-70E740481C1C}">
+                          <a14:useLocalDpi xmlns:a14="http://schemas.microsoft.com/office/drawing/2010/main" val="0"/>
+                        </a:ext>
+                      </a:extLst>
+                    </a:blip>
+                    <a:srcRect/>
+                    <a:stretch>
+                      <a:fillRect/>
+                    </a:stretch>
+                  </pic:blipFill>
+                  <pic:spPr bwMode="auto">
+                    <a:xfrm>
+                      <a:off x="0" y="0"/>
+                      <a:ext cx="5731510" cy="4092575"/>
+                    </a:xfrm>
+                    <a:prstGeom prst="rect">
+                      <a:avLst/>
+                    </a:prstGeom>
+                    <a:noFill/>
+                    <a:ln>
+                      <a:noFill/>
+                    </a:ln>
+                  </pic:spPr>
+                </pic:pic>
+              </a:graphicData>
+            </a:graphic>
+          </wp:inline>
+        </w:drawing>
+      </w:r>
+    </w:p>
+    <w:p>
+      <w:pPr>
+        <w:jc w:val="center"/>
+        <w:rPr>
+          <w:rFonts w:eastAsia="Times New Roman"/>
+          <w:lang w:val="it-IT"/>
+        </w:rPr>
+      </w:pPr>
+    </w:p>
+    <w:p>
+      <w:pPr>
+        <w:jc w:val="center"/>
+        <w:rPr>
+          <w:rFonts w:eastAsia="Times New Roman"/>
+          <w:lang w:val="it-IT"/>
+        </w:rPr>
+      </w:pPr>
+      <w:r>
+        <w:rPr>
+          <w:rFonts w:eastAsia="Times New Roman"/>
+          <w:lang w:val="it-IT"/>
+        </w:rPr>
+        <w:t xml:space="preserve">Figure </w:t>
+      </w:r>
+      <w:r>
+        <w:rPr>
+          <w:rFonts w:eastAsia="Times New Roman"/>
+          <w:lang w:val="it-IT"/>
+        </w:rPr>
+        <w:t>4</w:t>
+      </w:r>
+      <w:r>
+        <w:rPr>
+          <w:rFonts w:eastAsia="Times New Roman"/>
+          <w:lang w:val="it-IT"/>
+        </w:rPr>
+        <w:t xml:space="preserve">. </w:t>
+      </w:r>
+    </w:p>
+    <w:p>
+      <w:pPr>
+        <w:rPr>
+          <w:b/>
+          <w:bCs/>
+          <w:lang w:val="en-GB"/>
+        </w:rPr>
+      </w:pPr>
+    </w:p>
+    <w:p>
+      <w:pPr>
+        <w:rPr>
+          <w:b/>
+          <w:bCs/>
+          <w:lang w:val="en-GB"/>
+        </w:rPr>
+      </w:pPr>
+    </w:p>
+    <w:p>
+      <w:pPr>
+        <w:rPr>
+          <w:b/>
+          <w:bCs/>
+          <w:lang w:val="en-GB"/>
+        </w:rPr>
+      </w:pPr>
+      <w:r>
+        <w:rPr>
+          <w:b/>
+          <w:bCs/>
+          <w:lang w:val="en-GB"/>
+        </w:rPr>
+        <w:t xml:space="preserve">Appendix S1 </w:t>
+      </w:r>
+      <w:r>
+        <w:rPr>
+          <w:b/>
+          <w:bCs/>
+          <w:lang w:val="en-GB"/>
+        </w:rPr>
+        <w:t>…</w:t>
+      </w:r>
+    </w:p>
+    <w:p>
+      <w:pPr>
+        <w:rPr>
+          <w:rFonts w:eastAsia="Times New Roman"/>
+        </w:rPr>
+      </w:pPr>
+    </w:p>
     <w:sectPr>
       <w:pgSz w:w="11906" w:h="16838"/>
       <w:pgMar w:top="1440" w:right="1440" w:bottom="1440" w:left="1440" w:header="708" w:footer="708" w:gutter="0"/>
@@ -23,6 +2914,570 @@
         <w:sz w:val="24"/>
         <w:szCs w:val="24"/>
         <w:lang w:val="en-DE" w:eastAsia="en-US" w:bidi="ar-SA"/>
+        <w14:ligatures w14:val="standardContextual"/>
+      </w:rPr>
+    </w:rPrDefault>
+    <w:pPrDefault/>
+  </w:docDefaults>
+  <w:latentStyles w:defLockedState="0" w:defUIPriority="99" w:defSemiHidden="0" w:defUnhideWhenUsed="0" w:defQFormat="0" w:count="376">
+    <w:lsdException w:name="Normal" w:uiPriority="0" w:qFormat="1"/>
+    <w:lsdException w:name="heading 1" w:uiPriority="9" w:qFormat="1"/>
+    <w:lsdException w:name="heading 2" w:semiHidden="1" w:uiPriority="9" w:unhideWhenUsed="1" w:qFormat="1"/>
+    <w:lsdException w:name="heading 3" w:semiHidden="1" w:uiPriority="9" w:unhideWhenUsed="1" w:qFormat="1"/>
+    <w:lsdException w:name="heading 4" w:semiHidden="1" w:uiPriority="9" w:unhideWhenUsed="1" w:qFormat="1"/>
+    <w:lsdException w:name="heading 5" w:semiHidden="1" w:uiPriority="9" w:unhideWhenUsed="1" w:qFormat="1"/>
+    <w:lsdException w:name="heading 6" w:semiHidden="1" w:uiPriority="9" w:unhideWhenUsed="1" w:qFormat="1"/>
+    <w:lsdException w:name="heading 7" w:semiHidden="1" w:uiPriority="9" w:unhideWhenUsed="1" w:qFormat="1"/>
+    <w:lsdException w:name="heading 8" w:semiHidden="1" w:uiPriority="9" w:unhideWhenUsed="1" w:qFormat="1"/>
+    <w:lsdException w:name="heading 9" w:semiHidden="1" w:uiPriority="9" w:unhideWhenUsed="1" w:qFormat="1"/>
+    <w:lsdException w:name="index 1" w:semiHidden="1" w:unhideWhenUsed="1"/>
+    <w:lsdException w:name="index 2" w:semiHidden="1" w:unhideWhenUsed="1"/>
+    <w:lsdException w:name="index 3" w:semiHidden="1" w:unhideWhenUsed="1"/>
+    <w:lsdException w:name="index 4" w:semiHidden="1" w:unhideWhenUsed="1"/>
+    <w:lsdException w:name="index 5" w:semiHidden="1" w:unhideWhenUsed="1"/>
+    <w:lsdException w:name="index 6" w:semiHidden="1" w:unhideWhenUsed="1"/>
+    <w:lsdException w:name="index 7" w:semiHidden="1" w:unhideWhenUsed="1"/>
+    <w:lsdException w:name="index 8" w:semiHidden="1" w:unhideWhenUsed="1"/>
+    <w:lsdException w:name="index 9" w:semiHidden="1" w:unhideWhenUsed="1"/>
+    <w:lsdException w:name="toc 1" w:semiHidden="1" w:uiPriority="39" w:unhideWhenUsed="1"/>
+    <w:lsdException w:name="toc 2" w:semiHidden="1" w:uiPriority="39" w:unhideWhenUsed="1"/>
+    <w:lsdException w:name="toc 3" w:semiHidden="1" w:uiPriority="39" w:unhideWhenUsed="1"/>
+    <w:lsdException w:name="toc 4" w:semiHidden="1" w:uiPriority="39" w:unhideWhenUsed="1"/>
+    <w:lsdException w:name="toc 5" w:semiHidden="1" w:uiPriority="39" w:unhideWhenUsed="1"/>
+    <w:lsdException w:name="toc 6" w:semiHidden="1" w:uiPriority="39" w:unhideWhenUsed="1"/>
+    <w:lsdException w:name="toc 7" w:semiHidden="1" w:uiPriority="39" w:unhideWhenUsed="1"/>
+    <w:lsdException w:name="toc 8" w:semiHidden="1" w:uiPriority="39" w:unhideWhenUsed="1"/>
+    <w:lsdException w:name="toc 9" w:semiHidden="1" w:uiPriority="39" w:unhideWhenUsed="1"/>
+    <w:lsdException w:name="Normal Indent" w:semiHidden="1" w:unhideWhenUsed="1"/>
+    <w:lsdException w:name="footnote text" w:semiHidden="1" w:unhideWhenUsed="1"/>
+    <w:lsdException w:name="annotation text" w:semiHidden="1" w:unhideWhenUsed="1"/>
+    <w:lsdException w:name="header" w:semiHidden="1" w:unhideWhenUsed="1"/>
+    <w:lsdException w:name="footer" w:semiHidden="1" w:unhideWhenUsed="1"/>
+    <w:lsdException w:name="index heading" w:semiHidden="1" w:unhideWhenUsed="1"/>
+    <w:lsdException w:name="caption" w:semiHidden="1" w:uiPriority="35" w:unhideWhenUsed="1" w:qFormat="1"/>
+    <w:lsdException w:name="table of figures" w:semiHidden="1" w:unhideWhenUsed="1"/>
+    <w:lsdException w:name="envelope address" w:semiHidden="1" w:unhideWhenUsed="1"/>
+    <w:lsdException w:name="envelope return" w:semiHidden="1" w:unhideWhenUsed="1"/>
+    <w:lsdException w:name="footnote reference" w:semiHidden="1" w:unhideWhenUsed="1"/>
+    <w:lsdException w:name="annotation reference" w:semiHidden="1" w:unhideWhenUsed="1"/>
+    <w:lsdException w:name="line number" w:semiHidden="1" w:unhideWhenUsed="1"/>
+    <w:lsdException w:name="page number" w:semiHidden="1" w:unhideWhenUsed="1"/>
+    <w:lsdException w:name="endnote reference" w:semiHidden="1" w:unhideWhenUsed="1"/>
+    <w:lsdException w:name="endnote text" w:semiHidden="1" w:unhideWhenUsed="1"/>
+    <w:lsdException w:name="table of authorities" w:semiHidden="1" w:unhideWhenUsed="1"/>
+    <w:lsdException w:name="macro" w:semiHidden="1" w:unhideWhenUsed="1"/>
+    <w:lsdException w:name="toa heading" w:semiHidden="1" w:unhideWhenUsed="1"/>
+    <w:lsdException w:name="List" w:semiHidden="1" w:unhideWhenUsed="1"/>
+    <w:lsdException w:name="List Bullet" w:semiHidden="1" w:unhideWhenUsed="1"/>
+    <w:lsdException w:name="List Number" w:semiHidden="1" w:unhideWhenUsed="1"/>
+    <w:lsdException w:name="List 2" w:semiHidden="1" w:unhideWhenUsed="1"/>
+    <w:lsdException w:name="List 3" w:semiHidden="1" w:unhideWhenUsed="1"/>
+    <w:lsdException w:name="List 4" w:semiHidden="1" w:unhideWhenUsed="1"/>
+    <w:lsdException w:name="List 5" w:semiHidden="1" w:unhideWhenUsed="1"/>
+    <w:lsdException w:name="List Bullet 2" w:semiHidden="1" w:unhideWhenUsed="1"/>
+    <w:lsdException w:name="List Bullet 3" w:semiHidden="1" w:unhideWhenUsed="1"/>
+    <w:lsdException w:name="List Bullet 4" w:semiHidden="1" w:unhideWhenUsed="1"/>
+    <w:lsdException w:name="List Bullet 5" w:semiHidden="1" w:unhideWhenUsed="1"/>
+    <w:lsdException w:name="List Number 2" w:semiHidden="1" w:unhideWhenUsed="1"/>
+    <w:lsdException w:name="List Number 3" w:semiHidden="1" w:unhideWhenUsed="1"/>
+    <w:lsdException w:name="List Number 4" w:semiHidden="1" w:unhideWhenUsed="1"/>
+    <w:lsdException w:name="List Number 5" w:semiHidden="1" w:unhideWhenUsed="1"/>
+    <w:lsdException w:name="Title" w:uiPriority="10" w:qFormat="1"/>
+    <w:lsdException w:name="Closing" w:semiHidden="1" w:unhideWhenUsed="1"/>
+    <w:lsdException w:name="Signature" w:semiHidden="1" w:unhideWhenUsed="1"/>
+    <w:lsdException w:name="Default Paragraph Font" w:semiHidden="1" w:uiPriority="1" w:unhideWhenUsed="1"/>
+    <w:lsdException w:name="Body Text" w:semiHidden="1" w:unhideWhenUsed="1"/>
+    <w:lsdException w:name="Body Text Indent" w:semiHidden="1" w:unhideWhenUsed="1"/>
+    <w:lsdException w:name="List Continue" w:semiHidden="1" w:unhideWhenUsed="1"/>
+    <w:lsdException w:name="List Continue 2" w:semiHidden="1" w:unhideWhenUsed="1"/>
+    <w:lsdException w:name="List Continue 3" w:semiHidden="1" w:unhideWhenUsed="1"/>
+    <w:lsdException w:name="List Continue 4" w:semiHidden="1" w:unhideWhenUsed="1"/>
+    <w:lsdException w:name="List Continue 5" w:semiHidden="1" w:unhideWhenUsed="1"/>
+    <w:lsdException w:name="Message Header" w:semiHidden="1" w:unhideWhenUsed="1"/>
+    <w:lsdException w:name="Subtitle" w:uiPriority="11" w:qFormat="1"/>
+    <w:lsdException w:name="Salutation" w:semiHidden="1" w:unhideWhenUsed="1"/>
+    <w:lsdException w:name="Date" w:semiHidden="1" w:unhideWhenUsed="1"/>
+    <w:lsdException w:name="Body Text First Indent" w:semiHidden="1" w:unhideWhenUsed="1"/>
+    <w:lsdException w:name="Body Text First Indent 2" w:semiHidden="1" w:unhideWhenUsed="1"/>
+    <w:lsdException w:name="Note Heading" w:semiHidden="1" w:unhideWhenUsed="1"/>
+    <w:lsdException w:name="Body Text 2" w:semiHidden="1" w:unhideWhenUsed="1"/>
+    <w:lsdException w:name="Body Text 3" w:semiHidden="1" w:unhideWhenUsed="1"/>
+    <w:lsdException w:name="Body Text Indent 2" w:semiHidden="1" w:unhideWhenUsed="1"/>
+    <w:lsdException w:name="Body Text Indent 3" w:semiHidden="1" w:unhideWhenUsed="1"/>
+    <w:lsdException w:name="Block Text" w:semiHidden="1" w:unhideWhenUsed="1"/>
+    <w:lsdException w:name="Hyperlink" w:semiHidden="1" w:unhideWhenUsed="1"/>
+    <w:lsdException w:name="FollowedHyperlink" w:semiHidden="1" w:unhideWhenUsed="1"/>
+    <w:lsdException w:name="Strong" w:uiPriority="22" w:qFormat="1"/>
+    <w:lsdException w:name="Emphasis" w:uiPriority="20" w:qFormat="1"/>
+    <w:lsdException w:name="Document Map" w:semiHidden="1" w:unhideWhenUsed="1"/>
+    <w:lsdException w:name="Plain Text" w:semiHidden="1" w:unhideWhenUsed="1"/>
+    <w:lsdException w:name="E-mail Signature" w:semiHidden="1" w:unhideWhenUsed="1"/>
+    <w:lsdException w:name="HTML Top of Form" w:semiHidden="1" w:unhideWhenUsed="1"/>
+    <w:lsdException w:name="HTML Bottom of Form" w:semiHidden="1" w:unhideWhenUsed="1"/>
+    <w:lsdException w:name="Normal (Web)" w:semiHidden="1" w:unhideWhenUsed="1"/>
+    <w:lsdException w:name="HTML Acronym" w:semiHidden="1" w:unhideWhenUsed="1"/>
+    <w:lsdException w:name="HTML Address" w:semiHidden="1" w:unhideWhenUsed="1"/>
+    <w:lsdException w:name="HTML Cite" w:semiHidden="1" w:unhideWhenUsed="1"/>
+    <w:lsdException w:name="HTML Code" w:semiHidden="1" w:unhideWhenUsed="1"/>
+    <w:lsdException w:name="HTML Definition" w:semiHidden="1" w:unhideWhenUsed="1"/>
+    <w:lsdException w:name="HTML Keyboard" w:semiHidden="1" w:unhideWhenUsed="1"/>
+    <w:lsdException w:name="HTML Preformatted" w:semiHidden="1" w:unhideWhenUsed="1"/>
+    <w:lsdException w:name="HTML Sample" w:semiHidden="1" w:unhideWhenUsed="1"/>
+    <w:lsdException w:name="HTML Typewriter" w:semiHidden="1" w:unhideWhenUsed="1"/>
+    <w:lsdException w:name="HTML Variable" w:semiHidden="1" w:unhideWhenUsed="1"/>
+    <w:lsdException w:name="Normal Table" w:semiHidden="1" w:unhideWhenUsed="1"/>
+    <w:lsdException w:name="annotation subject" w:semiHidden="1" w:unhideWhenUsed="1"/>
+    <w:lsdException w:name="No List" w:semiHidden="1" w:unhideWhenUsed="1"/>
+    <w:lsdException w:name="Outline List 1" w:semiHidden="1" w:unhideWhenUsed="1"/>
+    <w:lsdException w:name="Outline List 2" w:semiHidden="1" w:unhideWhenUsed="1"/>
+    <w:lsdException w:name="Outline List 3" w:semiHidden="1" w:unhideWhenUsed="1"/>
+    <w:lsdException w:name="Table Simple 1" w:semiHidden="1" w:unhideWhenUsed="1"/>
+    <w:lsdException w:name="Table Simple 2" w:semiHidden="1" w:unhideWhenUsed="1"/>
+    <w:lsdException w:name="Table Simple 3" w:semiHidden="1" w:unhideWhenUsed="1"/>
+    <w:lsdException w:name="Table Classic 1" w:semiHidden="1" w:unhideWhenUsed="1"/>
+    <w:lsdException w:name="Table Classic 2" w:semiHidden="1" w:unhideWhenUsed="1"/>
+    <w:lsdException w:name="Table Classic 3" w:semiHidden="1" w:unhideWhenUsed="1"/>
+    <w:lsdException w:name="Table Classic 4" w:semiHidden="1" w:unhideWhenUsed="1"/>
+    <w:lsdException w:name="Table Colorful 1" w:semiHidden="1" w:unhideWhenUsed="1"/>
+    <w:lsdException w:name="Table Colorful 2" w:semiHidden="1" w:unhideWhenUsed="1"/>
+    <w:lsdException w:name="Table Colorful 3" w:semiHidden="1" w:unhideWhenUsed="1"/>
+    <w:lsdException w:name="Table Columns 1" w:semiHidden="1" w:unhideWhenUsed="1"/>
+    <w:lsdException w:name="Table Columns 2" w:semiHidden="1" w:unhideWhenUsed="1"/>
+    <w:lsdException w:name="Table Columns 3" w:semiHidden="1" w:unhideWhenUsed="1"/>
+    <w:lsdException w:name="Table Columns 4" w:semiHidden="1" w:unhideWhenUsed="1"/>
+    <w:lsdException w:name="Table Columns 5" w:semiHidden="1" w:unhideWhenUsed="1"/>
+    <w:lsdException w:name="Table Grid 1" w:semiHidden="1" w:unhideWhenUsed="1"/>
+    <w:lsdException w:name="Table Grid 2" w:semiHidden="1" w:unhideWhenUsed="1"/>
+    <w:lsdException w:name="Table Grid 3" w:semiHidden="1" w:unhideWhenUsed="1"/>
+    <w:lsdException w:name="Table Grid 4" w:semiHidden="1" w:unhideWhenUsed="1"/>
+    <w:lsdException w:name="Table Grid 5" w:semiHidden="1" w:unhideWhenUsed="1"/>
+    <w:lsdException w:name="Table Grid 6" w:semiHidden="1" w:unhideWhenUsed="1"/>
+    <w:lsdException w:name="Table Grid 7" w:semiHidden="1" w:unhideWhenUsed="1"/>
+    <w:lsdException w:name="Table Grid 8" w:semiHidden="1" w:unhideWhenUsed="1"/>
+    <w:lsdException w:name="Table List 1" w:semiHidden="1" w:unhideWhenUsed="1"/>
+    <w:lsdException w:name="Table List 2" w:semiHidden="1" w:unhideWhenUsed="1"/>
+    <w:lsdException w:name="Table List 3" w:semiHidden="1" w:unhideWhenUsed="1"/>
+    <w:lsdException w:name="Table List 4" w:semiHidden="1" w:unhideWhenUsed="1"/>
+    <w:lsdException w:name="Table List 5" w:semiHidden="1" w:unhideWhenUsed="1"/>
+    <w:lsdException w:name="Table List 6" w:semiHidden="1" w:unhideWhenUsed="1"/>
+    <w:lsdException w:name="Table List 7" w:semiHidden="1" w:unhideWhenUsed="1"/>
+    <w:lsdException w:name="Table List 8" w:semiHidden="1" w:unhideWhenUsed="1"/>
+    <w:lsdException w:name="Table 3D effects 1" w:semiHidden="1" w:unhideWhenUsed="1"/>
+    <w:lsdException w:name="Table 3D effects 2" w:semiHidden="1" w:unhideWhenUsed="1"/>
+    <w:lsdException w:name="Table 3D effects 3" w:semiHidden="1" w:unhideWhenUsed="1"/>
+    <w:lsdException w:name="Table Contemporary" w:semiHidden="1" w:unhideWhenUsed="1"/>
+    <w:lsdException w:name="Table Elegant" w:semiHidden="1" w:unhideWhenUsed="1"/>
+    <w:lsdException w:name="Table Professional" w:semiHidden="1" w:unhideWhenUsed="1"/>
+    <w:lsdException w:name="Table Subtle 1" w:semiHidden="1" w:unhideWhenUsed="1"/>
+    <w:lsdException w:name="Table Subtle 2" w:semiHidden="1" w:unhideWhenUsed="1"/>
+    <w:lsdException w:name="Table Web 1" w:semiHidden="1" w:unhideWhenUsed="1"/>
+    <w:lsdException w:name="Table Web 2" w:semiHidden="1" w:unhideWhenUsed="1"/>
+    <w:lsdException w:name="Table Web 3" w:semiHidden="1" w:unhideWhenUsed="1"/>
+    <w:lsdException w:name="Balloon Text" w:semiHidden="1" w:unhideWhenUsed="1"/>
+    <w:lsdException w:name="Table Grid" w:uiPriority="39"/>
+    <w:lsdException w:name="Table Theme" w:semiHidden="1" w:unhideWhenUsed="1"/>
+    <w:lsdException w:name="Placeholder Text" w:semiHidden="1"/>
+    <w:lsdException w:name="No Spacing" w:uiPriority="1" w:qFormat="1"/>
+    <w:lsdException w:name="Light Shading" w:uiPriority="60"/>
+    <w:lsdException w:name="Light List" w:uiPriority="61"/>
+    <w:lsdException w:name="Light Grid" w:uiPriority="62"/>
+    <w:lsdException w:name="Medium Shading 1" w:uiPriority="63"/>
+    <w:lsdException w:name="Medium Shading 2" w:uiPriority="64"/>
+    <w:lsdException w:name="Medium List 1" w:uiPriority="65"/>
+    <w:lsdException w:name="Medium List 2" w:uiPriority="66"/>
+    <w:lsdException w:name="Medium Grid 1" w:uiPriority="67"/>
+    <w:lsdException w:name="Medium Grid 2" w:uiPriority="68"/>
+    <w:lsdException w:name="Medium Grid 3" w:uiPriority="69"/>
+    <w:lsdException w:name="Dark List" w:uiPriority="70"/>
+    <w:lsdException w:name="Colorful Shading" w:uiPriority="71"/>
+    <w:lsdException w:name="Colorful List" w:uiPriority="72"/>
+    <w:lsdException w:name="Colorful Grid" w:uiPriority="73"/>
+    <w:lsdException w:name="Light Shading Accent 1" w:uiPriority="60"/>
+    <w:lsdException w:name="Light List Accent 1" w:uiPriority="61"/>
+    <w:lsdException w:name="Light Grid Accent 1" w:uiPriority="62"/>
+    <w:lsdException w:name="Medium Shading 1 Accent 1" w:uiPriority="63"/>
+    <w:lsdException w:name="Medium Shading 2 Accent 1" w:uiPriority="64"/>
+    <w:lsdException w:name="Medium List 1 Accent 1" w:uiPriority="65"/>
+    <w:lsdException w:name="Revision" w:semiHidden="1"/>
+    <w:lsdException w:name="List Paragraph" w:uiPriority="34" w:qFormat="1"/>
+    <w:lsdException w:name="Quote" w:uiPriority="29" w:qFormat="1"/>
+    <w:lsdException w:name="Intense Quote" w:uiPriority="30" w:qFormat="1"/>
+    <w:lsdException w:name="Medium List 2 Accent 1" w:uiPriority="66"/>
+    <w:lsdException w:name="Medium Grid 1 Accent 1" w:uiPriority="67"/>
+    <w:lsdException w:name="Medium Grid 2 Accent 1" w:uiPriority="68"/>
+    <w:lsdException w:name="Medium Grid 3 Accent 1" w:uiPriority="69"/>
+    <w:lsdException w:name="Dark List Accent 1" w:uiPriority="70"/>
+    <w:lsdException w:name="Colorful Shading Accent 1" w:uiPriority="71"/>
+    <w:lsdException w:name="Colorful List Accent 1" w:uiPriority="72"/>
+    <w:lsdException w:name="Colorful Grid Accent 1" w:uiPriority="73"/>
+    <w:lsdException w:name="Light Shading Accent 2" w:uiPriority="60"/>
+    <w:lsdException w:name="Light List Accent 2" w:uiPriority="61"/>
+    <w:lsdException w:name="Light Grid Accent 2" w:uiPriority="62"/>
+    <w:lsdException w:name="Medium Shading 1 Accent 2" w:uiPriority="63"/>
+    <w:lsdException w:name="Medium Shading 2 Accent 2" w:uiPriority="64"/>
+    <w:lsdException w:name="Medium List 1 Accent 2" w:uiPriority="65"/>
+    <w:lsdException w:name="Medium List 2 Accent 2" w:uiPriority="66"/>
+    <w:lsdException w:name="Medium Grid 1 Accent 2" w:uiPriority="67"/>
+    <w:lsdException w:name="Medium Grid 2 Accent 2" w:uiPriority="68"/>
+    <w:lsdException w:name="Medium Grid 3 Accent 2" w:uiPriority="69"/>
+    <w:lsdException w:name="Dark List Accent 2" w:uiPriority="70"/>
+    <w:lsdException w:name="Colorful Shading Accent 2" w:uiPriority="71"/>
+    <w:lsdException w:name="Colorful List Accent 2" w:uiPriority="72"/>
+    <w:lsdException w:name="Colorful Grid Accent 2" w:uiPriority="73"/>
+    <w:lsdException w:name="Light Shading Accent 3" w:uiPriority="60"/>
+    <w:lsdException w:name="Light List Accent 3" w:uiPriority="61"/>
+    <w:lsdException w:name="Light Grid Accent 3" w:uiPriority="62"/>
+    <w:lsdException w:name="Medium Shading 1 Accent 3" w:uiPriority="63"/>
+    <w:lsdException w:name="Medium Shading 2 Accent 3" w:uiPriority="64"/>
+    <w:lsdException w:name="Medium List 1 Accent 3" w:uiPriority="65"/>
+    <w:lsdException w:name="Medium List 2 Accent 3" w:uiPriority="66"/>
+    <w:lsdException w:name="Medium Grid 1 Accent 3" w:uiPriority="67"/>
+    <w:lsdException w:name="Medium Grid 2 Accent 3" w:uiPriority="68"/>
+    <w:lsdException w:name="Medium Grid 3 Accent 3" w:uiPriority="69"/>
+    <w:lsdException w:name="Dark List Accent 3" w:uiPriority="70"/>
+    <w:lsdException w:name="Colorful Shading Accent 3" w:uiPriority="71"/>
+    <w:lsdException w:name="Colorful List Accent 3" w:uiPriority="72"/>
+    <w:lsdException w:name="Colorful Grid Accent 3" w:uiPriority="73"/>
+    <w:lsdException w:name="Light Shading Accent 4" w:uiPriority="60"/>
+    <w:lsdException w:name="Light List Accent 4" w:uiPriority="61"/>
+    <w:lsdException w:name="Light Grid Accent 4" w:uiPriority="62"/>
+    <w:lsdException w:name="Medium Shading 1 Accent 4" w:uiPriority="63"/>
+    <w:lsdException w:name="Medium Shading 2 Accent 4" w:uiPriority="64"/>
+    <w:lsdException w:name="Medium List 1 Accent 4" w:uiPriority="65"/>
+    <w:lsdException w:name="Medium List 2 Accent 4" w:uiPriority="66"/>
+    <w:lsdException w:name="Medium Grid 1 Accent 4" w:uiPriority="67"/>
+    <w:lsdException w:name="Medium Grid 2 Accent 4" w:uiPriority="68"/>
+    <w:lsdException w:name="Medium Grid 3 Accent 4" w:uiPriority="69"/>
+    <w:lsdException w:name="Dark List Accent 4" w:uiPriority="70"/>
+    <w:lsdException w:name="Colorful Shading Accent 4" w:uiPriority="71"/>
+    <w:lsdException w:name="Colorful List Accent 4" w:uiPriority="72"/>
+    <w:lsdException w:name="Colorful Grid Accent 4" w:uiPriority="73"/>
+    <w:lsdException w:name="Light Shading Accent 5" w:uiPriority="60"/>
+    <w:lsdException w:name="Light List Accent 5" w:uiPriority="61"/>
+    <w:lsdException w:name="Light Grid Accent 5" w:uiPriority="62"/>
+    <w:lsdException w:name="Medium Shading 1 Accent 5" w:uiPriority="63"/>
+    <w:lsdException w:name="Medium Shading 2 Accent 5" w:uiPriority="64"/>
+    <w:lsdException w:name="Medium List 1 Accent 5" w:uiPriority="65"/>
+    <w:lsdException w:name="Medium List 2 Accent 5" w:uiPriority="66"/>
+    <w:lsdException w:name="Medium Grid 1 Accent 5" w:uiPriority="67"/>
+    <w:lsdException w:name="Medium Grid 2 Accent 5" w:uiPriority="68"/>
+    <w:lsdException w:name="Medium Grid 3 Accent 5" w:uiPriority="69"/>
+    <w:lsdException w:name="Dark List Accent 5" w:uiPriority="70"/>
+    <w:lsdException w:name="Colorful Shading Accent 5" w:uiPriority="71"/>
+    <w:lsdException w:name="Colorful List Accent 5" w:uiPriority="72"/>
+    <w:lsdException w:name="Colorful Grid Accent 5" w:uiPriority="73"/>
+    <w:lsdException w:name="Light Shading Accent 6" w:uiPriority="60"/>
+    <w:lsdException w:name="Light List Accent 6" w:uiPriority="61"/>
+    <w:lsdException w:name="Light Grid Accent 6" w:uiPriority="62"/>
+    <w:lsdException w:name="Medium Shading 1 Accent 6" w:uiPriority="63"/>
+    <w:lsdException w:name="Medium Shading 2 Accent 6" w:uiPriority="64"/>
+    <w:lsdException w:name="Medium List 1 Accent 6" w:uiPriority="65"/>
+    <w:lsdException w:name="Medium List 2 Accent 6" w:uiPriority="66"/>
+    <w:lsdException w:name="Medium Grid 1 Accent 6" w:uiPriority="67"/>
+    <w:lsdException w:name="Medium Grid 2 Accent 6" w:uiPriority="68"/>
+    <w:lsdException w:name="Medium Grid 3 Accent 6" w:uiPriority="69"/>
+    <w:lsdException w:name="Dark List Accent 6" w:uiPriority="70"/>
+    <w:lsdException w:name="Colorful Shading Accent 6" w:uiPriority="71"/>
+    <w:lsdException w:name="Colorful List Accent 6" w:uiPriority="72"/>
+    <w:lsdException w:name="Colorful Grid Accent 6" w:uiPriority="73"/>
+    <w:lsdException w:name="Subtle Emphasis" w:uiPriority="19" w:qFormat="1"/>
+    <w:lsdException w:name="Intense Emphasis" w:uiPriority="21" w:qFormat="1"/>
+    <w:lsdException w:name="Subtle Reference" w:uiPriority="31" w:qFormat="1"/>
+    <w:lsdException w:name="Intense Reference" w:uiPriority="32" w:qFormat="1"/>
+    <w:lsdException w:name="Book Title" w:uiPriority="33" w:qFormat="1"/>
+    <w:lsdException w:name="Bibliography" w:semiHidden="1" w:uiPriority="37" w:unhideWhenUsed="1"/>
+    <w:lsdException w:name="TOC Heading" w:semiHidden="1" w:uiPriority="39" w:unhideWhenUsed="1" w:qFormat="1"/>
+    <w:lsdException w:name="Plain Table 1" w:uiPriority="41"/>
+    <w:lsdException w:name="Plain Table 2" w:uiPriority="42"/>
+    <w:lsdException w:name="Plain Table 3" w:uiPriority="43"/>
+    <w:lsdException w:name="Plain Table 4" w:uiPriority="44"/>
+    <w:lsdException w:name="Plain Table 5" w:uiPriority="45"/>
+    <w:lsdException w:name="Grid Table Light" w:uiPriority="40"/>
+    <w:lsdException w:name="Grid Table 1 Light" w:uiPriority="46"/>
+    <w:lsdException w:name="Grid Table 2" w:uiPriority="47"/>
+    <w:lsdException w:name="Grid Table 3" w:uiPriority="48"/>
+    <w:lsdException w:name="Grid Table 4" w:uiPriority="49"/>
+    <w:lsdException w:name="Grid Table 5 Dark" w:uiPriority="50"/>
+    <w:lsdException w:name="Grid Table 6 Colorful" w:uiPriority="51"/>
+    <w:lsdException w:name="Grid Table 7 Colorful" w:uiPriority="52"/>
+    <w:lsdException w:name="Grid Table 1 Light Accent 1" w:uiPriority="46"/>
+    <w:lsdException w:name="Grid Table 2 Accent 1" w:uiPriority="47"/>
+    <w:lsdException w:name="Grid Table 3 Accent 1" w:uiPriority="48"/>
+    <w:lsdException w:name="Grid Table 4 Accent 1" w:uiPriority="49"/>
+    <w:lsdException w:name="Grid Table 5 Dark Accent 1" w:uiPriority="50"/>
+    <w:lsdException w:name="Grid Table 6 Colorful Accent 1" w:uiPriority="51"/>
+    <w:lsdException w:name="Grid Table 7 Colorful Accent 1" w:uiPriority="52"/>
+    <w:lsdException w:name="Grid Table 1 Light Accent 2" w:uiPriority="46"/>
+    <w:lsdException w:name="Grid Table 2 Accent 2" w:uiPriority="47"/>
+    <w:lsdException w:name="Grid Table 3 Accent 2" w:uiPriority="48"/>
+    <w:lsdException w:name="Grid Table 4 Accent 2" w:uiPriority="49"/>
+    <w:lsdException w:name="Grid Table 5 Dark Accent 2" w:uiPriority="50"/>
+    <w:lsdException w:name="Grid Table 6 Colorful Accent 2" w:uiPriority="51"/>
+    <w:lsdException w:name="Grid Table 7 Colorful Accent 2" w:uiPriority="52"/>
+    <w:lsdException w:name="Grid Table 1 Light Accent 3" w:uiPriority="46"/>
+    <w:lsdException w:name="Grid Table 2 Accent 3" w:uiPriority="47"/>
+    <w:lsdException w:name="Grid Table 3 Accent 3" w:uiPriority="48"/>
+    <w:lsdException w:name="Grid Table 4 Accent 3" w:uiPriority="49"/>
+    <w:lsdException w:name="Grid Table 5 Dark Accent 3" w:uiPriority="50"/>
+    <w:lsdException w:name="Grid Table 6 Colorful Accent 3" w:uiPriority="51"/>
+    <w:lsdException w:name="Grid Table 7 Colorful Accent 3" w:uiPriority="52"/>
+    <w:lsdException w:name="Grid Table 1 Light Accent 4" w:uiPriority="46"/>
+    <w:lsdException w:name="Grid Table 2 Accent 4" w:uiPriority="47"/>
+    <w:lsdException w:name="Grid Table 3 Accent 4" w:uiPriority="48"/>
+    <w:lsdException w:name="Grid Table 4 Accent 4" w:uiPriority="49"/>
+    <w:lsdException w:name="Grid Table 5 Dark Accent 4" w:uiPriority="50"/>
+    <w:lsdException w:name="Grid Table 6 Colorful Accent 4" w:uiPriority="51"/>
+    <w:lsdException w:name="Grid Table 7 Colorful Accent 4" w:uiPriority="52"/>
+    <w:lsdException w:name="Grid Table 1 Light Accent 5" w:uiPriority="46"/>
+    <w:lsdException w:name="Grid Table 2 Accent 5" w:uiPriority="47"/>
+    <w:lsdException w:name="Grid Table 3 Accent 5" w:uiPriority="48"/>
+    <w:lsdException w:name="Grid Table 4 Accent 5" w:uiPriority="49"/>
+    <w:lsdException w:name="Grid Table 5 Dark Accent 5" w:uiPriority="50"/>
+    <w:lsdException w:name="Grid Table 6 Colorful Accent 5" w:uiPriority="51"/>
+    <w:lsdException w:name="Grid Table 7 Colorful Accent 5" w:uiPriority="52"/>
+    <w:lsdException w:name="Grid Table 1 Light Accent 6" w:uiPriority="46"/>
+    <w:lsdException w:name="Grid Table 2 Accent 6" w:uiPriority="47"/>
+    <w:lsdException w:name="Grid Table 3 Accent 6" w:uiPriority="48"/>
+    <w:lsdException w:name="Grid Table 4 Accent 6" w:uiPriority="49"/>
+    <w:lsdException w:name="Grid Table 5 Dark Accent 6" w:uiPriority="50"/>
+    <w:lsdException w:name="Grid Table 6 Colorful Accent 6" w:uiPriority="51"/>
+    <w:lsdException w:name="Grid Table 7 Colorful Accent 6" w:uiPriority="52"/>
+    <w:lsdException w:name="List Table 1 Light" w:uiPriority="46"/>
+    <w:lsdException w:name="List Table 2" w:uiPriority="47"/>
+    <w:lsdException w:name="List Table 3" w:uiPriority="48"/>
+    <w:lsdException w:name="List Table 4" w:uiPriority="49"/>
+    <w:lsdException w:name="List Table 5 Dark" w:uiPriority="50"/>
+    <w:lsdException w:name="List Table 6 Colorful" w:uiPriority="51"/>
+    <w:lsdException w:name="List Table 7 Colorful" w:uiPriority="52"/>
+    <w:lsdException w:name="List Table 1 Light Accent 1" w:uiPriority="46"/>
+    <w:lsdException w:name="List Table 2 Accent 1" w:uiPriority="47"/>
+    <w:lsdException w:name="List Table 3 Accent 1" w:uiPriority="48"/>
+    <w:lsdException w:name="List Table 4 Accent 1" w:uiPriority="49"/>
+    <w:lsdException w:name="List Table 5 Dark Accent 1" w:uiPriority="50"/>
+    <w:lsdException w:name="List Table 6 Colorful Accent 1" w:uiPriority="51"/>
+    <w:lsdException w:name="List Table 7 Colorful Accent 1" w:uiPriority="52"/>
+    <w:lsdException w:name="List Table 1 Light Accent 2" w:uiPriority="46"/>
+    <w:lsdException w:name="List Table 2 Accent 2" w:uiPriority="47"/>
+    <w:lsdException w:name="List Table 3 Accent 2" w:uiPriority="48"/>
+    <w:lsdException w:name="List Table 4 Accent 2" w:uiPriority="49"/>
+    <w:lsdException w:name="List Table 5 Dark Accent 2" w:uiPriority="50"/>
+    <w:lsdException w:name="List Table 6 Colorful Accent 2" w:uiPriority="51"/>
+    <w:lsdException w:name="List Table 7 Colorful Accent 2" w:uiPriority="52"/>
+    <w:lsdException w:name="List Table 1 Light Accent 3" w:uiPriority="46"/>
+    <w:lsdException w:name="List Table 2 Accent 3" w:uiPriority="47"/>
+    <w:lsdException w:name="List Table 3 Accent 3" w:uiPriority="48"/>
+    <w:lsdException w:name="List Table 4 Accent 3" w:uiPriority="49"/>
+    <w:lsdException w:name="List Table 5 Dark Accent 3" w:uiPriority="50"/>
+    <w:lsdException w:name="List Table 6 Colorful Accent 3" w:uiPriority="51"/>
+    <w:lsdException w:name="List Table 7 Colorful Accent 3" w:uiPriority="52"/>
+    <w:lsdException w:name="List Table 1 Light Accent 4" w:uiPriority="46"/>
+    <w:lsdException w:name="List Table 2 Accent 4" w:uiPriority="47"/>
+    <w:lsdException w:name="List Table 3 Accent 4" w:uiPriority="48"/>
+    <w:lsdException w:name="List Table 4 Accent 4" w:uiPriority="49"/>
+    <w:lsdException w:name="List Table 5 Dark Accent 4" w:uiPriority="50"/>
+    <w:lsdException w:name="List Table 6 Colorful Accent 4" w:uiPriority="51"/>
+    <w:lsdException w:name="List Table 7 Colorful Accent 4" w:uiPriority="52"/>
+    <w:lsdException w:name="List Table 1 Light Accent 5" w:uiPriority="46"/>
+    <w:lsdException w:name="List Table 2 Accent 5" w:uiPriority="47"/>
+    <w:lsdException w:name="List Table 3 Accent 5" w:uiPriority="48"/>
+    <w:lsdException w:name="List Table 4 Accent 5" w:uiPriority="49"/>
+    <w:lsdException w:name="List Table 5 Dark Accent 5" w:uiPriority="50"/>
+    <w:lsdException w:name="List Table 6 Colorful Accent 5" w:uiPriority="51"/>
+    <w:lsdException w:name="List Table 7 Colorful Accent 5" w:uiPriority="52"/>
+    <w:lsdException w:name="List Table 1 Light Accent 6" w:uiPriority="46"/>
+    <w:lsdException w:name="List Table 2 Accent 6" w:uiPriority="47"/>
+    <w:lsdException w:name="List Table 3 Accent 6" w:uiPriority="48"/>
+    <w:lsdException w:name="List Table 4 Accent 6" w:uiPriority="49"/>
+    <w:lsdException w:name="List Table 5 Dark Accent 6" w:uiPriority="50"/>
+    <w:lsdException w:name="List Table 6 Colorful Accent 6" w:uiPriority="51"/>
+    <w:lsdException w:name="List Table 7 Colorful Accent 6" w:uiPriority="52"/>
+    <w:lsdException w:name="Mention" w:semiHidden="1" w:unhideWhenUsed="1"/>
+    <w:lsdException w:name="Smart Hyperlink" w:semiHidden="1" w:unhideWhenUsed="1"/>
+    <w:lsdException w:name="Hashtag" w:semiHidden="1" w:unhideWhenUsed="1"/>
+    <w:lsdException w:name="Unresolved Mention" w:semiHidden="1" w:unhideWhenUsed="1"/>
+    <w:lsdException w:name="Smart Link" w:semiHidden="1" w:unhideWhenUsed="1"/>
+  </w:latentStyles>
+  <w:style w:type="paragraph" w:default="1" w:styleId="Normal">
+    <w:name w:val="Normal"/>
+    <w:qFormat/>
+    <w:rsid w:val="00581D44"/>
+  </w:style>
+  <w:style w:type="character" w:default="1" w:styleId="DefaultParagraphFont">
+    <w:name w:val="Default Paragraph Font"/>
+    <w:uiPriority w:val="1"/>
+    <w:semiHidden/>
+    <w:unhideWhenUsed/>
+  </w:style>
+  <w:style w:type="table" w:default="1" w:styleId="TableNormal">
+    <w:name w:val="Normal Table"/>
+    <w:uiPriority w:val="99"/>
+    <w:semiHidden/>
+    <w:unhideWhenUsed/>
+    <w:tblPr>
+      <w:tblInd w:w="0" w:type="dxa"/>
+      <w:tblCellMar>
+        <w:top w:w="0" w:type="dxa"/>
+        <w:left w:w="108" w:type="dxa"/>
+        <w:bottom w:w="0" w:type="dxa"/>
+        <w:right w:w="108" w:type="dxa"/>
+      </w:tblCellMar>
+    </w:tblPr>
+  </w:style>
+  <w:style w:type="numbering" w:default="1" w:styleId="NoList">
+    <w:name w:val="No List"/>
+    <w:uiPriority w:val="99"/>
+    <w:semiHidden/>
+    <w:unhideWhenUsed/>
+  </w:style>
+  <w:style w:type="character" w:styleId="Hyperlink">
+    <w:name w:val="Hyperlink"/>
+    <w:basedOn w:val="DefaultParagraphFont"/>
+    <w:uiPriority w:val="99"/>
+    <w:unhideWhenUsed/>
+    <w:rsid w:val="00581D44"/>
+    <w:rPr>
+      <w:color w:val="0563C1" w:themeColor="hyperlink"/>
+      <w:u w:val="single"/>
+    </w:rPr>
+  </w:style>
+  <w:style w:type="character" w:styleId="PlaceholderText">
+    <w:name w:val="Placeholder Text"/>
+    <w:basedOn w:val="DefaultParagraphFont"/>
+    <w:uiPriority w:val="99"/>
+    <w:semiHidden/>
+    <w:rsid w:val="002A192C"/>
+    <w:rPr>
+      <w:color w:val="666666"/>
+    </w:rPr>
+  </w:style>
+</w:styles>
+</file>
+
+<file path=word/glossary/document.xml><?xml version="1.0" encoding="utf-8"?>
+<w:glossaryDocument xmlns:wpc="http://schemas.microsoft.com/office/word/2010/wordprocessingCanvas" xmlns:cx="http://schemas.microsoft.com/office/drawing/2014/chartex" xmlns:cx1="http://schemas.microsoft.com/office/drawing/2015/9/8/chartex" xmlns:cx2="http://schemas.microsoft.com/office/drawing/2015/10/21/chartex" xmlns:cx3="http://schemas.microsoft.com/office/drawing/2016/5/9/chartex" xmlns:cx4="http://schemas.microsoft.com/office/drawing/2016/5/10/chartex" xmlns:cx5="http://schemas.microsoft.com/office/drawing/2016/5/11/chartex" xmlns:cx6="http://schemas.microsoft.com/office/drawing/2016/5/12/chartex" xmlns:cx7="http://schemas.microsoft.com/office/drawing/2016/5/13/chartex" xmlns:cx8="http://schemas.microsoft.com/office/drawing/2016/5/14/chartex" xmlns:mc="http://schemas.openxmlformats.org/markup-compatibility/2006" xmlns:aink="http://schemas.microsoft.com/office/drawing/2016/ink" xmlns:am3d="http://schemas.microsoft.com/office/drawing/2017/model3d" xmlns:o="urn:schemas-microsoft-com:office:office" xmlns:oel="http://schemas.microsoft.com/office/2019/extlst" xmlns:r="http://schemas.openxmlformats.org/officeDocument/2006/relationships" xmlns:m="http://schemas.openxmlformats.org/officeDocument/2006/math" xmlns:v="urn:schemas-microsoft-com:vml" xmlns:wp14="http://schemas.microsoft.com/office/word/2010/wordprocessingDrawing" xmlns:wp="http://schemas.openxmlformats.org/drawingml/2006/wordprocessingDrawing" xmlns:w10="urn:schemas-microsoft-com:office:word" xmlns:w="http://schemas.openxmlformats.org/wordprocessingml/2006/main" xmlns:w14="http://schemas.microsoft.com/office/word/2010/wordml" xmlns:w15="http://schemas.microsoft.com/office/word/2012/wordml" xmlns:w16cex="http://schemas.microsoft.com/office/word/2018/wordml/cex" xmlns:w16cid="http://schemas.microsoft.com/office/word/2016/wordml/cid" xmlns:w16="http://schemas.microsoft.com/office/word/2018/wordml" xmlns:w16sdtdh="http://schemas.microsoft.com/office/word/2020/wordml/sdtdatahash" xmlns:w16se="http://schemas.microsoft.com/office/word/2015/wordml/symex" xmlns:wpg="http://schemas.microsoft.com/office/word/2010/wordprocessingGroup" xmlns:wpi="http://schemas.microsoft.com/office/word/2010/wordprocessingInk" xmlns:wne="http://schemas.microsoft.com/office/word/2006/wordml" xmlns:wps="http://schemas.microsoft.com/office/word/2010/wordprocessingShape" mc:Ignorable="w14 w15 w16se w16cid w16 w16cex w16sdtdh wp14">
+  <w:docParts>
+    <w:docPart>
+      <w:docPartPr>
+        <w:name w:val="DefaultPlaceholder_-1854013440"/>
+        <w:category>
+          <w:name w:val="General"/>
+          <w:gallery w:val="placeholder"/>
+        </w:category>
+        <w:types>
+          <w:type w:val="bbPlcHdr"/>
+        </w:types>
+        <w:behaviors>
+          <w:behavior w:val="content"/>
+        </w:behaviors>
+        <w:guid w:val="{645B75A6-C60A-594F-ADFF-6B5282AA1C2B}"/>
+      </w:docPartPr>
+      <w:docPartBody>
+        <w:p>
+          <w:r>
+            <w:rPr>
+              <w:rStyle w:val="PlaceholderText"/>
+            </w:rPr>
+            <w:t>Click or tap here to enter text.</w:t>
+          </w:r>
+        </w:p>
+      </w:docPartBody>
+    </w:docPart>
+  </w:docParts>
+</w:glossaryDocument>
+</file>
+
+<file path=word/glossary/fontTable.xml><?xml version="1.0" encoding="utf-8"?>
+<w:fonts xmlns:mc="http://schemas.openxmlformats.org/markup-compatibility/2006" xmlns:r="http://schemas.openxmlformats.org/officeDocument/2006/relationships" xmlns:w="http://schemas.openxmlformats.org/wordprocessingml/2006/main" xmlns:w14="http://schemas.microsoft.com/office/word/2010/wordml" xmlns:w15="http://schemas.microsoft.com/office/word/2012/wordml" xmlns:w16cex="http://schemas.microsoft.com/office/word/2018/wordml/cex" xmlns:w16cid="http://schemas.microsoft.com/office/word/2016/wordml/cid" xmlns:w16="http://schemas.microsoft.com/office/word/2018/wordml" xmlns:w16sdtdh="http://schemas.microsoft.com/office/word/2020/wordml/sdtdatahash" xmlns:w16se="http://schemas.microsoft.com/office/word/2015/wordml/symex" mc:Ignorable="w14 w15 w16se w16cid w16 w16cex w16sdtdh">
+  <w:font w:name="Calibri">
+    <w:panose1 w:val="020F0502020204030204"/>
+    <w:charset w:val="00"/>
+    <w:family w:val="swiss"/>
+    <w:pitch w:val="variable"/>
+    <w:sig w:usb0="E4002EFF" w:usb1="C000247B" w:usb2="00000009" w:usb3="00000000" w:csb0="000001FF" w:csb1="00000000"/>
+  </w:font>
+  <w:font w:name="Times New Roman">
+    <w:panose1 w:val="02020603050405020304"/>
+    <w:charset w:val="00"/>
+    <w:family w:val="roman"/>
+    <w:pitch w:val="variable"/>
+    <w:sig w:usb0="E0002EFF" w:usb1="C000785B" w:usb2="00000009" w:usb3="00000000" w:csb0="000001FF" w:csb1="00000000"/>
+  </w:font>
+  <w:font w:name="Arial">
+    <w:panose1 w:val="020B0604020202020204"/>
+    <w:charset w:val="00"/>
+    <w:family w:val="swiss"/>
+    <w:pitch w:val="variable"/>
+    <w:sig w:usb0="E0002AFF" w:usb1="C0007843" w:usb2="00000009" w:usb3="00000000" w:csb0="000001FF" w:csb1="00000000"/>
+  </w:font>
+  <w:font w:name="Cambria Math">
+    <w:panose1 w:val="02040503050406030204"/>
+    <w:charset w:val="00"/>
+    <w:family w:val="roman"/>
+    <w:pitch w:val="variable"/>
+    <w:sig w:usb0="E00002FF" w:usb1="420024FF" w:usb2="00000000" w:usb3="00000000" w:csb0="0000019F" w:csb1="00000000"/>
+  </w:font>
+  <w:font w:name="Calibri Light">
+    <w:panose1 w:val="020F0302020204030204"/>
+    <w:charset w:val="00"/>
+    <w:family w:val="swiss"/>
+    <w:pitch w:val="variable"/>
+    <w:sig w:usb0="E4002EFF" w:usb1="C000247B" w:usb2="00000009" w:usb3="00000000" w:csb0="000001FF" w:csb1="00000000"/>
+  </w:font>
+</w:fonts>
+</file>
+
+<file path=word/glossary/settings.xml><?xml version="1.0" encoding="utf-8"?>
+<w:settings xmlns:mc="http://schemas.openxmlformats.org/markup-compatibility/2006" xmlns:o="urn:schemas-microsoft-com:office:office" xmlns:r="http://schemas.openxmlformats.org/officeDocument/2006/relationships" xmlns:m="http://schemas.openxmlformats.org/officeDocument/2006/math" xmlns:v="urn:schemas-microsoft-com:vml" xmlns:w10="urn:schemas-microsoft-com:office:word" xmlns:w="http://schemas.openxmlformats.org/wordprocessingml/2006/main" xmlns:w14="http://schemas.microsoft.com/office/word/2010/wordml" xmlns:w15="http://schemas.microsoft.com/office/word/2012/wordml" xmlns:w16cex="http://schemas.microsoft.com/office/word/2018/wordml/cex" xmlns:w16cid="http://schemas.microsoft.com/office/word/2016/wordml/cid" xmlns:w16="http://schemas.microsoft.com/office/word/2018/wordml" xmlns:w16sdtdh="http://schemas.microsoft.com/office/word/2020/wordml/sdtdatahash" xmlns:w16se="http://schemas.microsoft.com/office/word/2015/wordml/symex" xmlns:sl="http://schemas.openxmlformats.org/schemaLibrary/2006/main" mc:Ignorable="w14 w15 w16se w16cid w16 w16cex w16sdtdh">
+  <w:view w:val="normal"/>
+  <w:defaultTabStop w:val="720"/>
+  <w:characterSpacingControl w:val="doNotCompress"/>
+  <w:compat>
+    <w:useFELayout/>
+    <w:compatSetting w:name="compatibilityMode" w:uri="http://schemas.microsoft.com/office/word" w:val="15"/>
+    <w:compatSetting w:name="overrideTableStyleFontSizeAndJustification" w:uri="http://schemas.microsoft.com/office/word" w:val="1"/>
+    <w:compatSetting w:name="enableOpenTypeFeatures" w:uri="http://schemas.microsoft.com/office/word" w:val="1"/>
+    <w:compatSetting w:name="doNotFlipMirrorIndents" w:uri="http://schemas.microsoft.com/office/word" w:val="1"/>
+    <w:compatSetting w:name="differentiateMultirowTableHeaders" w:uri="http://schemas.microsoft.com/office/word" w:val="1"/>
+    <w:compatSetting w:name="useWord2013TrackBottomHyphenation" w:uri="http://schemas.microsoft.com/office/word" w:val="0"/>
+  </w:compat>
+  <w:rsids>
+    <w:rsidRoot w:val="005C7F18"/>
+    <w:rsid w:val="001411A3"/>
+    <w:rsid w:val="00402F6B"/>
+    <w:rsid w:val="005C7F18"/>
+    <w:rsid w:val="006D6480"/>
+  </w:rsids>
+  <m:mathPr>
+    <m:mathFont m:val="Cambria Math"/>
+    <m:brkBin m:val="before"/>
+    <m:brkBinSub m:val="--"/>
+    <m:smallFrac m:val="0"/>
+    <m:dispDef/>
+    <m:lMargin m:val="0"/>
+    <m:rMargin m:val="0"/>
+    <m:defJc m:val="centerGroup"/>
+    <m:wrapIndent m:val="1440"/>
+    <m:intLim m:val="subSup"/>
+    <m:naryLim m:val="undOvr"/>
+  </m:mathPr>
+  <w:themeFontLang w:val="en-DE"/>
+  <w:clrSchemeMapping w:bg1="light1" w:t1="dark1" w:bg2="light2" w:t2="dark2" w:accent1="accent1" w:accent2="accent2" w:accent3="accent3" w:accent4="accent4" w:accent5="accent5" w:accent6="accent6" w:hyperlink="hyperlink" w:followedHyperlink="followedHyperlink"/>
+  <w:decimalSymbol w:val="."/>
+  <w:listSeparator w:val=","/>
+  <w15:chartTrackingRefBased/>
+</w:settings>
+</file>
+
+<file path=word/glossary/styles.xml><?xml version="1.0" encoding="utf-8"?>
+<w:styles xmlns:mc="http://schemas.openxmlformats.org/markup-compatibility/2006" xmlns:r="http://schemas.openxmlformats.org/officeDocument/2006/relationships" xmlns:w="http://schemas.openxmlformats.org/wordprocessingml/2006/main" xmlns:w14="http://schemas.microsoft.com/office/word/2010/wordml" xmlns:w15="http://schemas.microsoft.com/office/word/2012/wordml" xmlns:w16cex="http://schemas.microsoft.com/office/word/2018/wordml/cex" xmlns:w16cid="http://schemas.microsoft.com/office/word/2016/wordml/cid" xmlns:w16="http://schemas.microsoft.com/office/word/2018/wordml" xmlns:w16sdtdh="http://schemas.microsoft.com/office/word/2020/wordml/sdtdatahash" xmlns:w16se="http://schemas.microsoft.com/office/word/2015/wordml/symex" mc:Ignorable="w14 w15 w16se w16cid w16 w16cex w16sdtdh">
+  <w:docDefaults>
+    <w:rPrDefault>
+      <w:rPr>
+        <w:rFonts w:asciiTheme="minorHAnsi" w:eastAsiaTheme="minorEastAsia" w:hAnsiTheme="minorHAnsi" w:cstheme="minorBidi"/>
+        <w:kern w:val="2"/>
+        <w:sz w:val="24"/>
+        <w:szCs w:val="24"/>
+        <w:lang w:val="en-DE" w:eastAsia="en-GB" w:bidi="ar-SA"/>
         <w14:ligatures w14:val="standardContextual"/>
       </w:rPr>
     </w:rPrDefault>
@@ -437,7 +3892,24 @@
     <w:semiHidden/>
     <w:unhideWhenUsed/>
   </w:style>
+  <w:style w:type="character" w:styleId="PlaceholderText">
+    <w:name w:val="Placeholder Text"/>
+    <w:basedOn w:val="DefaultParagraphFont"/>
+    <w:uiPriority w:val="99"/>
+    <w:semiHidden/>
+    <w:rsid w:val="005C7F18"/>
+    <w:rPr>
+      <w:color w:val="666666"/>
+    </w:rPr>
+  </w:style>
 </w:styles>
+</file>
+
+<file path=word/glossary/webSettings.xml><?xml version="1.0" encoding="utf-8"?>
+<w:webSettings xmlns:mc="http://schemas.openxmlformats.org/markup-compatibility/2006" xmlns:r="http://schemas.openxmlformats.org/officeDocument/2006/relationships" xmlns:w="http://schemas.openxmlformats.org/wordprocessingml/2006/main" xmlns:w14="http://schemas.microsoft.com/office/word/2010/wordml" xmlns:w15="http://schemas.microsoft.com/office/word/2012/wordml" xmlns:w16cex="http://schemas.microsoft.com/office/word/2018/wordml/cex" xmlns:w16cid="http://schemas.microsoft.com/office/word/2016/wordml/cid" xmlns:w16="http://schemas.microsoft.com/office/word/2018/wordml" xmlns:w16sdtdh="http://schemas.microsoft.com/office/word/2020/wordml/sdtdatahash" xmlns:w16se="http://schemas.microsoft.com/office/word/2015/wordml/symex" mc:Ignorable="w14 w15 w16se w16cid w16 w16cex w16sdtdh">
+  <w:optimizeForBrowser/>
+  <w:allowPNG/>
+</w:webSettings>
 </file>
 
 <file path=word/theme/theme1.xml><?xml version="1.0" encoding="utf-8"?>
@@ -733,4 +4205,39 @@
     </a:ext>
   </a:extLst>
 </a:theme>
+</file>
+
+<file path=word/webextensions/taskpanes.xml><?xml version="1.0" encoding="utf-8"?>
+<wetp:taskpanes xmlns:wetp="http://schemas.microsoft.com/office/webextensions/taskpanes/2010/11">
+  <wetp:taskpane dockstate="right" visibility="0" width="350" row="0">
+    <wetp:webextensionref xmlns:r="http://schemas.openxmlformats.org/officeDocument/2006/relationships" r:id="rId1"/>
+  </wetp:taskpane>
+</wetp:taskpanes>
+</file>
+
+<file path=word/webextensions/webextension1.xml><?xml version="1.0" encoding="utf-8"?>
+<we:webextension xmlns:we="http://schemas.microsoft.com/office/webextensions/webextension/2010/11" id="{A23951D7-6C52-704C-A9E1-19D14C383CDC}">
+  <we:reference id="wa104382081" version="1.55.1.0" store="en-GB" storeType="OMEX"/>
+  <we:alternateReferences>
+    <we:reference id="wa104382081" version="1.55.1.0" store="en-GB" storeType="OMEX"/>
+  </we:alternateReferences>
+  <we:properties>
+    <we:property name="MENDELEY_CITATIONS" value="[{&quot;citationID&quot;:&quot;MENDELEY_CITATION_8e295545-f7a1-4a21-a371-0eb58e1656a3&quot;,&quot;properties&quot;:{&quot;noteIndex&quot;:0},&quot;isEdited&quot;:false,&quot;manualOverride&quot;:{&quot;isManuallyOverridden&quot;:false,&quot;citeprocText&quot;:&quot;(Chown &amp;#38; Mcgeoch, 2023)&quot;,&quot;manualOverrideText&quot;:&quot;&quot;},&quot;citationTag&quot;:&quot;MENDELEY_CITATION_v3_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&quot;,&quot;citationItems&quot;:[{&quot;id&quot;:&quot;1fd6457d-f977-3ad1-ab75-336f6ed81901&quot;,&quot;itemData&quot;:{&quot;type&quot;:&quot;article-journal&quot;,&quot;id&quot;:&quot;1fd6457d-f977-3ad1-ab75-336f6ed81901&quot;,&quot;title&quot;:&quot;Functional Trait Variation Along Animal Invasion Pathways&quot;,&quot;author&quot;:[{&quot;family&quot;:&quot;Chown&quot;,&quot;given&quot;:&quot;Steven L&quot;,&quot;parse-names&quot;:false,&quot;dropping-particle&quot;:&quot;&quot;,&quot;non-dropping-particle&quot;:&quot;&quot;},{&quot;family&quot;:&quot;Mcgeoch&quot;,&quot;given&quot;:&quot;Melodie A&quot;,&quot;parse-names&quot;:false,&quot;dropping-particle&quot;:&quot;&quot;,&quot;non-dropping-particle&quot;:&quot;&quot;}],&quot;container-title&quot;:&quot;Annu. Rev. Ecol. Evol. Syst. 2023&quot;,&quot;DOI&quot;:&quot;10.1146/annurev-ecolsys-102220&quot;,&quot;URL&quot;:&quot;https://doi.org/10.1146/annurev-ecolsys-102220-&quot;,&quot;issued&quot;:{&quot;date-parts&quot;:[[2023]]},&quot;page&quot;:&quot;151-170&quot;,&quot;abstract&quot;:&quot;Functional trait-based mediation of animal invasions is only now developing , yet it is already showing as much promise as the approach has for plant invasion biology. Here, we provide a theory-founded examination of functional trait-based ecology with respect to animal invasions, together with a review of the empirical research. Recent developments in the scaling of traits to ecosystems, along with the frameworks for invasion ecology, provide a powerful foundation for investigations. Despite growing empirical research in this field, interspecific comparisons incorporating comparative phyloge-netic approaches remain uncommon, and those examining assemblages are even more so. Despite the importance of time since introduction, it is rarely included in studies. Broad environmental tolerances, life history traits associated with fast growth or greater reproduction, and in some cases, greater phenotypic plasticity of traits, mediate the success of animal alien species at various stages of invasion, although introduction effort remains one of the most important factors affecting success.&quot;,&quot;volume&quot;:&quot;54&quot;,&quot;container-title-short&quot;:&quot;&quot;},&quot;isTemporary&quot;:false}]},{&quot;citationID&quot;:&quot;MENDELEY_CITATION_61fc44ff-3099-4591-bf48-1ab8925abbc2&quot;,&quot;properties&quot;:{&quot;noteIndex&quot;:0},&quot;isEdited&quot;:false,&quot;manualOverride&quot;:{&quot;isManuallyOverridden&quot;:false,&quot;citeprocText&quot;:&quot;(Altermatt et al., 2015)&quot;,&quot;manualOverrideText&quot;:&quot;&quot;},&quot;citationTag&quot;:&quot;MENDELEY_CITATION_v3_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&quot;,&quot;citationItems&quot;:[{&quot;id&quot;:&quot;55ea5cb7-83da-37c3-a586-c80fee46fb23&quot;,&quot;itemData&quot;:{&quot;type&quot;:&quot;article-journal&quot;,&quot;id&quot;:&quot;55ea5cb7-83da-37c3-a586-c80fee46fb23&quot;,&quot;title&quot;:&quot;Big answers from small worlds: A user's guide for protist microcosms as a model system in ecology and evolution&quot;,&quot;author&quot;:[{&quot;family&quot;:&quot;Altermatt&quot;,&quot;given&quot;:&quot;Florian&quot;,&quot;parse-names&quot;:false,&quot;dropping-particle&quot;:&quot;&quot;,&quot;non-dropping-particle&quot;:&quot;&quot;},{&quot;family&quot;:&quot;Fronhofer&quot;,&quot;given&quot;:&quot;Emanuel A.&quot;,&quot;parse-names&quot;:false,&quot;dropping-particle&quot;:&quot;&quot;,&quot;non-dropping-particle&quot;:&quot;&quot;},{&quot;family&quot;:&quot;Garnier&quot;,&quot;given&quot;:&quot;Aurélie&quot;,&quot;parse-names&quot;:false,&quot;dropping-particle&quot;:&quot;&quot;,&quot;non-dropping-particle&quot;:&quot;&quot;},{&quot;family&quot;:&quot;Giometto&quot;,&quot;given&quot;:&quot;Andrea&quot;,&quot;parse-names&quot;:false,&quot;dropping-particle&quot;:&quot;&quot;,&quot;non-dropping-particle&quot;:&quot;&quot;},{&quot;family&quot;:&quot;Hammes&quot;,&quot;given&quot;:&quot;Frederik&quot;,&quot;parse-names&quot;:false,&quot;dropping-particle&quot;:&quot;&quot;,&quot;non-dropping-particle&quot;:&quot;&quot;},{&quot;family&quot;:&quot;Klecka&quot;,&quot;given&quot;:&quot;Jan&quot;,&quot;parse-names&quot;:false,&quot;dropping-particle&quot;:&quot;&quot;,&quot;non-dropping-particle&quot;:&quot;&quot;},{&quot;family&quot;:&quot;Legrand&quot;,&quot;given&quot;:&quot;Delphine&quot;,&quot;parse-names&quot;:false,&quot;dropping-particle&quot;:&quot;&quot;,&quot;non-dropping-particle&quot;:&quot;&quot;},{&quot;family&quot;:&quot;Mächler&quot;,&quot;given&quot;:&quot;Elvira&quot;,&quot;parse-names&quot;:false,&quot;dropping-particle&quot;:&quot;&quot;,&quot;non-dropping-particle&quot;:&quot;&quot;},{&quot;family&quot;:&quot;Massie&quot;,&quot;given&quot;:&quot;Thomas M.&quot;,&quot;parse-names&quot;:false,&quot;dropping-particle&quot;:&quot;&quot;,&quot;non-dropping-particle&quot;:&quot;&quot;},{&quot;family&quot;:&quot;Pennekamp&quot;,&quot;given&quot;:&quot;Frank&quot;,&quot;parse-names&quot;:false,&quot;dropping-particle&quot;:&quot;&quot;,&quot;non-dropping-particle&quot;:&quot;&quot;},{&quot;family&quot;:&quot;Plebani&quot;,&quot;given&quot;:&quot;Marco&quot;,&quot;parse-names&quot;:false,&quot;dropping-particle&quot;:&quot;&quot;,&quot;non-dropping-particle&quot;:&quot;&quot;},{&quot;family&quot;:&quot;Pontarp&quot;,&quot;given&quot;:&quot;Mikael&quot;,&quot;parse-names&quot;:false,&quot;dropping-particle&quot;:&quot;&quot;,&quot;non-dropping-particle&quot;:&quot;&quot;},{&quot;family&quot;:&quot;Schtickzelle&quot;,&quot;given&quot;:&quot;Nicolas&quot;,&quot;parse-names&quot;:false,&quot;dropping-particle&quot;:&quot;&quot;,&quot;non-dropping-particle&quot;:&quot;&quot;},{&quot;family&quot;:&quot;Thuillier&quot;,&quot;given&quot;:&quot;Virginie&quot;,&quot;parse-names&quot;:false,&quot;dropping-particle&quot;:&quot;&quot;,&quot;non-dropping-particle&quot;:&quot;&quot;},{&quot;family&quot;:&quot;Petchey&quot;,&quot;given&quot;:&quot;Owen L.&quot;,&quot;parse-names&quot;:false,&quot;dropping-particle&quot;:&quot;&quot;,&quot;non-dropping-particle&quot;:&quot;&quot;}],&quot;container-title&quot;:&quot;Methods in Ecology and Evolution&quot;,&quot;container-title-short&quot;:&quot;Methods Ecol Evol&quot;,&quot;DOI&quot;:&quot;10.1111/2041-210X.12312&quot;,&quot;ISSN&quot;:&quot;2041210X&quot;,&quot;issued&quot;:{&quot;date-parts&quot;:[[2015]]},&quot;page&quot;:&quot;218-231&quot;,&quot;abstract&quot;:&quot;Summary: Laboratory microcosm experiments using protists as model organisms have a long tradition and are widely used to investigate general concepts in population biology, community ecology and evolutionary biology. Many variables of interest are measured in order to study processes and patterns at different spatiotemporal scales and across all levels of biological organization. This includes measurements of body size, mobility or abundance, in order to understand population dynamics, dispersal behaviour and ecosystem processes. Also, a variety of manipulations are employed, such as temperature changes or varying connectivity in spatial microcosm networks. Past studies, however, have used varying methods for maintenance, measurement, and manipulation, which hinders across-study comparisons and meta-analyses, and the added value they bring. Furthermore, application of techniques such as flow cytometry, image and video analyses, and in situ environmental probes provide novel and improved opportunities to quantify variables of interest at unprecedented precision and temporal resolution. Here, we take the first step towards a standardization of well-established and novel methods and techniques within the field of protist microcosm experiments. We provide a comprehensive overview of maintenance, measurement and manipulation methods. An extensive supplement contains detailed protocols of all methods, and these protocols also exist in a community updateable online repository. We envision that such a synthesis and standardization of methods will overcome shortcomings and challenges faced by past studies and also promote activities such as meta-analyses and distributed experiments conducted simultaneously across many different laboratories at a global scale.&quot;,&quot;issue&quot;:&quot;2&quot;,&quot;volume&quot;:&quot;6&quot;},&quot;isTemporary&quot;:false}]},{&quot;citationID&quot;:&quot;MENDELEY_CITATION_28ae32af-d97d-4b3f-ad65-6797bae6d873&quot;,&quot;properties&quot;:{&quot;noteIndex&quot;:0},&quot;isEdited&quot;:false,&quot;manualOverride&quot;:{&quot;isManuallyOverridden&quot;:true,&quot;citeprocText&quot;:&quot;(Altermatt et al., 2015)&quot;,&quot;manualOverrideText&quot;:&quot;Altermatt et al. (2015)&quot;},&quot;citationTag&quot;:&quot;MENDELEY_CITATION_v3_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&quot;,&quot;citationItems&quot;:[{&quot;id&quot;:&quot;55ea5cb7-83da-37c3-a586-c80fee46fb23&quot;,&quot;itemData&quot;:{&quot;type&quot;:&quot;article-journal&quot;,&quot;id&quot;:&quot;55ea5cb7-83da-37c3-a586-c80fee46fb23&quot;,&quot;title&quot;:&quot;Big answers from small worlds: A user's guide for protist microcosms as a model system in ecology and evolution&quot;,&quot;author&quot;:[{&quot;family&quot;:&quot;Altermatt&quot;,&quot;given&quot;:&quot;Florian&quot;,&quot;parse-names&quot;:false,&quot;dropping-particle&quot;:&quot;&quot;,&quot;non-dropping-particle&quot;:&quot;&quot;},{&quot;family&quot;:&quot;Fronhofer&quot;,&quot;given&quot;:&quot;Emanuel A.&quot;,&quot;parse-names&quot;:false,&quot;dropping-particle&quot;:&quot;&quot;,&quot;non-dropping-particle&quot;:&quot;&quot;},{&quot;family&quot;:&quot;Garnier&quot;,&quot;given&quot;:&quot;Aurélie&quot;,&quot;parse-names&quot;:false,&quot;dropping-particle&quot;:&quot;&quot;,&quot;non-dropping-particle&quot;:&quot;&quot;},{&quot;family&quot;:&quot;Giometto&quot;,&quot;given&quot;:&quot;Andrea&quot;,&quot;parse-names&quot;:false,&quot;dropping-particle&quot;:&quot;&quot;,&quot;non-dropping-particle&quot;:&quot;&quot;},{&quot;family&quot;:&quot;Hammes&quot;,&quot;given&quot;:&quot;Frederik&quot;,&quot;parse-names&quot;:false,&quot;dropping-particle&quot;:&quot;&quot;,&quot;non-dropping-particle&quot;:&quot;&quot;},{&quot;family&quot;:&quot;Klecka&quot;,&quot;given&quot;:&quot;Jan&quot;,&quot;parse-names&quot;:false,&quot;dropping-particle&quot;:&quot;&quot;,&quot;non-dropping-particle&quot;:&quot;&quot;},{&quot;family&quot;:&quot;Legrand&quot;,&quot;given&quot;:&quot;Delphine&quot;,&quot;parse-names&quot;:false,&quot;dropping-particle&quot;:&quot;&quot;,&quot;non-dropping-particle&quot;:&quot;&quot;},{&quot;family&quot;:&quot;Mächler&quot;,&quot;given&quot;:&quot;Elvira&quot;,&quot;parse-names&quot;:false,&quot;dropping-particle&quot;:&quot;&quot;,&quot;non-dropping-particle&quot;:&quot;&quot;},{&quot;family&quot;:&quot;Massie&quot;,&quot;given&quot;:&quot;Thomas M.&quot;,&quot;parse-names&quot;:false,&quot;dropping-particle&quot;:&quot;&quot;,&quot;non-dropping-particle&quot;:&quot;&quot;},{&quot;family&quot;:&quot;Pennekamp&quot;,&quot;given&quot;:&quot;Frank&quot;,&quot;parse-names&quot;:false,&quot;dropping-particle&quot;:&quot;&quot;,&quot;non-dropping-particle&quot;:&quot;&quot;},{&quot;family&quot;:&quot;Plebani&quot;,&quot;given&quot;:&quot;Marco&quot;,&quot;parse-names&quot;:false,&quot;dropping-particle&quot;:&quot;&quot;,&quot;non-dropping-particle&quot;:&quot;&quot;},{&quot;family&quot;:&quot;Pontarp&quot;,&quot;given&quot;:&quot;Mikael&quot;,&quot;parse-names&quot;:false,&quot;dropping-particle&quot;:&quot;&quot;,&quot;non-dropping-particle&quot;:&quot;&quot;},{&quot;family&quot;:&quot;Schtickzelle&quot;,&quot;given&quot;:&quot;Nicolas&quot;,&quot;parse-names&quot;:false,&quot;dropping-particle&quot;:&quot;&quot;,&quot;non-dropping-particle&quot;:&quot;&quot;},{&quot;family&quot;:&quot;Thuillier&quot;,&quot;given&quot;:&quot;Virginie&quot;,&quot;parse-names&quot;:false,&quot;dropping-particle&quot;:&quot;&quot;,&quot;non-dropping-particle&quot;:&quot;&quot;},{&quot;family&quot;:&quot;Petchey&quot;,&quot;given&quot;:&quot;Owen L.&quot;,&quot;parse-names&quot;:false,&quot;dropping-particle&quot;:&quot;&quot;,&quot;non-dropping-particle&quot;:&quot;&quot;}],&quot;container-title&quot;:&quot;Methods in Ecology and Evolution&quot;,&quot;container-title-short&quot;:&quot;Methods Ecol Evol&quot;,&quot;DOI&quot;:&quot;10.1111/2041-210X.12312&quot;,&quot;ISSN&quot;:&quot;2041210X&quot;,&quot;issued&quot;:{&quot;date-parts&quot;:[[2015]]},&quot;page&quot;:&quot;218-231&quot;,&quot;abstract&quot;:&quot;Summary: Laboratory microcosm experiments using protists as model organisms have a long tradition and are widely used to investigate general concepts in population biology, community ecology and evolutionary biology. Many variables of interest are measured in order to study processes and patterns at different spatiotemporal scales and across all levels of biological organization. This includes measurements of body size, mobility or abundance, in order to understand population dynamics, dispersal behaviour and ecosystem processes. Also, a variety of manipulations are employed, such as temperature changes or varying connectivity in spatial microcosm networks. Past studies, however, have used varying methods for maintenance, measurement, and manipulation, which hinders across-study comparisons and meta-analyses, and the added value they bring. Furthermore, application of techniques such as flow cytometry, image and video analyses, and in situ environmental probes provide novel and improved opportunities to quantify variables of interest at unprecedented precision and temporal resolution. Here, we take the first step towards a standardization of well-established and novel methods and techniques within the field of protist microcosm experiments. We provide a comprehensive overview of maintenance, measurement and manipulation methods. An extensive supplement contains detailed protocols of all methods, and these protocols also exist in a community updateable online repository. We envision that such a synthesis and standardization of methods will overcome shortcomings and challenges faced by past studies and also promote activities such as meta-analyses and distributed experiments conducted simultaneously across many different laboratories at a global scale.&quot;,&quot;issue&quot;:&quot;2&quot;,&quot;volume&quot;:&quot;6&quot;},&quot;isTemporary&quot;:false}]},{&quot;citationID&quot;:&quot;MENDELEY_CITATION_c6aa4de1-4d28-4d54-9125-e110e6731d95&quot;,&quot;properties&quot;:{&quot;noteIndex&quot;:0},&quot;isEdited&quot;:false,&quot;manualOverride&quot;:{&quot;isManuallyOverridden&quot;:false,&quot;citeprocText&quot;:&quot;(Pennekamp et al., 2015; Pennekamp &amp;#38; Schtickzelle, 2013)&quot;,&quot;manualOverrideText&quot;:&quot;&quot;},&quot;citationTag&quot;:&quot;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&quot;,&quot;citationItems&quot;:[{&quot;id&quot;:&quot;8bb850f4-76cc-3d30-96ce-42473b474507&quot;,&quot;itemData&quot;:{&quot;type&quot;:&quot;article-journal&quot;,&quot;id&quot;:&quot;8bb850f4-76cc-3d30-96ce-42473b474507&quot;,&quot;title&quot;:&quot;Implementing image analysis in laboratory-based experimental systems for ecology and evolution: A hands-on guide&quot;,&quot;author&quot;:[{&quot;family&quot;:&quot;Pennekamp&quot;,&quot;given&quot;:&quot;Frank&quot;,&quot;parse-names&quot;:false,&quot;dropping-particle&quot;:&quot;&quot;,&quot;non-dropping-particle&quot;:&quot;&quot;},{&quot;family&quot;:&quot;Schtickzelle&quot;,&quot;given&quot;:&quot;Nicolas&quot;,&quot;parse-names&quot;:false,&quot;dropping-particle&quot;:&quot;&quot;,&quot;non-dropping-particle&quot;:&quot;&quot;}],&quot;container-title&quot;:&quot;Methods in Ecology and Evolution&quot;,&quot;container-title-short&quot;:&quot;Methods Ecol Evol&quot;,&quot;DOI&quot;:&quot;10.1111/2041-210X.12036&quot;,&quot;ISSN&quot;:&quot;2041210X&quot;,&quot;issued&quot;:{&quot;date-parts&quot;:[[2013]]},&quot;page&quot;:&quot;483-492&quot;,&quot;abstract&quot;:&quot;Experimental laboratory systems (ELS) are widely applied research tools to test theoretical predictions in ecology and evolution. Combining ELS with automated image analysis could significantly boost information acquisition due to the ease at which abundance and morphological data is collected. Despite the advantages of image analysis, the technology has not been fully adopted yet, presumably due to the difficulties of technical implementation. The tools needed to integrate image analysis in ELS are nowadays readily available: digital camera equipment is purchased at limited costs and free software solutions which allow sophisticated image processing and analysis exist. Here, we give a concise description how to integrate these pieces into a largely automated image analysis workflow. We provide researchers with necessary background information on the principles of image analysis, explaining how to standardize image acquisition and how to validate the results to reduce bias. Three cross-platform and open-source software solutions for image analysis are compared: ImageJ, the EBImage package in R, and Python with the SciPy/scikit image libraries. The relative strengths and limitations of each solution are compared and discussed. In addition, a set of test images and three scripts are provided in the Online Supplementary Material to illustrate the use of image analysis and help biologists to implement image analysis in their own systems. To demonstrate the reliability and versatility of a validated image analysis workflow, we introduce our own Tetrahymena thermophila ELS. Then, examples from evolutionary ecology are provided showing the advantages of image analysis to study different ecological questions, aiming at both the population and individual level. Experimental laboratory systems that integrate the advantages of image analysis extend their application and versatility compared with regular ELS. Such improvements are necessary to understand complex processes such as eco-evolutionary feedbacks, community dynamics and individual behaviour in ELS. © 2013 The Authors. Methods in Ecology and Evolution © 2013 British Ecological Society.&quot;,&quot;issue&quot;:&quot;5&quot;,&quot;volume&quot;:&quot;4&quot;},&quot;isTemporary&quot;:false},{&quot;id&quot;:&quot;3728cebc-dc7c-3cdc-95da-e23ba2c92311&quot;,&quot;itemData&quot;:{&quot;type&quot;:&quot;article-journal&quot;,&quot;id&quot;:&quot;3728cebc-dc7c-3cdc-95da-e23ba2c92311&quot;,&quot;title&quot;:&quot;BEMOVI, software for extracting behavior and morphology from videos, illustrated with analyses of microbes&quot;,&quot;author&quot;:[{&quot;family&quot;:&quot;Pennekamp&quot;,&quot;given&quot;:&quot;Frank&quot;,&quot;parse-names&quot;:false,&quot;dropping-particle&quot;:&quot;&quot;,&quot;non-dropping-particle&quot;:&quot;&quot;},{&quot;family&quot;:&quot;Schtickzelle&quot;,&quot;given&quot;:&quot;Nicolas&quot;,&quot;parse-names&quot;:false,&quot;dropping-particle&quot;:&quot;&quot;,&quot;non-dropping-particle&quot;:&quot;&quot;},{&quot;family&quot;:&quot;Petchey&quot;,&quot;given&quot;:&quot;Owen L.&quot;,&quot;parse-names&quot;:false,&quot;dropping-particle&quot;:&quot;&quot;,&quot;non-dropping-particle&quot;:&quot;&quot;}],&quot;container-title&quot;:&quot;Ecology and Evolution&quot;,&quot;container-title-short&quot;:&quot;Ecol Evol&quot;,&quot;DOI&quot;:&quot;10.1002/ece3.1529&quot;,&quot;ISSN&quot;:&quot;20457758&quot;,&quot;issued&quot;:{&quot;date-parts&quot;:[[2015]]},&quot;page&quot;:&quot;2584-2595&quot;,&quot;abstract&quot;:&quot;Microbes are critical components of ecosystems and provide vital services (e.g., photosynthesis, decomposition, nutrient recycling). From the diverse roles microbes play in natural ecosystems, high levels of functional diversity result. Quantifying this diversity is challenging, because it is weakly associated with morphological differentiation. In addition, the small size of microbes hinders morphological and behavioral measurements at the individual level, as well as interactions between individuals. Advances in microbial community genetics and genomics, flow cytometry and digital analysis of still images are promising approaches. They miss out, however, on a very important aspect of populations and communities: the behavior of individuals. Video analysis complements these methods by providing in addition to abundance and trait measurements, detailed behavioral information, capturing dynamic processes such as movement, and hence has the potential to describe the interactions between individuals. We introduce BEMOVI, a package using the R and ImageJ software, to extract abundance, morphology, and movement data for tens to thousands of individuals in a video. Through a set of functions BEMOVI identifies individuals present in a video, reconstructs their movement trajectories through space and time, and merges this information into a single database. BEMOVI is a modular set of functions, which can be customized to allow for peculiarities of the videos to be analyzed, in terms of organisms features (e.g., morphology or movement) and how they can be distinguished from the background. We illustrate the validity and accuracy of the method with an example on experimental multispecies communities of aquatic protists. We show high correspondence between manual and automatic counts and illustrate how simultaneous time series of abundance, morphology, and behavior are obtained from BEMOVI. We further demonstrate how the trait data can be used with machine learning to automatically classify individuals into species and that information on movement behavior improves the predictive ability.&quot;,&quot;issue&quot;:&quot;13&quot;,&quot;volume&quot;:&quot;5&quot;},&quot;isTemporary&quot;:false}]},{&quot;citationID&quot;:&quot;MENDELEY_CITATION_501288f0-3664-468e-abba-8215d0e65613&quot;,&quot;properties&quot;:{&quot;noteIndex&quot;:0},&quot;isEdited&quot;:false,&quot;manualOverride&quot;:{&quot;isManuallyOverridden&quot;:false,&quot;citeprocText&quot;:&quot;(Pennekamp et al., 2015)&quot;,&quot;manualOverrideText&quot;:&quot;&quot;},&quot;citationTag&quot;:&quot;MENDELEY_CITATION_v3_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&quot;,&quot;citationItems&quot;:[{&quot;id&quot;:&quot;3728cebc-dc7c-3cdc-95da-e23ba2c92311&quot;,&quot;itemData&quot;:{&quot;type&quot;:&quot;article-journal&quot;,&quot;id&quot;:&quot;3728cebc-dc7c-3cdc-95da-e23ba2c92311&quot;,&quot;title&quot;:&quot;BEMOVI, software for extracting behavior and morphology from videos, illustrated with analyses of microbes&quot;,&quot;author&quot;:[{&quot;family&quot;:&quot;Pennekamp&quot;,&quot;given&quot;:&quot;Frank&quot;,&quot;parse-names&quot;:false,&quot;dropping-particle&quot;:&quot;&quot;,&quot;non-dropping-particle&quot;:&quot;&quot;},{&quot;family&quot;:&quot;Schtickzelle&quot;,&quot;given&quot;:&quot;Nicolas&quot;,&quot;parse-names&quot;:false,&quot;dropping-particle&quot;:&quot;&quot;,&quot;non-dropping-particle&quot;:&quot;&quot;},{&quot;family&quot;:&quot;Petchey&quot;,&quot;given&quot;:&quot;Owen L.&quot;,&quot;parse-names&quot;:false,&quot;dropping-particle&quot;:&quot;&quot;,&quot;non-dropping-particle&quot;:&quot;&quot;}],&quot;container-title&quot;:&quot;Ecology and Evolution&quot;,&quot;container-title-short&quot;:&quot;Ecol Evol&quot;,&quot;DOI&quot;:&quot;10.1002/ece3.1529&quot;,&quot;ISSN&quot;:&quot;20457758&quot;,&quot;issued&quot;:{&quot;date-parts&quot;:[[2015]]},&quot;page&quot;:&quot;2584-2595&quot;,&quot;abstract&quot;:&quot;Microbes are critical components of ecosystems and provide vital services (e.g., photosynthesis, decomposition, nutrient recycling). From the diverse roles microbes play in natural ecosystems, high levels of functional diversity result. Quantifying this diversity is challenging, because it is weakly associated with morphological differentiation. In addition, the small size of microbes hinders morphological and behavioral measurements at the individual level, as well as interactions between individuals. Advances in microbial community genetics and genomics, flow cytometry and digital analysis of still images are promising approaches. They miss out, however, on a very important aspect of populations and communities: the behavior of individuals. Video analysis complements these methods by providing in addition to abundance and trait measurements, detailed behavioral information, capturing dynamic processes such as movement, and hence has the potential to describe the interactions between individuals. We introduce BEMOVI, a package using the R and ImageJ software, to extract abundance, morphology, and movement data for tens to thousands of individuals in a video. Through a set of functions BEMOVI identifies individuals present in a video, reconstructs their movement trajectories through space and time, and merges this information into a single database. BEMOVI is a modular set of functions, which can be customized to allow for peculiarities of the videos to be analyzed, in terms of organisms features (e.g., morphology or movement) and how they can be distinguished from the background. We illustrate the validity and accuracy of the method with an example on experimental multispecies communities of aquatic protists. We show high correspondence between manual and automatic counts and illustrate how simultaneous time series of abundance, morphology, and behavior are obtained from BEMOVI. We further demonstrate how the trait data can be used with machine learning to automatically classify individuals into species and that information on movement behavior improves the predictive ability.&quot;,&quot;issue&quot;:&quot;13&quot;,&quot;volume&quot;:&quot;5&quot;},&quot;isTemporary&quot;:false}]},{&quot;citationID&quot;:&quot;MENDELEY_CITATION_daf891f1-d28f-4051-9d8a-98c959590556&quot;,&quot;properties&quot;:{&quot;noteIndex&quot;:0},&quot;isEdited&quot;:false,&quot;manualOverride&quot;:{&quot;isManuallyOverridden&quot;:false,&quot;citeprocText&quot;:&quot;(Cortes et al., 1995)&quot;,&quot;manualOverrideText&quot;:&quot;&quot;},&quot;citationTag&quot;:&quot;MENDELEY_CITATION_v3_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&quot;,&quot;citationItems&quot;:[{&quot;id&quot;:&quot;e53de319-8e4f-3bf4-9c80-fe03d1700e77&quot;,&quot;itemData&quot;:{&quot;type&quot;:&quot;article-journal&quot;,&quot;id&quot;:&quot;e53de319-8e4f-3bf4-9c80-fe03d1700e77&quot;,&quot;title&quot;:&quot;Support-Vector Networks&quot;,&quot;author&quot;:[{&quot;family&quot;:&quot;Cortes&quot;,&quot;given&quot;:&quot;Corinna&quot;,&quot;parse-names&quot;:false,&quot;dropping-particle&quot;:&quot;&quot;,&quot;non-dropping-particle&quot;:&quot;&quot;},{&quot;family&quot;:&quot;Vapnik&quot;,&quot;given&quot;:&quot;Vladimir&quot;,&quot;parse-names&quot;:false,&quot;dropping-particle&quot;:&quot;&quot;,&quot;non-dropping-particle&quot;:&quot;&quot;},{&quot;family&quot;:&quot;Saitta&quot;,&quot;given&quot;:&quot;Lorenza&quot;,&quot;parse-names&quot;:false,&quot;dropping-particle&quot;:&quot;&quot;,&quot;non-dropping-particle&quot;:&quot;&quot;}],&quot;container-title&quot;:&quot;Machine Learning&quot;,&quot;container-title-short&quot;:&quot;Mach Learn&quot;,&quot;issued&quot;:{&quot;date-parts&quot;:[[1995]]},&quot;page&quot;:&quot;273-297&quot;,&quot;abstract&quot;:&quot;The support-vector network is a new leaming machine for two-group classification problems. The machine conceptually implements the following idea: input vectors are non-linearly mapped to a very high-dimension feature space. In this feature space a linear decision surface is constructed. Special properties of the decision surface ensures high generalization ability of the learning machine. The idea behind the support-vector network was previously implemented for the restricted case where the training data can be separated without errors. We here extend this result to non-separable training data. High generalization ability of support-vector networks utilizing polynomial input transformations is demonstrated. We also compare the performance of the support-vector network to various classical learning algorithms that all took part in a benchmark study of Optical Character Recognition.&quot;,&quot;publisher&quot;:&quot;Kluwer Academic Publishers&quot;,&quot;volume&quot;:&quot;20&quot;},&quot;isTemporary&quot;:false}]},{&quot;citationID&quot;:&quot;MENDELEY_CITATION_ea4eaba1-02d2-461a-a178-9604545d500a&quot;,&quot;properties&quot;:{&quot;noteIndex&quot;:0},&quot;isEdited&quot;:false,&quot;manualOverride&quot;:{&quot;isManuallyOverridden&quot;:false,&quot;citeprocText&quot;:&quot;(Dimitriadou et al., 2006)&quot;,&quot;manualOverrideText&quot;:&quot;&quot;},&quot;citationItems&quot;:[{&quot;id&quot;:&quot;6c4baaa3-775a-3dbf-a139-fd1d6e95eb7b&quot;,&quot;itemData&quot;:{&quot;type&quot;:&quot;article&quot;,&quot;id&quot;:&quot;6c4baaa3-775a-3dbf-a139-fd1d6e95eb7b&quot;,&quot;title&quot;:&quot;Misc Functions of the Department of Statistics (e1071), TU Wien&quot;,&quot;author&quot;:[{&quot;family&quot;:&quot;Dimitriadou&quot;,&quot;given&quot;:&quot;Evgenia&quot;,&quot;parse-names&quot;:false,&quot;dropping-particle&quot;:&quot;&quot;,&quot;non-dropping-particle&quot;:&quot;&quot;},{&quot;family&quot;:&quot;Hornik&quot;,&quot;given&quot;:&quot;Kurt&quot;,&quot;parse-names&quot;:false,&quot;dropping-particle&quot;:&quot;&quot;,&quot;non-dropping-particle&quot;:&quot;&quot;},{&quot;family&quot;:&quot;Leisch&quot;,&quot;given&quot;:&quot;Friedrich&quot;,&quot;parse-names&quot;:false,&quot;dropping-particle&quot;:&quot;&quot;,&quot;non-dropping-particle&quot;:&quot;&quot;},{&quot;family&quot;:&quot;Meyer&quot;,&quot;given&quot;:&quot;David&quot;,&quot;parse-names&quot;:false,&quot;dropping-particle&quot;:&quot;&quot;,&quot;non-dropping-particle&quot;:&quot;&quot;},{&quot;family&quot;:&quot;Maintainer&quot;,&quot;given&quot;:&quot;Andreas Weingessel&quot;,&quot;parse-names&quot;:false,&quot;dropping-particle&quot;:&quot;&quot;,&quot;non-dropping-particle&quot;:&quot;&quot;}],&quot;issued&quot;:{&quot;date-parts&quot;:[[2006]]},&quot;container-title-short&quot;:&quot;&quot;},&quot;isTemporary&quot;:false}],&quot;citationTag&quot;:&quot;MENDELEY_CITATION_v3_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&quot;}]"/>
+    <we:property name="MENDELEY_CITATIONS_STYLE" value="{&quot;id&quot;:&quot;https://www.zotero.org/styles/apa&quot;,&quot;title&quot;:&quot;American Psychological Association 7th edition&quot;,&quot;format&quot;:&quot;author-date&quot;,&quot;defaultLocale&quot;:null,&quot;isLocaleCodeValid&quot;:true}"/>
+  </we:properties>
+  <we:bindings/>
+  <we:snapshot xmlns:r="http://schemas.openxmlformats.org/officeDocument/2006/relationships"/>
+</we:webextension>
+</file>
+
+<file path=customXml/item1.xml><?xml version="1.0" encoding="utf-8"?>
+<b:Sources xmlns:b="http://schemas.openxmlformats.org/officeDocument/2006/bibliography" xmlns="http://schemas.openxmlformats.org/officeDocument/2006/bibliography" SelectedStyle="/APASixthEditionOfficeOnline.xsl" StyleName="APA" Version="6"/>
+</file>
+
+<file path=customXml/itemProps1.xml><?xml version="1.0" encoding="utf-8"?>
+<ds:datastoreItem xmlns:ds="http://schemas.openxmlformats.org/officeDocument/2006/customXml" ds:itemID="{7ADF61AE-5178-F344-B03A-46203EE626E0}">
+  <ds:schemaRefs>
+    <ds:schemaRef ds:uri="http://schemas.openxmlformats.org/officeDocument/2006/bibliography"/>
+  </ds:schemaRefs>
+</ds:datastoreItem>
 </file>
--- a/paper/RelativeSize_1.docx
+++ b/paper/RelativeSize_1.docx
@@ -66,338 +66,139 @@
     </w:p>
     <w:p>
       <w:pPr>
-        <w:rPr>
-          <w:rFonts w:ascii="Arial" w:hAnsi="Arial" w:cs="Arial"/>
-          <w:color w:val="4D5156"/>
-          <w:sz w:val="21"/>
-          <w:szCs w:val="21"/>
-          <w:shd w:val="clear" w:color="auto" w:fill="FFFFFF"/>
-        </w:rPr>
-      </w:pPr>
-      <m:oMath>
-        <m:sSup>
-          <m:sSupPr>
-            <m:ctrlPr>
-              <w:rPr>
-                <w:rFonts w:ascii="Cambria Math" w:hAnsi="Cambria Math"/>
-                <w:i/>
-                <w:lang w:val="it-IT"/>
-              </w:rPr>
-            </m:ctrlPr>
-          </m:sSupPr>
-          <m:e>
-            <m:r>
-              <w:rPr>
-                <w:rFonts w:ascii="Cambria Math" w:hAnsi="Cambria Math"/>
-              </w:rPr>
-              <m:t>Emanuele Giacomuzzo</m:t>
-            </m:r>
-          </m:e>
-          <m:sup>
-            <m:r>
-              <w:rPr>
-                <w:rFonts w:ascii="Cambria Math" w:hAnsi="Cambria Math"/>
-              </w:rPr>
-              <m:t>1,2</m:t>
-            </m:r>
-          </m:sup>
-        </m:sSup>
-      </m:oMath>
-      <w:r>
-        <w:rPr>
-          <w:rFonts w:eastAsiaTheme="minorEastAsia"/>
-        </w:rPr>
-        <w:t>*</w:t>
-      </w:r>
-      <w:r>
-        <w:t xml:space="preserve">, </w:t>
-      </w:r>
-      <m:oMath>
-        <m:sSup>
-          <m:sSupPr>
-            <m:ctrlPr>
-              <w:rPr>
-                <w:rFonts w:ascii="Cambria Math" w:hAnsi="Cambria Math"/>
-                <w:i/>
-                <w:lang w:val="it-IT"/>
-              </w:rPr>
-            </m:ctrlPr>
-          </m:sSupPr>
-          <m:e>
-            <m:r>
-              <w:rPr>
-                <w:rFonts w:ascii="Cambria Math" w:hAnsi="Cambria Math"/>
-              </w:rPr>
-              <m:t>Tianna Peller</m:t>
-            </m:r>
-          </m:e>
-          <m:sup>
-            <m:r>
-              <w:rPr>
-                <w:rFonts w:ascii="Cambria Math" w:hAnsi="Cambria Math"/>
-              </w:rPr>
-              <m:t>1,2</m:t>
-            </m:r>
-          </m:sup>
-        </m:sSup>
-      </m:oMath>
-      <w:r>
-        <w:t xml:space="preserve">, </w:t>
-      </w:r>
-      <m:oMath>
-        <m:sSup>
-          <m:sSupPr>
-            <m:ctrlPr>
-              <w:rPr>
-                <w:rFonts w:ascii="Cambria Math" w:hAnsi="Cambria Math"/>
-                <w:i/>
-                <w:lang w:val="en-US"/>
-              </w:rPr>
-            </m:ctrlPr>
-          </m:sSupPr>
-          <m:e>
-            <m:r>
-              <w:rPr>
-                <w:rFonts w:ascii="Cambria Math" w:hAnsi="Cambria Math"/>
-              </w:rPr>
-              <m:t>Isabelle Gounand</m:t>
-            </m:r>
-          </m:e>
-          <m:sup>
-            <m:r>
-              <w:rPr>
-                <w:rFonts w:ascii="Cambria Math" w:hAnsi="Cambria Math"/>
-              </w:rPr>
-              <m:t>3</m:t>
-            </m:r>
-          </m:sup>
-        </m:sSup>
-      </m:oMath>
-      <w:r>
-        <w:t>,</w:t>
-      </w:r>
-      <w:r>
-        <w:t xml:space="preserve">  </w:t>
-      </w:r>
-      <m:oMath>
-        <m:sSup>
-          <m:sSupPr>
-            <m:ctrlPr>
-              <w:rPr>
-                <w:rFonts w:ascii="Cambria Math" w:hAnsi="Cambria Math"/>
-                <w:i/>
-                <w:lang w:val="it-IT"/>
-              </w:rPr>
-            </m:ctrlPr>
-          </m:sSupPr>
-          <m:e>
-            <m:r>
-              <w:rPr>
-                <w:rFonts w:ascii="Cambria Math" w:hAnsi="Cambria Math"/>
-              </w:rPr>
-              <m:t>Silvana Käser</m:t>
-            </m:r>
-          </m:e>
-          <m:sup>
-            <m:r>
-              <w:rPr>
-                <w:rFonts w:ascii="Cambria Math" w:hAnsi="Cambria Math"/>
-              </w:rPr>
-              <m:t>2</m:t>
-            </m:r>
-          </m:sup>
-        </m:sSup>
-      </m:oMath>
-      <w:r>
-        <w:t>,</w:t>
-      </w:r>
-      <w:r>
-        <w:t xml:space="preserve"> </w:t>
-      </w:r>
-      <m:oMath>
-        <m:sSup>
-          <m:sSupPr>
-            <m:ctrlPr>
-              <w:rPr>
-                <w:rFonts w:ascii="Cambria Math" w:hAnsi="Cambria Math"/>
-                <w:i/>
-                <w:lang w:val="en-US"/>
-              </w:rPr>
-            </m:ctrlPr>
-          </m:sSupPr>
-          <m:e>
-            <m:r>
-              <w:rPr>
-                <w:rFonts w:ascii="Cambria Math" w:hAnsi="Cambria Math"/>
-              </w:rPr>
-              <m:t>Florian Altermatt</m:t>
-            </m:r>
-          </m:e>
-          <m:sup>
-            <m:r>
-              <w:rPr>
-                <w:rFonts w:ascii="Cambria Math" w:hAnsi="Cambria Math"/>
-              </w:rPr>
-              <m:t>1,2</m:t>
-            </m:r>
-          </m:sup>
-        </m:sSup>
-      </m:oMath>
-      <w:r>
-        <w:rPr>
-          <w:rFonts w:ascii="Arial" w:hAnsi="Arial" w:cs="Arial"/>
-          <w:color w:val="4D5156"/>
-          <w:sz w:val="21"/>
-          <w:szCs w:val="21"/>
-          <w:shd w:val="clear" w:color="auto" w:fill="FFFFFF"/>
-        </w:rPr>
-        <w:t>†</w:t>
-      </w:r>
-    </w:p>
-    <w:p/>
-    <w:p>
-      <w:pPr>
-        <w:rPr>
-          <w:lang w:val="en-GB"/>
-        </w:rPr>
-      </w:pPr>
-      <w:r>
-        <w:rPr>
-          <w:lang w:val="en-GB"/>
-        </w:rPr>
-        <w:t xml:space="preserve">1 </w:t>
-      </w:r>
-      <w:r>
-        <w:rPr>
-          <w:lang w:val="en-GB"/>
-        </w:rPr>
-        <w:t>Department of Evolutionary Biology and Environmental Studies, University of Zurich, Zurich, Switzerland</w:t>
-      </w:r>
-    </w:p>
-    <w:p>
-      <w:pPr>
-        <w:rPr>
-          <w:lang w:val="en-GB"/>
-        </w:rPr>
-      </w:pPr>
-      <w:r>
-        <w:rPr>
-          <w:lang w:val="en-GB"/>
-        </w:rPr>
-        <w:t xml:space="preserve">2 </w:t>
-      </w:r>
-      <w:r>
-        <w:rPr>
-          <w:lang w:val="en-GB"/>
-        </w:rPr>
-        <w:t>Department of Aquatic Ecology, Eawag: Swiss Federal Institute of Aquatic Science and Technology, Dübendorf, Switzerland</w:t>
-      </w:r>
-    </w:p>
-    <w:p>
-      <w:pPr>
-        <w:rPr>
-          <w:lang w:val="en-GB"/>
-        </w:rPr>
-      </w:pPr>
-      <w:r>
-        <w:rPr>
-          <w:lang w:val="en-GB"/>
-        </w:rPr>
-        <w:t xml:space="preserve">3 </w:t>
-      </w:r>
-      <w:r>
-        <w:rPr>
-          <w:lang w:val="en-GB"/>
-        </w:rPr>
-        <w:t>Institut d'écologie et des sciences de l'environnement (iEES Paris), Sorbonne Université, CNRS, UPEC, CNRS, IRD, INRA, Paris, France</w:t>
-      </w:r>
-    </w:p>
-    <w:p>
-      <w:pPr>
-        <w:rPr>
-          <w:lang w:val="en-GB"/>
-        </w:rPr>
-      </w:pPr>
-      <w:r>
-        <w:rPr>
-          <w:lang w:val="en-GB"/>
-        </w:rPr>
-        <w:t>*</w:t>
-      </w:r>
-      <w:r>
-        <w:rPr>
-          <w:lang w:val="en-GB"/>
-        </w:rPr>
-        <w:t xml:space="preserve"> </w:t>
-      </w:r>
-      <w:r>
-        <w:rPr>
-          <w:lang w:val="en-GB"/>
-        </w:rPr>
-        <w:t xml:space="preserve">Corresponding author: </w:t>
+        <w:spacing w:line="480" w:lineRule="auto"/>
+        <w:rPr>
+          <w:vertAlign w:val="superscript"/>
+          <w:lang w:val="it-IT"/>
+        </w:rPr>
+      </w:pPr>
+      <w:r>
+        <w:rPr>
+          <w:lang w:val="it-IT"/>
+        </w:rPr>
+        <w:t>Emanuele Giacomuzzo</w:t>
+      </w:r>
+      <w:r>
+        <w:rPr>
+          <w:vertAlign w:val="superscript"/>
+          <w:lang w:val="it-IT"/>
+        </w:rPr>
+        <w:t>1,</w:t>
+      </w:r>
+      <w:r>
+        <w:rPr>
+          <w:vertAlign w:val="superscript"/>
+          <w:lang w:val="it-IT"/>
+        </w:rPr>
+        <w:t>2, *</w:t>
+      </w:r>
+      <w:r>
+        <w:rPr>
+          <w:lang w:val="it-IT"/>
+        </w:rPr>
+        <w:t>, Tianna Peller</w:t>
+      </w:r>
+      <w:r>
+        <w:rPr>
+          <w:vertAlign w:val="superscript"/>
+          <w:lang w:val="it-IT"/>
+        </w:rPr>
+        <w:t>1,2</w:t>
+      </w:r>
+      <w:r>
+        <w:rPr>
+          <w:lang w:val="it-IT"/>
+        </w:rPr>
+        <w:t>, Isabelle Gounand</w:t>
+      </w:r>
+      <w:r>
+        <w:rPr>
+          <w:vertAlign w:val="superscript"/>
+          <w:lang w:val="it-IT"/>
+        </w:rPr>
+        <w:t>3</w:t>
+      </w:r>
+      <w:r>
+        <w:rPr>
+          <w:lang w:val="it-IT"/>
+        </w:rPr>
+        <w:t>, Florian Altermatt</w:t>
+      </w:r>
+      <w:r>
+        <w:rPr>
+          <w:vertAlign w:val="superscript"/>
+          <w:lang w:val="it-IT"/>
+        </w:rPr>
+        <w:t>1,2, *</w:t>
+      </w:r>
+    </w:p>
+    <w:p>
+      <w:pPr>
+        <w:spacing w:line="480" w:lineRule="auto"/>
+        <w:rPr>
+          <w:lang w:val="it-IT"/>
+        </w:rPr>
+      </w:pPr>
+    </w:p>
+    <w:p>
+      <w:pPr>
+        <w:spacing w:line="480" w:lineRule="auto"/>
+      </w:pPr>
+      <w:r>
+        <w:t>1 Department of Evolutionary Biology and Environmental Studies, University of Zurich, Zurich, Switzerland</w:t>
+      </w:r>
+    </w:p>
+    <w:p>
+      <w:pPr>
+        <w:spacing w:line="480" w:lineRule="auto"/>
+      </w:pPr>
+      <w:r>
+        <w:t>2 Department of Aquatic Ecology, Eawag: Swiss Federal Institute of Aquatic Science and Technology, Dübendorf, Switzerland</w:t>
+      </w:r>
+    </w:p>
+    <w:p>
+      <w:pPr>
+        <w:spacing w:line="480" w:lineRule="auto"/>
+        <w:rPr>
+          <w:lang w:val="fr-FR"/>
+        </w:rPr>
+      </w:pPr>
+      <w:r>
+        <w:rPr>
+          <w:lang w:val="fr-FR"/>
+        </w:rPr>
+        <w:t>3 Institut d'écologie et des sciences de l'environnement (iEES Paris), Sorbonne Université, CNRS, UPEC, CNRS, IRD, INRA, Paris, France</w:t>
+      </w:r>
+    </w:p>
+    <w:p>
+      <w:pPr>
+        <w:spacing w:line="480" w:lineRule="auto"/>
+      </w:pPr>
+      <w:r>
+        <w:t xml:space="preserve">* Corresponding authors: </w:t>
       </w:r>
       <w:hyperlink r:id="rId5" w:history="1">
         <w:r>
           <w:rPr>
             <w:rStyle w:val="Hyperlink"/>
-            <w:lang w:val="en-GB"/>
           </w:rPr>
-          <w:t>EmanueleGiacomuzzo@gmail.com</w:t>
+          <w:t>Emanuele.Giacomuzzo@eawag.ch</w:t>
         </w:r>
       </w:hyperlink>
       <w:r>
-        <w:rPr>
-          <w:lang w:val="en-GB"/>
-        </w:rPr>
         <w:t xml:space="preserve"> </w:t>
       </w:r>
       <w:r>
-        <w:rPr>
-          <w:lang w:val="en-GB"/>
-        </w:rPr>
-        <w:t>+41767908556</w:t>
-      </w:r>
-    </w:p>
-    <w:p>
-      <w:pPr>
-        <w:rPr>
-          <w:lang w:val="en-GB"/>
-        </w:rPr>
-      </w:pPr>
-      <w:r>
-        <w:rPr>
-          <w:lang w:val="en-GB"/>
-        </w:rPr>
-        <w:t>†</w:t>
-      </w:r>
-      <w:r>
-        <w:rPr>
-          <w:lang w:val="en-GB"/>
-        </w:rPr>
-        <w:t xml:space="preserve"> </w:t>
-      </w:r>
-      <w:r>
-        <w:rPr>
-          <w:lang w:val="en-GB"/>
-        </w:rPr>
-        <w:t xml:space="preserve">Corresponding author: </w:t>
+        <w:t xml:space="preserve">and </w:t>
       </w:r>
       <w:hyperlink r:id="rId6" w:history="1">
         <w:r>
           <w:rPr>
             <w:rStyle w:val="Hyperlink"/>
-            <w:lang w:val="en-GB"/>
           </w:rPr>
-          <w:t>Florian.Altermatt@eawag.ch</w:t>
+          <w:t>Florian.Altermatt@ieu.uzh.ch</w:t>
         </w:r>
       </w:hyperlink>
-    </w:p>
-    <w:p>
-      <w:pPr>
-        <w:rPr>
-          <w:lang w:val="en-GB"/>
-        </w:rPr>
-      </w:pPr>
       <w:r>
         <w:rPr>
           <w:lang w:val="en-GB"/>
@@ -529,6 +330,7 @@
     </w:p>
     <w:p>
       <w:pPr>
+        <w:spacing w:line="480" w:lineRule="auto"/>
         <w:rPr>
           <w:b/>
           <w:bCs/>
@@ -542,137 +344,524 @@
           <w:lang w:val="en-GB"/>
         </w:rPr>
         <w:lastRenderedPageBreak/>
-        <w:t>Material</w:t>
-      </w:r>
-      <w:r>
+        <w:t>Materials and methods</w:t>
+      </w:r>
+    </w:p>
+    <w:p>
+      <w:pPr>
+        <w:spacing w:line="480" w:lineRule="auto"/>
         <w:rPr>
           <w:b/>
           <w:bCs/>
           <w:lang w:val="en-GB"/>
         </w:rPr>
-        <w:t>s</w:t>
-      </w:r>
-      <w:r>
+      </w:pPr>
+    </w:p>
+    <w:p>
+      <w:pPr>
+        <w:spacing w:line="480" w:lineRule="auto"/>
         <w:rPr>
           <w:b/>
           <w:bCs/>
           <w:lang w:val="en-GB"/>
         </w:rPr>
-        <w:t xml:space="preserve"> and methods</w:t>
-      </w:r>
-    </w:p>
-    <w:p>
-      <w:pPr>
-        <w:rPr>
-          <w:lang w:val="en-GB"/>
-        </w:rPr>
-      </w:pPr>
-    </w:p>
-    <w:p>
-      <w:pPr>
+      </w:pPr>
+      <w:r>
         <w:rPr>
           <w:i/>
           <w:iCs/>
           <w:lang w:val="en-GB"/>
         </w:rPr>
-      </w:pPr>
-      <w:r>
-        <w:rPr>
-          <w:i/>
-          <w:iCs/>
-          <w:lang w:val="en-GB"/>
-        </w:rPr>
         <w:t>Experimental design</w:t>
       </w:r>
     </w:p>
     <w:p>
       <w:pPr>
-        <w:rPr>
-          <w:i/>
-          <w:iCs/>
-          <w:lang w:val="en-GB"/>
-        </w:rPr>
-      </w:pPr>
-    </w:p>
-    <w:p>
-      <w:pPr>
-        <w:rPr>
-          <w:lang w:val="en-GB"/>
-        </w:rPr>
-      </w:pPr>
-      <w:r>
-        <w:rPr>
-          <w:lang w:val="en-GB"/>
-        </w:rPr>
-        <w:t>The impact of patch size on both size-dependent and size-independent flow resource flow was explored using a microcosm experiment involving protists</w:t>
-      </w:r>
-      <w:r>
-        <w:rPr>
-          <w:lang w:val="en-GB"/>
-        </w:rPr>
-        <w:t xml:space="preserve"> </w:t>
+        <w:spacing w:line="480" w:lineRule="auto"/>
+      </w:pPr>
+    </w:p>
+    <w:p>
+      <w:pPr>
+        <w:spacing w:line="480" w:lineRule="auto"/>
+      </w:pPr>
+      <w:r>
+        <w:t xml:space="preserve">We studied how </w:t>
+      </w:r>
+      <w:r>
+        <w:t>meta-ecosystem</w:t>
+      </w:r>
+      <w:r>
+        <w:t xml:space="preserve"> size </w:t>
+      </w:r>
+      <w:r>
+        <w:t xml:space="preserve">and disturbance </w:t>
+      </w:r>
+      <w:r>
+        <w:t xml:space="preserve">mediate the effect of resource flows on biodiversity and ecosystem function in meta-ecosystems </w:t>
+      </w:r>
+      <w:r>
+        <w:t xml:space="preserve">composed of one autotrophic and one heterotrophic patch </w:t>
+      </w:r>
+      <w:r>
+        <w:t>via a microcosm experiment</w:t>
+      </w:r>
+      <w:r>
+        <w:t xml:space="preserve"> involving</w:t>
+      </w:r>
+      <w:r>
+        <w:t xml:space="preserve"> an aquatic protist community </w:t>
       </w:r>
       <w:sdt>
         <w:sdtPr>
           <w:rPr>
             <w:color w:val="000000"/>
-            <w:lang w:val="en-GB"/>
           </w:rPr>
-          <w:tag w:val="MENDELEY_CITATION_v3_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"/>
-          <w:id w:val="389851007"/>
+          <w:tag w:val="MENDELEY_CITATION_v3_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"/>
+          <w:id w:val="1337191612"/>
           <w:placeholder>
-            <w:docPart w:val="DefaultPlaceholder_-1854013440"/>
+            <w:docPart w:val="75E4007485EAB2439092D9E54A81730C"/>
           </w:placeholder>
         </w:sdtPr>
         <w:sdtContent>
           <w:r>
             <w:rPr>
               <w:color w:val="000000"/>
-              <w:lang w:val="en-GB"/>
             </w:rPr>
             <w:t>(Altermatt et al., 2015)</w:t>
           </w:r>
         </w:sdtContent>
       </w:sdt>
       <w:r>
-        <w:rPr>
-          <w:lang w:val="en-GB"/>
-        </w:rPr>
-        <w:t xml:space="preserve">. Our investigation centred around the creation of meta-ecosystems with varying patch sizes either exchanging a fixed part of their volume (size-independent flow) or a part of their volume which depended on their size (size-dependent flow). These meta-ecosystems comprised two interconnected patches, one autotrophic and the other heterotrophic. The autotrophic ecosystem consisted of a monoculture of the alga </w:t>
-      </w:r>
-      <w:r>
+        <w:t xml:space="preserve">. Specifically, we compared </w:t>
+      </w:r>
+      <w:r>
+        <w:t xml:space="preserve">the effects of resource flows in </w:t>
+      </w:r>
+      <w:r>
+        <w:t xml:space="preserve">two-patch meta-ecosystems with </w:t>
+      </w:r>
+      <w:r>
+        <w:t>small</w:t>
+      </w:r>
+      <w:r>
+        <w:t xml:space="preserve"> </w:t>
+      </w:r>
+      <w:r>
+        <w:t>(</w:t>
+      </w:r>
+      <w:r>
+        <w:t xml:space="preserve">each </w:t>
+      </w:r>
+      <w:r>
+        <w:t xml:space="preserve">patch was </w:t>
+      </w:r>
+      <w:r>
+        <w:rPr>
+          <w:rFonts w:ascii="AppleSystemUIFont" w:hAnsi="AppleSystemUIFont" w:cs="AppleSystemUIFont"/>
+          <w:kern w:val="0"/>
+          <w:sz w:val="26"/>
+          <w:szCs w:val="26"/>
+          <w:lang w:val="en-GB"/>
+        </w:rPr>
+        <w:t>6.43 ml)</w:t>
+      </w:r>
+      <w:r>
+        <w:t>, small-medium</w:t>
+      </w:r>
+      <w:r>
+        <w:t xml:space="preserve"> (each patch was </w:t>
+      </w:r>
+      <w:r>
+        <w:rPr>
+          <w:rFonts w:ascii="AppleSystemUIFont" w:hAnsi="AppleSystemUIFont" w:cs="AppleSystemUIFont"/>
+          <w:kern w:val="0"/>
+          <w:sz w:val="26"/>
+          <w:szCs w:val="26"/>
+        </w:rPr>
+        <w:t>9.00</w:t>
+      </w:r>
+      <w:r>
+        <w:rPr>
+          <w:rFonts w:ascii="AppleSystemUIFont" w:hAnsi="AppleSystemUIFont" w:cs="AppleSystemUIFont"/>
+          <w:kern w:val="0"/>
+          <w:sz w:val="26"/>
+          <w:szCs w:val="26"/>
+          <w:lang w:val="en-GB"/>
+        </w:rPr>
+        <w:t xml:space="preserve"> ml)</w:t>
+      </w:r>
+      <w:r>
+        <w:t>, medium-large</w:t>
+      </w:r>
+      <w:r>
+        <w:t xml:space="preserve"> (each patch was </w:t>
+      </w:r>
+      <w:r>
+        <w:rPr>
+          <w:rFonts w:ascii="AppleSystemUIFont" w:hAnsi="AppleSystemUIFont" w:cs="AppleSystemUIFont"/>
+          <w:kern w:val="0"/>
+          <w:sz w:val="26"/>
+          <w:szCs w:val="26"/>
+          <w:lang w:val="en-GB"/>
+        </w:rPr>
+        <w:t>15.00 ml)</w:t>
+      </w:r>
+      <w:r>
+        <w:t>,</w:t>
+      </w:r>
+      <w:r>
+        <w:t xml:space="preserve"> </w:t>
+      </w:r>
+      <w:r>
+        <w:t>or</w:t>
+      </w:r>
+      <w:r>
+        <w:t xml:space="preserve"> large </w:t>
+      </w:r>
+      <w:r>
+        <w:t>(</w:t>
+      </w:r>
+      <w:r>
+        <w:t>each</w:t>
+      </w:r>
+      <w:r>
+        <w:t xml:space="preserve"> patch was </w:t>
+      </w:r>
+      <w:r>
+        <w:rPr>
+          <w:rFonts w:ascii="AppleSystemUIFont" w:hAnsi="AppleSystemUIFont" w:cs="AppleSystemUIFont"/>
+          <w:kern w:val="0"/>
+          <w:sz w:val="26"/>
+          <w:szCs w:val="26"/>
+          <w:lang w:val="en-GB"/>
+        </w:rPr>
+        <w:t>45.00 ml)</w:t>
+      </w:r>
+      <w:r>
+        <w:rPr>
+          <w:rFonts w:ascii="AppleSystemUIFont" w:hAnsi="AppleSystemUIFont" w:cs="AppleSystemUIFont"/>
+          <w:kern w:val="0"/>
+          <w:sz w:val="26"/>
+          <w:szCs w:val="26"/>
+          <w:lang w:val="en-GB"/>
+        </w:rPr>
+        <w:t xml:space="preserve"> </w:t>
+      </w:r>
+      <w:r>
+        <w:t>patch sizes</w:t>
+      </w:r>
+      <w:r>
+        <w:t xml:space="preserve">. </w:t>
+      </w:r>
+      <w:r>
+        <w:t xml:space="preserve">Resource flow </w:t>
+      </w:r>
+      <w:r>
+        <w:t xml:space="preserve">effects </w:t>
+      </w:r>
+      <w:r>
+        <w:t>w</w:t>
+      </w:r>
+      <w:r>
+        <w:t>ere</w:t>
+      </w:r>
+      <w:r>
+        <w:t xml:space="preserve"> </w:t>
+      </w:r>
+      <w:r>
+        <w:t xml:space="preserve">studied </w:t>
+      </w:r>
+      <w:r>
+        <w:t xml:space="preserve">either </w:t>
+      </w:r>
+      <w:r>
+        <w:t xml:space="preserve">as </w:t>
+      </w:r>
+      <w:r>
+        <w:t xml:space="preserve">in relation to patch size </w:t>
+      </w:r>
+      <w:r>
+        <w:t>(</w:t>
+      </w:r>
+      <w:r>
+        <w:t>s</w:t>
+      </w:r>
+      <w:r>
+        <w:t>, the percentage of ecosystem flowing was always 70% across patch sizes) or to the interaction between patch size and disturbance intensity (s*d, the percentage of ecosystem flowing was lower in larger patch sizes</w:t>
+      </w:r>
+      <w:r>
+        <w:t>, as 4.5 ml were always exchanged between patches of the same meta-ecosystem</w:t>
+      </w:r>
+      <w:r>
+        <w:t>)</w:t>
+      </w:r>
+      <w:r>
+        <w:t xml:space="preserve">. </w:t>
+      </w:r>
+      <w:r>
+        <w:t xml:space="preserve">We evaluated the </w:t>
+      </w:r>
+      <w:r>
+        <w:t>effect</w:t>
+      </w:r>
+      <w:r>
+        <w:t>s of resource flow</w:t>
+      </w:r>
+      <w:r>
+        <w:t xml:space="preserve"> by comparing connected systems with pairs of unconnected ecosystems of the same size </w:t>
+      </w:r>
+      <w:r>
+        <w:t xml:space="preserve">and disturbance type </w:t>
+      </w:r>
+      <w:r>
+        <w:t>(controls,</w:t>
+      </w:r>
+      <w:r>
+        <w:t xml:space="preserve"> referred to as unconnected meta-ecosystems)</w:t>
+      </w:r>
+      <w:r>
+        <w:t xml:space="preserve"> </w:t>
+      </w:r>
+      <w:r>
+        <w:t>(see Fig. 1)</w:t>
+      </w:r>
+      <w:r>
+        <w:t xml:space="preserve">. </w:t>
+      </w:r>
+      <w:r>
+        <w:t>All replicates started with identical initial communitie</w:t>
+      </w:r>
+      <w:r>
+        <w:t xml:space="preserve">s and were </w:t>
+      </w:r>
+      <w:r>
+        <w:t xml:space="preserve">replicated </w:t>
+      </w:r>
+      <w:r>
+        <w:t>six</w:t>
+      </w:r>
+      <w:r>
+        <w:t>-fold.</w:t>
+      </w:r>
+    </w:p>
+    <w:p>
+      <w:pPr>
+        <w:spacing w:line="480" w:lineRule="auto"/>
+        <w:rPr>
+          <w:lang w:val="en-GB"/>
+        </w:rPr>
+      </w:pPr>
+      <w:r>
+        <w:rPr>
+          <w:lang w:val="en-GB"/>
+        </w:rPr>
+        <w:t xml:space="preserve"> </w:t>
+      </w:r>
+    </w:p>
+    <w:p>
+      <w:pPr>
+        <w:spacing w:line="480" w:lineRule="auto"/>
         <w:rPr>
           <w:i/>
           <w:iCs/>
           <w:lang w:val="en-GB"/>
         </w:rPr>
-        <w:t>Euglena gracilis</w:t>
-      </w:r>
-      <w:r>
-        <w:rPr>
-          <w:lang w:val="en-GB"/>
-        </w:rPr>
-        <w:t xml:space="preserve">, while the heterotrophic ecosystem was composed of ten different heterotrophic species </w:t>
-      </w:r>
-      <w:r>
-        <w:rPr>
-          <w:lang w:val="en-GB"/>
-        </w:rPr>
-        <w:t>(</w:t>
-      </w:r>
+      </w:pPr>
       <w:r>
         <w:rPr>
           <w:i/>
           <w:iCs/>
           <w:lang w:val="en-GB"/>
         </w:rPr>
+        <w:t>Experimental setup</w:t>
+      </w:r>
+    </w:p>
+    <w:p>
+      <w:pPr>
+        <w:spacing w:line="480" w:lineRule="auto"/>
+        <w:rPr>
+          <w:lang w:val="en-GB"/>
+        </w:rPr>
+      </w:pPr>
+    </w:p>
+    <w:p>
+      <w:pPr>
+        <w:spacing w:line="480" w:lineRule="auto"/>
+      </w:pPr>
+      <w:r>
+        <w:t xml:space="preserve">Our initial communities </w:t>
+      </w:r>
+      <w:r>
+        <w:t xml:space="preserve">in the heterotrophic patches </w:t>
+      </w:r>
+      <w:r>
+        <w:t>consisted of eight heterotrophic ciliates (</w:t>
+      </w:r>
+      <w:r>
+        <w:rPr>
+          <w:i/>
+        </w:rPr>
         <w:t>Blepharisma</w:t>
       </w:r>
       <w:r>
-        <w:rPr>
-          <w:lang w:val="en-GB"/>
-        </w:rPr>
         <w:t xml:space="preserve"> sp., </w:t>
+      </w:r>
+      <w:r>
+        <w:rPr>
+          <w:i/>
+        </w:rPr>
+        <w:t>Colpidium</w:t>
+      </w:r>
+      <w:r>
+        <w:t xml:space="preserve"> sp., </w:t>
+      </w:r>
+      <w:r>
+        <w:rPr>
+          <w:i/>
+        </w:rPr>
+        <w:t>Loxocephalus</w:t>
+      </w:r>
+      <w:r>
+        <w:t xml:space="preserve"> sp., </w:t>
+      </w:r>
+      <w:r>
+        <w:rPr>
+          <w:i/>
+        </w:rPr>
+        <w:t>Paramecium aurelia</w:t>
+      </w:r>
+      <w:r>
+        <w:t xml:space="preserve">, </w:t>
+      </w:r>
+      <w:r>
+        <w:rPr>
+          <w:i/>
+        </w:rPr>
+        <w:t>Paramecium caudatum</w:t>
+      </w:r>
+      <w:r>
+        <w:t xml:space="preserve">, </w:t>
+      </w:r>
+      <w:r>
+        <w:rPr>
+          <w:i/>
+        </w:rPr>
+        <w:t>Spirostomum</w:t>
+      </w:r>
+      <w:r>
+        <w:t xml:space="preserve"> sp., </w:t>
+      </w:r>
+      <w:r>
+        <w:rPr>
+          <w:i/>
+        </w:rPr>
+        <w:t>Spirostomum teres</w:t>
+      </w:r>
+      <w:r>
+        <w:t xml:space="preserve">, and </w:t>
+      </w:r>
+      <w:r>
+        <w:rPr>
+          <w:i/>
+        </w:rPr>
+        <w:t>Tetrahymena cf. pyriformis</w:t>
+      </w:r>
+      <w:r>
+        <w:t xml:space="preserve">), </w:t>
+      </w:r>
+      <w:r>
+        <w:t xml:space="preserve">a </w:t>
+      </w:r>
+      <w:r>
+        <w:lastRenderedPageBreak/>
+        <w:t>mixotrophic ciliate able to photosynthesise (</w:t>
+      </w:r>
+      <w:r>
+        <w:rPr>
+          <w:i/>
+        </w:rPr>
+        <w:t>Euplotes aediculatus</w:t>
+      </w:r>
+      <w:r>
+        <w:t>), and one rotifer (</w:t>
+      </w:r>
+      <w:r>
+        <w:rPr>
+          <w:i/>
+        </w:rPr>
+        <w:t>Cephalodella</w:t>
+      </w:r>
+      <w:r>
+        <w:t xml:space="preserve"> sp.), subsequently all referred to as “protists”. We cultured protists in </w:t>
+      </w:r>
+      <w:r>
+        <w:t>pre-</w:t>
+      </w:r>
+      <w:r>
+        <w:t>autoclaved bottles with standard protist medium (0.46 g of Protozoa Pellet by Carolina per L of water) and a bacterial mix (</w:t>
+      </w:r>
+      <w:r>
+        <w:rPr>
+          <w:i/>
+        </w:rPr>
+        <w:t>Serratia fonticola</w:t>
+      </w:r>
+      <w:r>
+        <w:t xml:space="preserve">, </w:t>
+      </w:r>
+      <w:r>
+        <w:rPr>
+          <w:i/>
+        </w:rPr>
+        <w:t>Bacillus subtilis</w:t>
+      </w:r>
+      <w:r>
+        <w:t xml:space="preserve">, and </w:t>
+      </w:r>
+      <w:r>
+        <w:rPr>
+          <w:i/>
+        </w:rPr>
+        <w:t>Brevibacillus brevis</w:t>
+      </w:r>
+      <w:r>
+        <w:t xml:space="preserve">) serving as food for protists and constituting 5 % of the total culture volume. </w:t>
+      </w:r>
+      <w:r>
+        <w:rPr>
+          <w:lang w:val="en-GB"/>
+        </w:rPr>
+        <w:t>O</w:t>
+      </w:r>
+      <w:r>
+        <w:rPr>
+          <w:lang w:val="en-GB"/>
+        </w:rPr>
+        <w:t xml:space="preserve">ur </w:t>
+      </w:r>
+      <w:r>
+        <w:rPr>
+          <w:lang w:val="en-GB"/>
+        </w:rPr>
+        <w:t xml:space="preserve">initial </w:t>
+      </w:r>
+      <w:r>
+        <w:rPr>
+          <w:lang w:val="en-GB"/>
+        </w:rPr>
+        <w:t>autotrophic ecosystem</w:t>
+      </w:r>
+      <w:r>
+        <w:rPr>
+          <w:lang w:val="en-GB"/>
+        </w:rPr>
+        <w:t xml:space="preserve"> consisted of a photosynthetic ciliate </w:t>
+      </w:r>
+      <w:r>
+        <w:rPr>
+          <w:lang w:val="en-GB"/>
+        </w:rPr>
+        <w:t>(</w:t>
       </w:r>
       <w:r>
         <w:rPr>
@@ -680,700 +869,600 @@
           <w:iCs/>
           <w:lang w:val="en-GB"/>
         </w:rPr>
-        <w:t>Cephalodella</w:t>
-      </w:r>
-      <w:r>
-        <w:rPr>
-          <w:lang w:val="en-GB"/>
-        </w:rPr>
-        <w:t xml:space="preserve"> sp., </w:t>
-      </w:r>
-      <w:r>
+        <w:t>Euglena gracilis</w:t>
+      </w:r>
+      <w:r>
+        <w:rPr>
+          <w:lang w:val="en-GB"/>
+        </w:rPr>
+        <w:t>)</w:t>
+      </w:r>
+      <w:r>
+        <w:rPr>
+          <w:lang w:val="en-GB"/>
+        </w:rPr>
+        <w:t>, which was cultivated us</w:t>
+      </w:r>
+      <w:r>
+        <w:rPr>
+          <w:lang w:val="en-GB"/>
+        </w:rPr>
+        <w:t>ing the same protocol.</w:t>
+      </w:r>
+      <w:r>
+        <w:rPr>
+          <w:lang w:val="en-GB"/>
+        </w:rPr>
+        <w:t xml:space="preserve"> </w:t>
+      </w:r>
+      <w:r>
+        <w:t xml:space="preserve">See </w:t>
+      </w:r>
+      <w:r>
+        <w:rPr>
+          <w:color w:val="000000"/>
+        </w:rPr>
+        <w:t xml:space="preserve">Altermatt et al. (2015) </w:t>
+      </w:r>
+      <w:r>
+        <w:t>for further details and protocols.</w:t>
+      </w:r>
+    </w:p>
+    <w:p>
+      <w:pPr>
+        <w:spacing w:line="480" w:lineRule="auto"/>
+        <w:rPr>
+          <w:lang w:val="en-GB"/>
+        </w:rPr>
+      </w:pPr>
+    </w:p>
+    <w:p>
+      <w:pPr>
+        <w:spacing w:line="480" w:lineRule="auto"/>
+        <w:rPr>
+          <w:lang w:val="en-GB"/>
+        </w:rPr>
+      </w:pPr>
+      <w:r>
+        <w:rPr>
+          <w:lang w:val="en-GB"/>
+        </w:rPr>
+        <w:tab/>
+        <w:t xml:space="preserve">At the beginning of the experiment (day zero), we prepared two large, autoclaved bottles either containing the alga or containing an equal mixture of the 10 protists. From these large, autoclaved bottles, we prepared </w:t>
+      </w:r>
+      <w:r>
+        <w:rPr>
+          <w:lang w:val="en-GB"/>
+        </w:rPr>
+        <w:t>192</w:t>
+      </w:r>
+      <w:r>
+        <w:rPr>
+          <w:lang w:val="en-GB"/>
+        </w:rPr>
+        <w:t xml:space="preserve"> cell flasks with different culture volumes—</w:t>
+      </w:r>
+      <w:r>
+        <w:rPr>
+          <w:lang w:val="en-GB"/>
+        </w:rPr>
+        <w:t>48</w:t>
+      </w:r>
+      <w:r>
+        <w:rPr>
+          <w:lang w:val="en-GB"/>
+        </w:rPr>
+        <w:t xml:space="preserve"> flasks of small patch size (</w:t>
+      </w:r>
+      <w:r>
+        <w:rPr>
+          <w:lang w:val="en-GB"/>
+        </w:rPr>
+        <w:t>6.43</w:t>
+      </w:r>
+      <w:r>
+        <w:rPr>
+          <w:lang w:val="en-GB"/>
+        </w:rPr>
+        <w:t xml:space="preserve"> mL), </w:t>
+      </w:r>
+      <w:r>
+        <w:rPr>
+          <w:lang w:val="en-GB"/>
+        </w:rPr>
+        <w:t>small-medium patch size (</w:t>
+      </w:r>
+      <w:r>
+        <w:rPr>
+          <w:lang w:val="en-GB"/>
+        </w:rPr>
+        <w:t>9 mL</w:t>
+      </w:r>
+      <w:r>
+        <w:rPr>
+          <w:lang w:val="en-GB"/>
+        </w:rPr>
+        <w:t xml:space="preserve">), </w:t>
+      </w:r>
+      <w:r>
+        <w:rPr>
+          <w:lang w:val="en-GB"/>
+        </w:rPr>
+        <w:t>medium</w:t>
+      </w:r>
+      <w:r>
+        <w:rPr>
+          <w:lang w:val="en-GB"/>
+        </w:rPr>
+        <w:t>-large</w:t>
+      </w:r>
+      <w:r>
+        <w:rPr>
+          <w:lang w:val="en-GB"/>
+        </w:rPr>
+        <w:t xml:space="preserve"> patch size (</w:t>
+      </w:r>
+      <w:r>
+        <w:rPr>
+          <w:lang w:val="en-GB"/>
+        </w:rPr>
+        <w:t>15</w:t>
+      </w:r>
+      <w:r>
+        <w:rPr>
+          <w:lang w:val="en-GB"/>
+        </w:rPr>
+        <w:t xml:space="preserve"> mL)</w:t>
+      </w:r>
+      <w:r>
+        <w:rPr>
+          <w:lang w:val="en-GB"/>
+        </w:rPr>
+        <w:t>,</w:t>
+      </w:r>
+      <w:r>
+        <w:rPr>
+          <w:lang w:val="en-GB"/>
+        </w:rPr>
+        <w:t xml:space="preserve"> and large patch size (</w:t>
+      </w:r>
+      <w:r>
+        <w:rPr>
+          <w:lang w:val="en-GB"/>
+        </w:rPr>
+        <w:t>45</w:t>
+      </w:r>
+      <w:r>
+        <w:rPr>
+          <w:lang w:val="en-GB"/>
+        </w:rPr>
+        <w:t xml:space="preserve"> mL) of either the autotrophic alga or the heterotrophic community of protists (</w:t>
+      </w:r>
+      <w:r>
+        <w:rPr>
+          <w:lang w:val="en-GB"/>
+        </w:rPr>
+        <w:t>4</w:t>
+      </w:r>
+      <w:r>
+        <w:rPr>
+          <w:lang w:val="en-GB"/>
+        </w:rPr>
+        <w:t xml:space="preserve"> sizes x 2 trophic types</w:t>
+      </w:r>
+      <w:r>
+        <w:rPr>
+          <w:lang w:val="en-GB"/>
+        </w:rPr>
+        <w:t xml:space="preserve"> x </w:t>
+      </w:r>
+      <w:r>
+        <w:rPr>
+          <w:lang w:val="en-GB"/>
+        </w:rPr>
+        <w:t xml:space="preserve">2 connection types x </w:t>
+      </w:r>
+      <w:r>
+        <w:rPr>
+          <w:lang w:val="en-GB"/>
+        </w:rPr>
+        <w:t xml:space="preserve">2 disturbance types </w:t>
+      </w:r>
+      <w:r>
+        <w:rPr>
+          <w:lang w:val="en-GB"/>
+        </w:rPr>
+        <w:t>x</w:t>
+      </w:r>
+      <w:r>
+        <w:rPr>
+          <w:lang w:val="en-GB"/>
+        </w:rPr>
+        <w:t xml:space="preserve"> 6 replicates</w:t>
+      </w:r>
+      <w:r>
+        <w:rPr>
+          <w:lang w:val="en-GB"/>
+        </w:rPr>
+        <w:t xml:space="preserve"> = </w:t>
+      </w:r>
+      <w:r>
+        <w:rPr>
+          <w:lang w:val="en-GB"/>
+        </w:rPr>
+        <w:t>192</w:t>
+      </w:r>
+      <w:r>
+        <w:rPr>
+          <w:lang w:val="en-GB"/>
+        </w:rPr>
+        <w:t xml:space="preserve"> flask</w:t>
+      </w:r>
+      <w:r>
+        <w:rPr>
+          <w:lang w:val="en-GB"/>
+        </w:rPr>
+        <w:t>s</w:t>
+      </w:r>
+      <w:r>
+        <w:rPr>
+          <w:lang w:val="en-GB"/>
+        </w:rPr>
+        <w:t>). Subsequently, the cultures were randomi</w:t>
+      </w:r>
+      <w:r>
+        <w:rPr>
+          <w:lang w:val="en-GB"/>
+        </w:rPr>
+        <w:t>s</w:t>
+      </w:r>
+      <w:r>
+        <w:rPr>
+          <w:lang w:val="en-GB"/>
+        </w:rPr>
+        <w:t>ed within an incubator, maintained at a constant temperature of 20°C with continuous illumination.</w:t>
+      </w:r>
+    </w:p>
+    <w:p>
+      <w:pPr>
+        <w:spacing w:line="480" w:lineRule="auto"/>
+        <w:rPr>
+          <w:lang w:val="en-GB"/>
+        </w:rPr>
+      </w:pPr>
+    </w:p>
+    <w:p>
+      <w:pPr>
+        <w:spacing w:line="480" w:lineRule="auto"/>
         <w:rPr>
           <w:i/>
           <w:iCs/>
           <w:lang w:val="en-GB"/>
         </w:rPr>
-        <w:t>Colpidium</w:t>
-      </w:r>
-      <w:r>
-        <w:rPr>
-          <w:lang w:val="en-GB"/>
-        </w:rPr>
-        <w:t xml:space="preserve"> sp., </w:t>
-      </w:r>
+      </w:pPr>
       <w:r>
         <w:rPr>
           <w:i/>
           <w:iCs/>
           <w:lang w:val="en-GB"/>
         </w:rPr>
-        <w:t>Euplotes aediculatus</w:t>
-      </w:r>
-      <w:r>
-        <w:rPr>
-          <w:lang w:val="en-GB"/>
-        </w:rPr>
-        <w:t xml:space="preserve">, </w:t>
-      </w:r>
-      <w:r>
+        <w:t>Disturbances and non-living resource flows</w:t>
+      </w:r>
+    </w:p>
+    <w:p>
+      <w:pPr>
+        <w:spacing w:line="480" w:lineRule="auto"/>
         <w:rPr>
           <w:i/>
           <w:iCs/>
           <w:lang w:val="en-GB"/>
         </w:rPr>
-        <w:t>Loxocephalus</w:t>
-      </w:r>
-      <w:r>
-        <w:rPr>
-          <w:lang w:val="en-GB"/>
-        </w:rPr>
-        <w:t xml:space="preserve"> sp., </w:t>
-      </w:r>
-      <w:r>
+      </w:pPr>
+    </w:p>
+    <w:p>
+      <w:pPr>
+        <w:spacing w:line="480" w:lineRule="auto"/>
+        <w:rPr>
+          <w:lang w:val="en-GB"/>
+        </w:rPr>
+      </w:pPr>
+      <w:r>
+        <w:t>Because it is logistically difficult to separate living species from non-living resources, spatial flows were associated with disturbances, whose mortality effect was controlled in the unconnected ecosystems</w:t>
+      </w:r>
+      <w:r>
+        <w:t xml:space="preserve">. </w:t>
+      </w:r>
+      <w:r>
+        <w:t xml:space="preserve">More specifically, every </w:t>
+      </w:r>
+      <w:r>
+        <w:t>four</w:t>
+      </w:r>
+      <w:r>
+        <w:t xml:space="preserve"> </w:t>
+      </w:r>
+      <w:r>
+        <w:t>days (starting on day</w:t>
+      </w:r>
+      <w:r>
+        <w:t xml:space="preserve"> </w:t>
+      </w:r>
+      <w:r>
+        <w:t>five</w:t>
+      </w:r>
+      <w:r>
+        <w:t>)</w:t>
+      </w:r>
+      <w:r>
+        <w:t>,</w:t>
+      </w:r>
+      <w:r>
+        <w:t xml:space="preserve"> we boiled a fixed volume of the community of each ecosystem for</w:t>
+      </w:r>
+      <w:r>
+        <w:t xml:space="preserve"> </w:t>
+      </w:r>
+      <w:r>
+        <w:t xml:space="preserve">two and a half </w:t>
+      </w:r>
+      <w:r>
+        <w:t xml:space="preserve">hours </w:t>
+      </w:r>
+      <w:r>
+        <w:t xml:space="preserve">to turn every </w:t>
+      </w:r>
+      <w:r>
+        <w:lastRenderedPageBreak/>
+        <w:t>organism into non-living resources (i.e., local disturbance).</w:t>
+      </w:r>
+      <w:r>
+        <w:t xml:space="preserve"> </w:t>
+      </w:r>
+      <w:r>
+        <w:rPr>
+          <w:lang w:val="en-GB"/>
+        </w:rPr>
+        <w:t>In patches that belonged to a</w:t>
+      </w:r>
+      <w:r>
+        <w:rPr>
+          <w:lang w:val="en-GB"/>
+        </w:rPr>
+        <w:t xml:space="preserve"> </w:t>
+      </w:r>
+      <w:r>
+        <w:rPr>
+          <w:lang w:val="en-GB"/>
+        </w:rPr>
+        <w:t>meta-ecosystem</w:t>
+      </w:r>
+      <w:r>
+        <w:rPr>
+          <w:lang w:val="en-GB"/>
+        </w:rPr>
+        <w:t>,</w:t>
+      </w:r>
+      <w:r>
+        <w:rPr>
+          <w:lang w:val="en-GB"/>
+        </w:rPr>
+        <w:t xml:space="preserve"> </w:t>
+      </w:r>
+      <w:r>
+        <w:rPr>
+          <w:lang w:val="en-GB"/>
+        </w:rPr>
+        <w:t xml:space="preserve">resource flows were created by pipetting </w:t>
+      </w:r>
+      <w:r>
+        <w:rPr>
+          <w:lang w:val="en-GB"/>
+        </w:rPr>
+        <w:t xml:space="preserve">volume </w:t>
+      </w:r>
+      <w:r>
+        <w:rPr>
+          <w:lang w:val="en-GB"/>
+        </w:rPr>
+        <w:t xml:space="preserve">from </w:t>
+      </w:r>
+      <w:r>
+        <w:rPr>
+          <w:lang w:val="en-GB"/>
+        </w:rPr>
+        <w:t xml:space="preserve">each </w:t>
+      </w:r>
+      <w:r>
+        <w:rPr>
+          <w:lang w:val="en-GB"/>
+        </w:rPr>
+        <w:t xml:space="preserve">patch </w:t>
+      </w:r>
+      <w:r>
+        <w:rPr>
+          <w:lang w:val="en-GB"/>
+        </w:rPr>
+        <w:t>(70 % of volume</w:t>
+      </w:r>
+      <w:r>
+        <w:rPr>
+          <w:lang w:val="en-GB"/>
+        </w:rPr>
+        <w:t xml:space="preserve"> </w:t>
+      </w:r>
+      <w:r>
+        <w:rPr>
+          <w:lang w:val="en-GB"/>
+        </w:rPr>
+        <w:t xml:space="preserve">or 4.5 ml for patches of an S or S *D meta-ecosystem, respectively) </w:t>
+      </w:r>
+      <w:r>
+        <w:rPr>
+          <w:lang w:val="en-GB"/>
+        </w:rPr>
+        <w:t>into an external tube, boiling it into a laboratory oven to kill all its content to make sure no organism disperse</w:t>
+      </w:r>
+      <w:r>
+        <w:rPr>
+          <w:lang w:val="en-GB"/>
+        </w:rPr>
+        <w:t>d,</w:t>
+      </w:r>
+      <w:r>
+        <w:rPr>
+          <w:lang w:val="en-GB"/>
+        </w:rPr>
+        <w:t xml:space="preserve"> </w:t>
+      </w:r>
+      <w:r>
+        <w:t xml:space="preserve">let </w:t>
+      </w:r>
+      <w:r>
+        <w:t xml:space="preserve">it </w:t>
+      </w:r>
+      <w:r>
+        <w:t>cool down to room</w:t>
+      </w:r>
+      <w:r>
+        <w:t xml:space="preserve"> temperature</w:t>
+      </w:r>
+      <w:r>
+        <w:t xml:space="preserve">, </w:t>
+      </w:r>
+      <w:r>
+        <w:t>and poured t</w:t>
+      </w:r>
+      <w:r>
+        <w:t>he volume</w:t>
+      </w:r>
+      <w:r>
+        <w:t xml:space="preserve"> in</w:t>
+      </w:r>
+      <w:r>
+        <w:t>to the connected recipient ecosystems, creating bidirectional resource flows. In the unconnected controls, the same volume was disturbed but poured back to the originating ecosystem to control for the mortality associated with cross-ecosystem resource flows</w:t>
+      </w:r>
+      <w:r>
+        <w:t xml:space="preserve"> (‘resource retention’ in Fig. 1)</w:t>
+      </w:r>
+      <w:r>
+        <w:t xml:space="preserve">. </w:t>
+      </w:r>
+      <w:r>
+        <w:rPr>
+          <w:lang w:val="en-GB"/>
+        </w:rPr>
+        <w:t xml:space="preserve">As we observed that part of the cultures evaporated – likely both in the incubator and the oven – we added water and medium regularly to keep the volume of cultures consistent (see Appendix S1). </w:t>
+      </w:r>
+    </w:p>
+    <w:p>
+      <w:pPr>
+        <w:spacing w:line="480" w:lineRule="auto"/>
+        <w:rPr>
+          <w:lang w:val="en-GB"/>
+        </w:rPr>
+      </w:pPr>
+    </w:p>
+    <w:p>
+      <w:pPr>
+        <w:spacing w:line="480" w:lineRule="auto"/>
         <w:rPr>
           <w:i/>
-          <w:iCs/>
-          <w:lang w:val="en-GB"/>
-        </w:rPr>
-        <w:t>Paramecium aurelia</w:t>
-      </w:r>
-      <w:r>
-        <w:rPr>
-          <w:lang w:val="en-GB"/>
-        </w:rPr>
-        <w:t xml:space="preserve">, </w:t>
-      </w:r>
+        </w:rPr>
+      </w:pPr>
       <w:r>
         <w:rPr>
           <w:i/>
-          <w:iCs/>
-          <w:lang w:val="en-GB"/>
-        </w:rPr>
-        <w:t>Paramecium caudatum</w:t>
-      </w:r>
-      <w:r>
-        <w:rPr>
-          <w:lang w:val="en-GB"/>
-        </w:rPr>
-        <w:t xml:space="preserve">, </w:t>
-      </w:r>
-      <w:r>
+        </w:rPr>
+        <w:t>Sampling</w:t>
+      </w:r>
+    </w:p>
+    <w:p>
+      <w:pPr>
+        <w:spacing w:line="480" w:lineRule="auto"/>
+      </w:pPr>
+    </w:p>
+    <w:p>
+      <w:pPr>
+        <w:spacing w:line="480" w:lineRule="auto"/>
+      </w:pPr>
+      <w:r>
+        <w:t>To determine the abundance, species identity, biomass, and traits of protists in each ecosystem, we took videos of 0.2 ml samples from each ecosystem every four days, starting at day zero.</w:t>
+      </w:r>
+      <w:r>
+        <w:t xml:space="preserve"> The only exception took place on day zero, when we filmed the autotrophic and heterotrophic mixes as a proxy for autotrophic and heterotrophic patches, respectively.</w:t>
+      </w:r>
+      <w:r>
+        <w:t xml:space="preserve"> While the first two time points (day</w:t>
+      </w:r>
+      <w:r>
+        <w:t xml:space="preserve">s 0 and 5) took place before the first disturbance, all other time points were always taken five days after the disturbance to leave communities to </w:t>
+      </w:r>
+      <w:r>
+        <w:t>recover as much as possible from disturbances. We took a 5 s</w:t>
+      </w:r>
+      <w:r>
+        <w:t>-</w:t>
+      </w:r>
+      <w:r>
+        <w:t xml:space="preserve">video of each sample at 1.6x magnification, using </w:t>
+      </w:r>
+      <w:r>
+        <w:t xml:space="preserve">a </w:t>
+      </w:r>
+      <w:r>
+        <w:t xml:space="preserve">Hamamatsu Orca Flash 4.0 (Herrsching am Ammersee, Germany) camera. We also took videos of all protist monocultures to construct a training dataset of </w:t>
+      </w:r>
+      <w:r>
+        <w:lastRenderedPageBreak/>
+        <w:t>each species’ traits for species identification. We took sufficient videos of each monoculture to capture at least 100 individuals of each species.</w:t>
+      </w:r>
+    </w:p>
+    <w:p>
+      <w:pPr>
+        <w:spacing w:line="480" w:lineRule="auto"/>
+      </w:pPr>
+    </w:p>
+    <w:p>
+      <w:pPr>
+        <w:spacing w:line="480" w:lineRule="auto"/>
         <w:rPr>
           <w:i/>
-          <w:iCs/>
-          <w:lang w:val="en-GB"/>
-        </w:rPr>
-        <w:t>Spirostomum</w:t>
-      </w:r>
-      <w:r>
-        <w:rPr>
-          <w:lang w:val="en-GB"/>
-        </w:rPr>
-        <w:t xml:space="preserve"> sp., </w:t>
-      </w:r>
+        </w:rPr>
+      </w:pPr>
       <w:r>
         <w:rPr>
           <w:i/>
-          <w:iCs/>
-          <w:lang w:val="en-GB"/>
-        </w:rPr>
-        <w:t>Spirostomum teres</w:t>
-      </w:r>
-      <w:r>
-        <w:rPr>
-          <w:lang w:val="en-GB"/>
-        </w:rPr>
-        <w:t xml:space="preserve">, and </w:t>
-      </w:r>
-      <w:r>
-        <w:rPr>
-          <w:i/>
-          <w:iCs/>
-          <w:lang w:val="en-GB"/>
-        </w:rPr>
-        <w:t>Tetrahymena cf. pyriformis</w:t>
-      </w:r>
-      <w:r>
-        <w:rPr>
-          <w:lang w:val="en-GB"/>
-        </w:rPr>
-        <w:t xml:space="preserve">). The meta-ecosystems had four sizes: two patches of small size (6.43 ml each), two patches of small-medium size (9.00 ml each), two patches of medium-large size (15.00 ml each), and two patches of large size (45.00 ml each). The two patches of each meta-ecosystem regularly exchanged resources, with no organisms dispersing. </w:t>
-      </w:r>
-    </w:p>
-    <w:p>
-      <w:pPr>
-        <w:ind w:firstLine="720"/>
-        <w:rPr>
-          <w:lang w:val="en-GB"/>
-        </w:rPr>
-      </w:pPr>
-      <w:r>
-        <w:rPr>
-          <w:lang w:val="en-GB"/>
-        </w:rPr>
-        <w:t xml:space="preserve">In order to establish whether the variations observed among the three types of meta-ecosystems were indeed attributed to resource flow, we generated isolated patches as well. These isolated patches, encompassing autotrophic and heterotrophic cultures (small, small-medium, medium-large, and large), produced resources that remained confined within the respective patch. To visualize our experimental setup, refer to Figure </w:t>
-      </w:r>
-      <w:r>
-        <w:rPr>
-          <w:lang w:val="en-GB"/>
-        </w:rPr>
-        <w:t>1.</w:t>
-      </w:r>
-      <w:r>
-        <w:rPr>
-          <w:lang w:val="en-GB"/>
-        </w:rPr>
-        <w:t xml:space="preserve"> Acknowledging that a portion of the cultures underwent evaporation, we consistently replenished water and medium to maintain a consistent culture volume (see Appendix S1 in the Supporting Information).</w:t>
-      </w:r>
-    </w:p>
-    <w:p>
-      <w:pPr>
-        <w:ind w:firstLine="720"/>
-        <w:rPr>
-          <w:lang w:val="en-GB"/>
-        </w:rPr>
-      </w:pPr>
-      <w:r>
-        <w:rPr>
-          <w:lang w:val="en-GB"/>
-        </w:rPr>
-        <w:t>Resource flow was established in distinct manners based on whether it pertained to size-dependent or size-independent flow measures concerning patch size. For size-dependent flow, a consistent volume within each patch was killed, resulting in a more pronounced disturbance from larger to smaller patches. In the context of a size-independent flow, 70</w:t>
-      </w:r>
-      <w:r>
-        <w:rPr>
-          <w:lang w:val="en-GB"/>
-        </w:rPr>
-        <w:t xml:space="preserve"> %</w:t>
-      </w:r>
-      <w:r>
-        <w:rPr>
-          <w:lang w:val="en-GB"/>
-        </w:rPr>
-        <w:t xml:space="preserve"> of the volume in each patch was removed, ensuring a uniform level of disturbance across all patch sizes. This methodology was similarly applied to the isolated patches, where the resources remained confined to the original patch. Notably, in meta-ecosystems featuring small-sized patches, size-independent flow and size-dependent flow were equivalent.</w:t>
-      </w:r>
-    </w:p>
-    <w:p>
-      <w:pPr>
-        <w:rPr>
-          <w:lang w:val="en-GB"/>
-        </w:rPr>
-      </w:pPr>
-    </w:p>
-    <w:p>
-      <w:pPr>
-        <w:rPr>
-          <w:i/>
-          <w:iCs/>
-          <w:lang w:val="en-GB"/>
-        </w:rPr>
-      </w:pPr>
-      <w:r>
-        <w:rPr>
-          <w:i/>
-          <w:iCs/>
-          <w:lang w:val="en-GB"/>
-        </w:rPr>
-        <w:t>Experimental setup</w:t>
-      </w:r>
-    </w:p>
-    <w:p>
-      <w:pPr>
-        <w:rPr>
-          <w:i/>
-          <w:iCs/>
-          <w:lang w:val="en-GB"/>
-        </w:rPr>
-      </w:pPr>
-    </w:p>
-    <w:p>
-      <w:pPr>
-        <w:rPr>
-          <w:lang w:val="en-GB"/>
-        </w:rPr>
-      </w:pPr>
-      <w:r>
-        <w:rPr>
-          <w:lang w:val="en-GB"/>
-        </w:rPr>
-        <w:t>In preparation for the experiment, we cultivated a collection of 11 microbial species, which we collectively referred to as protists. These comprised nine water ciliates (</w:t>
-      </w:r>
-      <w:r>
-        <w:rPr>
-          <w:i/>
-          <w:iCs/>
-          <w:lang w:val="en-GB"/>
-        </w:rPr>
-        <w:t>Euplotes aediculatus</w:t>
-      </w:r>
-      <w:r>
-        <w:rPr>
-          <w:lang w:val="en-GB"/>
-        </w:rPr>
-        <w:t xml:space="preserve">, </w:t>
-      </w:r>
-      <w:r>
-        <w:rPr>
-          <w:i/>
-          <w:iCs/>
-          <w:lang w:val="en-GB"/>
-        </w:rPr>
-        <w:t>Colpidium</w:t>
-      </w:r>
-      <w:r>
-        <w:rPr>
-          <w:lang w:val="en-GB"/>
-        </w:rPr>
-        <w:t xml:space="preserve"> sp., </w:t>
-      </w:r>
-      <w:r>
-        <w:rPr>
-          <w:i/>
-          <w:iCs/>
-          <w:lang w:val="en-GB"/>
-        </w:rPr>
-        <w:t>Loxocephalus</w:t>
-      </w:r>
-      <w:r>
-        <w:rPr>
-          <w:lang w:val="en-GB"/>
-        </w:rPr>
-        <w:t xml:space="preserve"> sp., </w:t>
-      </w:r>
-      <w:r>
-        <w:rPr>
-          <w:i/>
-          <w:iCs/>
-          <w:lang w:val="en-GB"/>
-        </w:rPr>
-        <w:t>Paramecium aurelia</w:t>
-      </w:r>
-      <w:r>
-        <w:rPr>
-          <w:lang w:val="en-GB"/>
-        </w:rPr>
-        <w:t xml:space="preserve">, </w:t>
-      </w:r>
-      <w:r>
-        <w:rPr>
-          <w:i/>
-          <w:iCs/>
-          <w:lang w:val="en-GB"/>
-        </w:rPr>
-        <w:t>Paramecium caudatum</w:t>
-      </w:r>
-      <w:r>
-        <w:rPr>
-          <w:lang w:val="en-GB"/>
-        </w:rPr>
-        <w:t xml:space="preserve">, </w:t>
-      </w:r>
-      <w:r>
-        <w:rPr>
-          <w:i/>
-          <w:iCs/>
-          <w:lang w:val="en-GB"/>
-        </w:rPr>
-        <w:t>Spirostomum</w:t>
-      </w:r>
-      <w:r>
-        <w:rPr>
-          <w:lang w:val="en-GB"/>
-        </w:rPr>
-        <w:t xml:space="preserve"> sp., </w:t>
-      </w:r>
-      <w:r>
-        <w:rPr>
-          <w:i/>
-          <w:iCs/>
-          <w:lang w:val="en-GB"/>
-        </w:rPr>
-        <w:t>Spirostomum teres</w:t>
-      </w:r>
-      <w:r>
-        <w:rPr>
-          <w:lang w:val="en-GB"/>
-        </w:rPr>
-        <w:t xml:space="preserve">, </w:t>
-      </w:r>
-      <w:r>
-        <w:rPr>
-          <w:i/>
-          <w:iCs/>
-          <w:lang w:val="en-GB"/>
-        </w:rPr>
-        <w:t>Tetrahymena cf. pyriformis</w:t>
-      </w:r>
-      <w:r>
-        <w:rPr>
-          <w:lang w:val="en-GB"/>
-        </w:rPr>
-        <w:t xml:space="preserve">, and </w:t>
-      </w:r>
-      <w:r>
-        <w:rPr>
-          <w:i/>
-          <w:iCs/>
-          <w:lang w:val="en-GB"/>
-        </w:rPr>
-        <w:t>Blepharisma</w:t>
-      </w:r>
-      <w:r>
-        <w:rPr>
-          <w:lang w:val="en-GB"/>
-        </w:rPr>
-        <w:t xml:space="preserve"> sp.), one alga (</w:t>
-      </w:r>
-      <w:r>
-        <w:rPr>
-          <w:i/>
-          <w:iCs/>
-          <w:lang w:val="en-GB"/>
-        </w:rPr>
-        <w:t>Euglena gracilis</w:t>
-      </w:r>
-      <w:r>
-        <w:rPr>
-          <w:lang w:val="en-GB"/>
-        </w:rPr>
-        <w:t>), and one rotifer (</w:t>
-      </w:r>
-      <w:r>
-        <w:rPr>
-          <w:i/>
-          <w:iCs/>
-          <w:lang w:val="en-GB"/>
-        </w:rPr>
-        <w:t>Cephalodella</w:t>
-      </w:r>
-      <w:r>
-        <w:rPr>
-          <w:lang w:val="en-GB"/>
-        </w:rPr>
-        <w:t xml:space="preserve"> sp.). These protists were cultivated within sterilized bottles containing standard protist medium (0.46 g of Protozoa Pellet by Carolina per </w:t>
-      </w:r>
-      <w:r>
-        <w:rPr>
-          <w:lang w:val="en-GB"/>
-        </w:rPr>
-        <w:t>litre</w:t>
-      </w:r>
-      <w:r>
-        <w:rPr>
-          <w:lang w:val="en-GB"/>
-        </w:rPr>
-        <w:t xml:space="preserve"> of water), along with two wheat seeds and a bacterial mixture (</w:t>
-      </w:r>
-      <w:r>
-        <w:rPr>
-          <w:i/>
-          <w:iCs/>
-          <w:lang w:val="en-GB"/>
-        </w:rPr>
-        <w:t>Serratia fonticola</w:t>
-      </w:r>
-      <w:r>
-        <w:rPr>
-          <w:lang w:val="en-GB"/>
-        </w:rPr>
-        <w:t xml:space="preserve">, </w:t>
-      </w:r>
-      <w:r>
-        <w:rPr>
-          <w:i/>
-          <w:iCs/>
-          <w:lang w:val="en-GB"/>
-        </w:rPr>
-        <w:t>Bacillus subtilis</w:t>
-      </w:r>
-      <w:r>
-        <w:rPr>
-          <w:lang w:val="en-GB"/>
-        </w:rPr>
-        <w:t xml:space="preserve">, and </w:t>
-      </w:r>
-      <w:r>
-        <w:rPr>
-          <w:i/>
-          <w:iCs/>
-          <w:lang w:val="en-GB"/>
-        </w:rPr>
-        <w:t>Brevibacillus brevis</w:t>
-      </w:r>
-      <w:r>
-        <w:rPr>
-          <w:lang w:val="en-GB"/>
-        </w:rPr>
-        <w:t>), constituting 5</w:t>
-      </w:r>
-      <w:r>
-        <w:rPr>
-          <w:lang w:val="en-GB"/>
-        </w:rPr>
-        <w:t xml:space="preserve"> %</w:t>
-      </w:r>
-      <w:r>
-        <w:rPr>
-          <w:lang w:val="en-GB"/>
-        </w:rPr>
-        <w:t xml:space="preserve"> of the overall culture volume. For detailed protocols, refer to</w:t>
-      </w:r>
-      <w:r>
-        <w:rPr>
-          <w:lang w:val="en-GB"/>
-        </w:rPr>
-        <w:t xml:space="preserve"> </w:t>
+        </w:rPr>
+        <w:t>Quantifying biomass and biodiversity</w:t>
+      </w:r>
+    </w:p>
+    <w:p>
+      <w:pPr>
+        <w:spacing w:line="480" w:lineRule="auto"/>
+      </w:pPr>
+    </w:p>
+    <w:p>
+      <w:pPr>
+        <w:spacing w:line="480" w:lineRule="auto"/>
+      </w:pPr>
+      <w:r>
+        <w:t xml:space="preserve"> We used the R-package BEMOVI </w:t>
+      </w:r>
+      <w:r>
+        <w:rPr>
+          <w:color w:val="000000"/>
+        </w:rPr>
+        <w:t xml:space="preserve">to identify and characterise protist species in the communities </w:t>
       </w:r>
       <w:sdt>
         <w:sdtPr>
           <w:rPr>
             <w:color w:val="000000"/>
-            <w:lang w:val="en-GB"/>
           </w:rPr>
-          <w:tag w:val="MENDELEY_CITATION_v3_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"/>
-          <w:id w:val="1490978052"/>
+          <w:tag w:val="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"/>
+          <w:id w:val="1029533605"/>
           <w:placeholder>
-            <w:docPart w:val="DefaultPlaceholder_-1854013440"/>
-          </w:placeholder>
-        </w:sdtPr>
-        <w:sdtContent>
-          <w:r>
-            <w:rPr>
-              <w:color w:val="000000"/>
-              <w:lang w:val="en-GB"/>
-            </w:rPr>
-            <w:t>Altermatt et al. (2015)</w:t>
-          </w:r>
-        </w:sdtContent>
-      </w:sdt>
-      <w:r>
-        <w:rPr>
-          <w:lang w:val="en-GB"/>
-        </w:rPr>
-        <w:t>.</w:t>
-      </w:r>
-    </w:p>
-    <w:p>
-      <w:pPr>
-        <w:ind w:firstLine="720"/>
-        <w:rPr>
-          <w:lang w:val="en-GB"/>
-        </w:rPr>
-      </w:pPr>
-      <w:r>
-        <w:rPr>
-          <w:lang w:val="en-GB"/>
-        </w:rPr>
-        <w:lastRenderedPageBreak/>
-        <w:t xml:space="preserve">At the beginning of the experiment (day zero), we established two </w:t>
-      </w:r>
-      <w:proofErr w:type="gramStart"/>
-      <w:r>
-        <w:rPr>
-          <w:lang w:val="en-GB"/>
-        </w:rPr>
-        <w:t>large sterilized</w:t>
-      </w:r>
-      <w:proofErr w:type="gramEnd"/>
-      <w:r>
-        <w:rPr>
-          <w:lang w:val="en-GB"/>
-        </w:rPr>
-        <w:t xml:space="preserve"> bottles, one containing the autotroph (</w:t>
-      </w:r>
-      <w:r>
-        <w:rPr>
-          <w:i/>
-          <w:iCs/>
-          <w:lang w:val="en-GB"/>
-        </w:rPr>
-        <w:t>Euglena gracilis</w:t>
-      </w:r>
-      <w:r>
-        <w:rPr>
-          <w:lang w:val="en-GB"/>
-        </w:rPr>
-        <w:t>) and the other housing the heterotrophic community. The autotroph and heterotrophic community were carefully transferred into their respective sterile 40 ml cell flasks (TPP Tissue Culture Flasks, Trasadingen, Switzerland) by pipetting volumes of 6.43 ml, 9.00 ml, 15.00 ml, and 45.00 ml into the small, small-medium, medium-large, and large patches, respectively. These cultures were then subject to randomization within an incubator (memmert IPP750plus, Schwabach, Germany), maintained at a constant temperature of 20°C with continuous illumination.</w:t>
-      </w:r>
-    </w:p>
-    <w:p>
-      <w:pPr>
-        <w:rPr>
-          <w:lang w:val="en-GB"/>
-        </w:rPr>
-      </w:pPr>
-    </w:p>
-    <w:p>
-      <w:pPr>
-        <w:rPr>
-          <w:i/>
-          <w:iCs/>
-          <w:lang w:val="en-GB"/>
-        </w:rPr>
-      </w:pPr>
-      <w:r>
-        <w:rPr>
-          <w:i/>
-          <w:iCs/>
-          <w:lang w:val="en-GB"/>
-        </w:rPr>
-        <w:t>Disturbance &amp; resource flow</w:t>
-      </w:r>
-    </w:p>
-    <w:p>
-      <w:pPr>
-        <w:rPr>
-          <w:i/>
-          <w:iCs/>
-          <w:lang w:val="en-GB"/>
-        </w:rPr>
-      </w:pPr>
-    </w:p>
-    <w:p>
-      <w:pPr>
-        <w:rPr>
-          <w:lang w:val="en-GB"/>
-        </w:rPr>
-      </w:pPr>
-      <w:r>
-        <w:rPr>
-          <w:lang w:val="en-GB"/>
-        </w:rPr>
-        <w:t>To establish connectivity between the patches within the meta-ecosystem via resource flow, a regular portion of each patch was subjected to boiling. This treated portion was then directed to flow into the connected patch, thus creating a bidirectional exchange of resources. The cultures underwent disturbance at two distinct levels: either size-dependent (4.5 ml) or size-independent flow to their individual sizes (equivalent to 70</w:t>
-      </w:r>
-      <w:r>
-        <w:rPr>
-          <w:lang w:val="en-GB"/>
-        </w:rPr>
-        <w:t xml:space="preserve"> %</w:t>
-      </w:r>
-      <w:r>
-        <w:rPr>
-          <w:lang w:val="en-GB"/>
-        </w:rPr>
-        <w:t xml:space="preserve"> of each patch's size). Under the size-dependent disturbance scenario, smaller patches experienced more pronounced disturbance. In contrast, within the context of size-independent flow, all patches were uniformly disturbed to 70</w:t>
-      </w:r>
-      <w:r>
-        <w:rPr>
-          <w:lang w:val="en-GB"/>
-        </w:rPr>
-        <w:t xml:space="preserve"> %</w:t>
-      </w:r>
-      <w:r>
-        <w:rPr>
-          <w:lang w:val="en-GB"/>
-        </w:rPr>
-        <w:t xml:space="preserve"> of their original content. For the size-dependent flow, 70</w:t>
-      </w:r>
-      <w:r>
-        <w:rPr>
-          <w:lang w:val="en-GB"/>
-        </w:rPr>
-        <w:t xml:space="preserve"> %</w:t>
-      </w:r>
-      <w:r>
-        <w:rPr>
-          <w:lang w:val="en-GB"/>
-        </w:rPr>
-        <w:t xml:space="preserve"> of the content from the small patches, 50</w:t>
-      </w:r>
-      <w:r>
-        <w:rPr>
-          <w:lang w:val="en-GB"/>
-        </w:rPr>
-        <w:t xml:space="preserve"> %</w:t>
-      </w:r>
-      <w:r>
-        <w:rPr>
-          <w:lang w:val="en-GB"/>
-        </w:rPr>
-        <w:t xml:space="preserve"> from the small-medium patches, 30</w:t>
-      </w:r>
-      <w:r>
-        <w:rPr>
-          <w:lang w:val="en-GB"/>
-        </w:rPr>
-        <w:t xml:space="preserve"> %</w:t>
-      </w:r>
-      <w:r>
-        <w:rPr>
-          <w:lang w:val="en-GB"/>
-        </w:rPr>
-        <w:t xml:space="preserve"> from the medium-large patches, and 10</w:t>
-      </w:r>
-      <w:r>
-        <w:rPr>
-          <w:lang w:val="en-GB"/>
-        </w:rPr>
-        <w:t xml:space="preserve"> %</w:t>
-      </w:r>
-      <w:r>
-        <w:rPr>
-          <w:lang w:val="en-GB"/>
-        </w:rPr>
-        <w:t xml:space="preserve"> from the large patches were subjected to disturbance. In order to make the isolated patches comparable to the meta-ecosystem patches, a portion of their community was boiled, but it was subsequently reintroduced to the originating patch. The process of disturbance occurred at four-day intervals, commencing on day five and amounting to a total of six disturbances. The boiling procedure involved transferring a portion of each culture into a falcon tube (SPL life sciences skirted conical centrifuge tubes, Naechon-myeon, Korea) and heating the tube's contents using a laboratory oven (VWR DRY-Line, Radnor, United States and Binder FD 23, Tuttlingen, Germany).</w:t>
-      </w:r>
-    </w:p>
-    <w:p>
-      <w:pPr>
-        <w:rPr>
-          <w:lang w:val="en-GB"/>
-        </w:rPr>
-      </w:pPr>
-    </w:p>
-    <w:p>
-      <w:pPr>
-        <w:rPr>
-          <w:i/>
-          <w:iCs/>
-          <w:lang w:val="en-GB"/>
-        </w:rPr>
-      </w:pPr>
-      <w:r>
-        <w:rPr>
-          <w:i/>
-          <w:iCs/>
-          <w:lang w:val="en-GB"/>
-        </w:rPr>
-        <w:t>Sampling</w:t>
-      </w:r>
-    </w:p>
-    <w:p>
-      <w:pPr>
-        <w:rPr>
-          <w:i/>
-          <w:iCs/>
-          <w:lang w:val="en-GB"/>
-        </w:rPr>
-      </w:pPr>
-    </w:p>
-    <w:p>
-      <w:pPr>
-        <w:rPr>
-          <w:lang w:val="en-GB"/>
-        </w:rPr>
-      </w:pPr>
-      <w:r>
-        <w:rPr>
-          <w:lang w:val="en-GB"/>
-        </w:rPr>
-        <w:t>For the assessment of protist abundance, species composition, biomass, and characteristics within each patch, we conducted periodic sampling of 0.2 ml from each microcosm. These samples were filmed for a duration of five seconds using a dissecting microscope</w:t>
-      </w:r>
-      <w:r>
-        <w:rPr>
-          <w:lang w:val="en-GB"/>
-        </w:rPr>
-        <w:t xml:space="preserve"> </w:t>
-      </w:r>
-      <w:sdt>
-        <w:sdtPr>
-          <w:rPr>
-            <w:lang w:val="en-GB"/>
-          </w:rPr>
-          <w:tag w:val="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"/>
-          <w:id w:val="1560827854"/>
-          <w:placeholder>
-            <w:docPart w:val="DefaultPlaceholder_-1854013440"/>
+            <w:docPart w:val="FD9463A8B8723F4DBF447A7E8A4ADA31"/>
           </w:placeholder>
         </w:sdtPr>
         <w:sdtContent>
@@ -1381,238 +1470,615 @@
             <w:rPr>
               <w:rFonts w:eastAsia="Times New Roman"/>
             </w:rPr>
-            <w:t>(Pennekamp et al., 2015; Pennekamp &amp; Schtickzelle, 2013)</w:t>
+            <w:t>(Altermatt et al., 2015; Pennekamp et al., 2015; Pennekamp &amp; Schtickzelle, 2013)</w:t>
           </w:r>
         </w:sdtContent>
       </w:sdt>
       <w:r>
-        <w:rPr>
-          <w:lang w:val="en-GB"/>
-        </w:rPr>
-        <w:t xml:space="preserve">. The sampling routine occurred every four days, commencing from day zero. In addition to recording our experimental treatments throughout the study, we also filmed the protist monocultures utilised in setting up the experiment on day zero. This </w:t>
-      </w:r>
-      <w:r>
-        <w:rPr>
-          <w:lang w:val="en-GB"/>
-        </w:rPr>
-        <w:t>endeavour</w:t>
-      </w:r>
-      <w:r>
-        <w:rPr>
-          <w:lang w:val="en-GB"/>
-        </w:rPr>
-        <w:t xml:space="preserve"> aimed to create a training dataset for species identification. We captured a sufficient number of videos for each monoculture, aiming to include at least 100 individuals of each species.</w:t>
-      </w:r>
-    </w:p>
-    <w:p>
-      <w:pPr>
-        <w:rPr>
-          <w:lang w:val="en-GB"/>
-        </w:rPr>
-      </w:pPr>
-    </w:p>
-    <w:p>
-      <w:pPr>
-        <w:rPr>
-          <w:i/>
-          <w:iCs/>
-          <w:lang w:val="en-GB"/>
-        </w:rPr>
-      </w:pPr>
-      <w:r>
-        <w:rPr>
-          <w:i/>
-          <w:iCs/>
-          <w:lang w:val="en-GB"/>
-        </w:rPr>
-        <w:t>Quantifying biomass and biodiversity</w:t>
-      </w:r>
-    </w:p>
-    <w:p>
-      <w:pPr>
-        <w:rPr>
-          <w:i/>
-          <w:iCs/>
-          <w:lang w:val="en-GB"/>
-        </w:rPr>
-      </w:pPr>
-    </w:p>
-    <w:p>
-      <w:pPr>
-        <w:rPr>
-          <w:lang w:val="en-GB"/>
-        </w:rPr>
-      </w:pPr>
-      <w:r>
-        <w:rPr>
-          <w:lang w:val="en-GB"/>
-        </w:rPr>
-        <w:t xml:space="preserve">To characterise protist communities, we utilised the R-package BEMOVI </w:t>
+        <w:t xml:space="preserve">. We first extracted moving particles' traits (e.g., speed, shape, size) in the videos and used these traits to filter out particles that were not protists and obtain an average abundance of protist individuals per volume. We also measured </w:t>
+      </w:r>
+      <w:r>
+        <w:t>protist biomass as our focal ecosystem function</w:t>
+      </w:r>
+      <w:r>
+        <w:t xml:space="preserve">. </w:t>
+      </w:r>
+      <w:r>
+        <w:t>We calculated t</w:t>
+      </w:r>
+      <w:r>
+        <w:t xml:space="preserve">he total area of protists (as area per volume medium), and subsequently used this “bioarea” as a proxy of biomass (hereafter referred to as “biomass”), which is a fair assumption given the roundish shape of protists. We then identified protist species using a support vector machine model </w:t>
       </w:r>
       <w:sdt>
         <w:sdtPr>
           <w:rPr>
             <w:color w:val="000000"/>
-            <w:lang w:val="en-GB"/>
           </w:rPr>
-          <w:tag w:val="MENDELEY_CITATION_v3_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"/>
-          <w:id w:val="1802186814"/>
+          <w:tag w:val="MENDELEY_CITATION_v3_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"/>
+          <w:id w:val="-1343699161"/>
           <w:placeholder>
-            <w:docPart w:val="DefaultPlaceholder_-1854013440"/>
+            <w:docPart w:val="FD9463A8B8723F4DBF447A7E8A4ADA31"/>
           </w:placeholder>
         </w:sdtPr>
         <w:sdtContent>
           <w:r>
             <w:rPr>
               <w:color w:val="000000"/>
-              <w:lang w:val="en-GB"/>
             </w:rPr>
-            <w:t>(Pennekamp et al., 2015)</w:t>
+            <w:t>(Cortes et al., 1995; r-package “e1071”: Dimitriadou et al., 2006)</w:t>
           </w:r>
         </w:sdtContent>
       </w:sdt>
       <w:r>
         <w:rPr>
-          <w:lang w:val="en-GB"/>
-        </w:rPr>
-        <w:t xml:space="preserve">. Biodiversity calculations were exclusively carried out for heterotrophic patches, as the autotrophic patches were constituted by monocultures. Initially, we extracted data on the </w:t>
-      </w:r>
-      <w:r>
-        <w:rPr>
-          <w:lang w:val="en-GB"/>
-        </w:rPr>
-        <w:lastRenderedPageBreak/>
-        <w:t>abundance and traits (e.g., speed, shape, size) of moving particles from the videos. Subsequently, these traits were employed to filter out particles that did not correspond to protists. For instance, particles displaying excessive movement speed were excluded from the analysis, as unlikely to be protists. Biomass determination was derived from the cumulative area of the protists, referred to as "bioarea." The assessment of biodiversity encompassed two steps. Initially, we identified protist species by employing a support vector machine model</w:t>
-      </w:r>
-      <w:r>
-        <w:rPr>
-          <w:lang w:val="en-GB"/>
-        </w:rPr>
-        <w:t xml:space="preserve"> </w:t>
+          <w:color w:val="000000"/>
+        </w:rPr>
+        <w:t>, employing</w:t>
+      </w:r>
+      <w:r>
+        <w:t xml:space="preserve"> traits extracted from species monocultures as predictor variables. Last, we calculated local biodiversity using the Shannon Index </w:t>
       </w:r>
       <w:sdt>
         <w:sdtPr>
           <w:rPr>
             <w:color w:val="000000"/>
-            <w:lang w:val="en-GB"/>
           </w:rPr>
-          <w:tag w:val="MENDELEY_CITATION_v3_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"/>
-          <w:id w:val="-1732535431"/>
+          <w:tag w:val="MENDELEY_CITATION_v3_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"/>
+          <w:id w:val="1036393619"/>
           <w:placeholder>
-            <w:docPart w:val="DefaultPlaceholder_-1854013440"/>
+            <w:docPart w:val="FD9463A8B8723F4DBF447A7E8A4ADA31"/>
           </w:placeholder>
         </w:sdtPr>
         <w:sdtContent>
           <w:r>
             <w:rPr>
               <w:color w:val="000000"/>
-              <w:lang w:val="en-GB"/>
             </w:rPr>
-            <w:t>(Cortes et al., 1995)</w:t>
+            <w:t>(Shannon, 1948)</w:t>
           </w:r>
         </w:sdtContent>
       </w:sdt>
       <w:r>
         <w:rPr>
-          <w:lang w:val="en-GB"/>
-        </w:rPr>
-        <w:t>, utilizing all extracted traits as predictor variables and protist monocultures as a training dataset. The "e1071" R-package</w:t>
-      </w:r>
-      <w:r>
-        <w:rPr>
-          <w:lang w:val="en-GB"/>
-        </w:rPr>
-        <w:t xml:space="preserve"> </w:t>
+          <w:color w:val="000000"/>
+        </w:rPr>
+        <w:t xml:space="preserve"> and local evenness using the Pielou Index </w:t>
+      </w:r>
+      <w:r>
+        <w:rPr>
+          <w:color w:val="000000"/>
+          <w:highlight w:val="yellow"/>
+        </w:rPr>
+        <w:t>reference</w:t>
+      </w:r>
+      <w:r>
+        <w:t xml:space="preserve">. </w:t>
+      </w:r>
+    </w:p>
+    <w:p>
+      <w:pPr>
+        <w:spacing w:line="480" w:lineRule="auto"/>
+      </w:pPr>
+    </w:p>
+    <w:p>
+      <w:pPr>
+        <w:spacing w:line="480" w:lineRule="auto"/>
+        <w:rPr>
+          <w:i/>
+          <w:iCs/>
+          <w:lang w:val="en-GB"/>
+        </w:rPr>
+      </w:pPr>
+      <w:r>
+        <w:rPr>
+          <w:i/>
+          <w:iCs/>
+          <w:lang w:val="en-GB"/>
+        </w:rPr>
+        <w:t>Statistical analysis</w:t>
+      </w:r>
+    </w:p>
+    <w:p>
+      <w:pPr>
+        <w:spacing w:line="480" w:lineRule="auto"/>
+        <w:rPr>
+          <w:i/>
+          <w:iCs/>
+          <w:lang w:val="en-GB"/>
+        </w:rPr>
+      </w:pPr>
+    </w:p>
+    <w:p>
+      <w:pPr>
+        <w:spacing w:line="480" w:lineRule="auto"/>
+      </w:pPr>
+      <w:r>
+        <w:t xml:space="preserve">To understand the effects of resource flows on biodiversity over time in symmetric and asymmetric meta-ecosystems, we performed statistical analysis using mixed-effect models with the 'lme4' package in R </w:t>
       </w:r>
       <w:sdt>
         <w:sdtPr>
           <w:rPr>
             <w:color w:val="000000"/>
-            <w:lang w:val="en-GB"/>
           </w:rPr>
-          <w:tag w:val="MENDELEY_CITATION_v3_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"/>
-          <w:id w:val="1555887831"/>
+          <w:tag w:val="MENDELEY_CITATION_v3_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"/>
+          <w:id w:val="-391884958"/>
           <w:placeholder>
-            <w:docPart w:val="DefaultPlaceholder_-1854013440"/>
+            <w:docPart w:val="FA71622CB4932B43BF921DD0429F1768"/>
           </w:placeholder>
         </w:sdtPr>
         <w:sdtContent>
           <w:r>
             <w:rPr>
               <w:color w:val="000000"/>
-              <w:lang w:val="en-GB"/>
             </w:rPr>
-            <w:t>(Dimitriadou et al., 2006)</w:t>
+            <w:t>(Bates et al., 2015)</w:t>
           </w:r>
         </w:sdtContent>
       </w:sdt>
       <w:r>
-        <w:rPr>
-          <w:lang w:val="en-GB"/>
-        </w:rPr>
-        <w:t xml:space="preserve">  was employed for this purpose. Subsequently, biodiversity was quantified using the Shannon Index</w:t>
-      </w:r>
-      <w:r>
-        <w:rPr>
-          <w:lang w:val="en-GB"/>
-        </w:rPr>
+        <w:t xml:space="preserve">. The analysis excluded the initial two time </w:t>
+      </w:r>
+      <w:r>
+        <w:lastRenderedPageBreak/>
+        <w:t>points preceding the disturbances (grey zones in all figures), as their inclusion would interfere with our understanding of the impact of disturbances and resource flows.</w:t>
+      </w:r>
+    </w:p>
+    <w:p>
+      <w:pPr>
+        <w:spacing w:line="480" w:lineRule="auto"/>
+      </w:pPr>
+    </w:p>
+    <w:p>
+      <w:pPr>
+        <w:spacing w:line="480" w:lineRule="auto"/>
+      </w:pPr>
+      <w:r>
+        <w:t>At the meta-ecosystem level, to examine resource flow effects, we compared</w:t>
+      </w:r>
+      <w:r>
+        <w:t xml:space="preserve"> all connected and unconnected meta-ecosystems. Unconnected meta-ecosystems </w:t>
+      </w:r>
+      <w:r>
+        <w:t>were virtual meta-ecosystems created from unconnected ecosystems</w:t>
+      </w:r>
+      <w:r>
+        <w:t>, pairing two ecosystems to calculate their total biomass (</w:t>
+      </w:r>
+      <w:r>
+        <w:t xml:space="preserve">without having these ecosystems connected by flows of resources). To test the influence of </w:t>
+      </w:r>
+      <w:r>
+        <w:t xml:space="preserve">patch size ratio and </w:t>
+      </w:r>
+      <w:r>
+        <w:t xml:space="preserve">the resource flow connection on </w:t>
+      </w:r>
+      <w:r>
+        <w:t>total biomass</w:t>
+      </w:r>
+      <w:r>
+        <w:t xml:space="preserve">, we examined the effects of the resource flow connection and its interaction with </w:t>
+      </w:r>
+      <w:r>
+        <w:t>patch size ratio</w:t>
+      </w:r>
+      <w:r>
         <w:t xml:space="preserve"> </w:t>
       </w:r>
-      <w:sdt>
-        <w:sdtPr>
-          <w:rPr>
-            <w:lang w:val="en-GB"/>
-          </w:rPr>
-          <w:tag w:val="MENDELEY_CITATION_TEMP"/>
-          <w:id w:val="-2047442945"/>
-          <w:placeholder>
-            <w:docPart w:val="DefaultPlaceholder_-1854013440"/>
-          </w:placeholder>
-          <w15:appearance w15:val="hidden"/>
-        </w:sdtPr>
-        <w:sdtContent>
-          <w:r>
-            <w:rPr>
-              <w:lang w:val="en-GB"/>
-            </w:rPr>
-            <w:t>(Shannon ref)</w:t>
-          </w:r>
-        </w:sdtContent>
-      </w:sdt>
-      <w:sdt>
-        <w:sdtPr>
-          <w:rPr>
-            <w:lang w:val="en-GB"/>
-          </w:rPr>
-          <w:tag w:val="MENDELEY_CITATION_TEMP"/>
-          <w:id w:val="-1230312209"/>
-          <w:placeholder>
-            <w:docPart w:val="DefaultPlaceholder_-1854013440"/>
-          </w:placeholder>
-          <w15:appearance w15:val="hidden"/>
-        </w:sdtPr>
-        <w:sdtContent>
-          <w:r>
-            <w:rPr>
-              <w:lang w:val="en-GB"/>
-            </w:rPr>
-            <w:t xml:space="preserve"> </w:t>
-          </w:r>
-        </w:sdtContent>
-      </w:sdt>
-      <w:r>
-        <w:rPr>
-          <w:lang w:val="en-GB"/>
-        </w:rPr>
-        <w:t>.</w:t>
-      </w:r>
-    </w:p>
-    <w:p>
-      <w:pPr>
-        <w:rPr>
-          <w:lang w:val="en-GB"/>
-        </w:rPr>
-      </w:pPr>
+      <w:r>
+        <w:t xml:space="preserve">in a mixed effect model where random effects were time and replicate number </w:t>
+      </w:r>
+      <w:r>
+        <w:t>using ANOVA.</w:t>
+      </w:r>
+      <w:r>
+        <w:t xml:space="preserve"> Next, we did a contrast with Tukey test (with the package emmeans </w:t>
+      </w:r>
+      <w:r>
+        <w:rPr>
+          <w:highlight w:val="yellow"/>
+        </w:rPr>
+        <w:t>reference</w:t>
+      </w:r>
+      <w:r>
+        <w:t>) to see in which meta-ecosystems the connection had an effect on total biomass</w:t>
+      </w:r>
+      <w:r>
+        <w:t xml:space="preserve"> and whether </w:t>
+      </w:r>
+      <w:r>
+        <w:t>connected meta-ecosystems had different total biomass</w:t>
+      </w:r>
+      <w:r>
+        <w:t xml:space="preserve"> (we</w:t>
+      </w:r>
+      <w:r>
+        <w:t xml:space="preserve"> compar</w:t>
+      </w:r>
+      <w:r>
+        <w:t xml:space="preserve">ed </w:t>
+      </w:r>
+      <w:r>
+        <w:t>ED</w:t>
+      </w:r>
+      <w:r>
+        <w:t>-</w:t>
+      </w:r>
+      <w:r>
+        <w:t xml:space="preserve">connected to </w:t>
+      </w:r>
+      <w:r>
+        <w:t>-</w:t>
+      </w:r>
+      <w:r>
+        <w:t>unconnected, HD</w:t>
+      </w:r>
+      <w:r>
+        <w:t>-</w:t>
+      </w:r>
+      <w:r>
+        <w:t xml:space="preserve">connected to </w:t>
+      </w:r>
+      <w:r>
+        <w:t>-</w:t>
+      </w:r>
+      <w:r>
+        <w:t>unconnected, AD</w:t>
+      </w:r>
+      <w:r>
+        <w:t>-</w:t>
+      </w:r>
+      <w:r>
+        <w:t xml:space="preserve">connected to </w:t>
+      </w:r>
+      <w:r>
+        <w:t>-</w:t>
+      </w:r>
+      <w:r>
+        <w:t>unconnected</w:t>
+      </w:r>
+      <w:r>
+        <w:t xml:space="preserve">, AD-connected to </w:t>
+      </w:r>
+      <w:r>
+        <w:t>ED-connected</w:t>
+      </w:r>
+      <w:r>
+        <w:t xml:space="preserve">, and </w:t>
+      </w:r>
+      <w:r>
+        <w:t>HD-connected</w:t>
+      </w:r>
+      <w:r>
+        <w:t xml:space="preserve"> to ED-connected)</w:t>
+      </w:r>
+      <w:r>
+        <w:t xml:space="preserve">. </w:t>
+      </w:r>
+    </w:p>
+    <w:p>
+      <w:pPr>
+        <w:spacing w:line="480" w:lineRule="auto"/>
+      </w:pPr>
+    </w:p>
+    <w:p>
+      <w:pPr>
+        <w:spacing w:line="480" w:lineRule="auto"/>
+        <w:rPr>
+          <w:b/>
+          <w:bCs/>
+        </w:rPr>
+      </w:pPr>
+      <w:r>
+        <w:t xml:space="preserve">At the local level, we investigated whether the </w:t>
+      </w:r>
+      <w:r>
+        <w:t xml:space="preserve">connection </w:t>
+      </w:r>
+      <w:r>
+        <w:t xml:space="preserve">influenced </w:t>
+      </w:r>
+      <w:r>
+        <w:t xml:space="preserve">ecosystem biomass and diversity (Pielou and Shannon) by constructing two identical models: one for heterotrophic patches (i.e., </w:t>
+      </w:r>
+      <w:r>
+        <w:t>S</w:t>
+      </w:r>
+      <w:r>
+        <w:t>H</w:t>
+      </w:r>
+      <w:r>
+        <w:rPr>
+          <w:vertAlign w:val="subscript"/>
+        </w:rPr>
+        <w:t>L</w:t>
+      </w:r>
+      <w:r>
+        <w:rPr>
+          <w:vertAlign w:val="subscript"/>
+        </w:rPr>
+        <w:t>A</w:t>
+      </w:r>
+      <w:r>
+        <w:t>, SH, MH</w:t>
+      </w:r>
+      <w:r>
+        <w:rPr>
+          <w:vertAlign w:val="subscript"/>
+        </w:rPr>
+        <w:t>M</w:t>
+      </w:r>
+      <w:r>
+        <w:rPr>
+          <w:vertAlign w:val="subscript"/>
+        </w:rPr>
+        <w:t>A</w:t>
+      </w:r>
+      <w:r>
+        <w:t>, MH, LH</w:t>
+      </w:r>
+      <w:r>
+        <w:rPr>
+          <w:vertAlign w:val="subscript"/>
+        </w:rPr>
+        <w:t>S</w:t>
+      </w:r>
+      <w:r>
+        <w:rPr>
+          <w:vertAlign w:val="subscript"/>
+        </w:rPr>
+        <w:t>A</w:t>
+      </w:r>
+      <w:r>
+        <w:t>, and LH</w:t>
+      </w:r>
+      <w:r>
+        <w:t>)</w:t>
+      </w:r>
+      <w:r>
+        <w:t xml:space="preserve"> and one for autotrophic patches (i.e., </w:t>
+      </w:r>
+      <w:r>
+        <w:t>S</w:t>
+      </w:r>
+      <w:r>
+        <w:t>A</w:t>
+      </w:r>
+      <w:r>
+        <w:rPr>
+          <w:vertAlign w:val="subscript"/>
+        </w:rPr>
+        <w:t>L</w:t>
+      </w:r>
+      <w:r>
+        <w:rPr>
+          <w:vertAlign w:val="subscript"/>
+        </w:rPr>
+        <w:t>H</w:t>
+      </w:r>
+      <w:r>
+        <w:t>, SA, MA</w:t>
+      </w:r>
+      <w:r>
+        <w:rPr>
+          <w:vertAlign w:val="subscript"/>
+        </w:rPr>
+        <w:t>M</w:t>
+      </w:r>
+      <w:r>
+        <w:rPr>
+          <w:vertAlign w:val="subscript"/>
+        </w:rPr>
+        <w:t>H</w:t>
+      </w:r>
+      <w:r>
+        <w:t>, MA, LA</w:t>
+      </w:r>
+      <w:r>
+        <w:rPr>
+          <w:vertAlign w:val="subscript"/>
+        </w:rPr>
+        <w:t>S</w:t>
+      </w:r>
+      <w:r>
+        <w:rPr>
+          <w:vertAlign w:val="subscript"/>
+        </w:rPr>
+        <w:t>H</w:t>
+      </w:r>
+      <w:r>
+        <w:t>, and LA</w:t>
+      </w:r>
+      <w:r>
+        <w:t>)</w:t>
+      </w:r>
+      <w:r>
+        <w:t xml:space="preserve">. </w:t>
+      </w:r>
+      <w:r>
+        <w:t>I</w:t>
+      </w:r>
+      <w:r>
+        <w:t xml:space="preserve">n each of these two models, </w:t>
+      </w:r>
+      <w:r>
+        <w:t xml:space="preserve">similarly to the statistical analysis we did at a meta-ecosystem level, </w:t>
+      </w:r>
+      <w:r>
+        <w:t>t</w:t>
+      </w:r>
+      <w:r>
+        <w:t xml:space="preserve">o test the influence of </w:t>
+      </w:r>
+      <w:r>
+        <w:t xml:space="preserve">patch size and </w:t>
+      </w:r>
+      <w:r>
+        <w:t xml:space="preserve">the resource flow connection on </w:t>
+      </w:r>
+      <w:r>
+        <w:t>a response variable (e.g., biomass)</w:t>
+      </w:r>
+      <w:r>
+        <w:t>, we examined the</w:t>
+      </w:r>
+      <w:r>
+        <w:t>ir</w:t>
+      </w:r>
+      <w:r>
+        <w:t xml:space="preserve"> effect</w:t>
+      </w:r>
+      <w:r>
+        <w:t xml:space="preserve"> in </w:t>
+      </w:r>
+      <w:r>
+        <w:t xml:space="preserve">a mixed effect model where random effects were time and replicate </w:t>
+      </w:r>
+      <w:r>
+        <w:t>using ANOVA.</w:t>
+      </w:r>
+      <w:r>
+        <w:t xml:space="preserve"> Next, we made a contrast with Tukey test to see in which ecosystems the connection had an </w:t>
+      </w:r>
+      <w:r>
+        <w:lastRenderedPageBreak/>
+        <w:t xml:space="preserve">effect (comparing in heterotrophic ecosystems </w:t>
+      </w:r>
+      <w:r>
+        <w:t>S</w:t>
+      </w:r>
+      <w:r>
+        <w:t>H</w:t>
+      </w:r>
+      <w:r>
+        <w:rPr>
+          <w:vertAlign w:val="subscript"/>
+        </w:rPr>
+        <w:t>L</w:t>
+      </w:r>
+      <w:r>
+        <w:rPr>
+          <w:vertAlign w:val="subscript"/>
+        </w:rPr>
+        <w:t>A</w:t>
+      </w:r>
+      <w:r>
+        <w:t xml:space="preserve"> to SH, MH</w:t>
+      </w:r>
+      <w:r>
+        <w:rPr>
+          <w:vertAlign w:val="subscript"/>
+        </w:rPr>
+        <w:t>M</w:t>
+      </w:r>
+      <w:r>
+        <w:rPr>
+          <w:vertAlign w:val="subscript"/>
+        </w:rPr>
+        <w:t>A</w:t>
+      </w:r>
+      <w:r>
+        <w:t xml:space="preserve"> to MH, and LH</w:t>
+      </w:r>
+      <w:r>
+        <w:rPr>
+          <w:vertAlign w:val="subscript"/>
+        </w:rPr>
+        <w:t>S</w:t>
+      </w:r>
+      <w:r>
+        <w:rPr>
+          <w:vertAlign w:val="subscript"/>
+        </w:rPr>
+        <w:t>A</w:t>
+      </w:r>
+      <w:r>
+        <w:t xml:space="preserve"> to LH and in autotrophic ecosystems </w:t>
+      </w:r>
+      <w:r>
+        <w:t>S</w:t>
+      </w:r>
+      <w:r>
+        <w:t>A</w:t>
+      </w:r>
+      <w:r>
+        <w:rPr>
+          <w:vertAlign w:val="subscript"/>
+        </w:rPr>
+        <w:t>L</w:t>
+      </w:r>
+      <w:r>
+        <w:rPr>
+          <w:vertAlign w:val="subscript"/>
+        </w:rPr>
+        <w:t>H</w:t>
+      </w:r>
+      <w:r>
+        <w:t xml:space="preserve"> to SA, MA</w:t>
+      </w:r>
+      <w:r>
+        <w:rPr>
+          <w:vertAlign w:val="subscript"/>
+        </w:rPr>
+        <w:t>M</w:t>
+      </w:r>
+      <w:r>
+        <w:rPr>
+          <w:vertAlign w:val="subscript"/>
+        </w:rPr>
+        <w:t>H</w:t>
+      </w:r>
+      <w:r>
+        <w:t xml:space="preserve"> to MA, and LA</w:t>
+      </w:r>
+      <w:r>
+        <w:rPr>
+          <w:vertAlign w:val="subscript"/>
+        </w:rPr>
+        <w:t>S</w:t>
+      </w:r>
+      <w:r>
+        <w:rPr>
+          <w:vertAlign w:val="subscript"/>
+        </w:rPr>
+        <w:t>H</w:t>
+      </w:r>
+      <w:r>
+        <w:t xml:space="preserve"> to LA) and whether size had an effect in unconnected ecosystems (comparing in heterotrophic ecosystems SH to MH and SH to LH and in autotrophic ecosystems SA to MA, and SA to LA).</w:t>
+      </w:r>
+      <w:r>
+        <w:rPr>
+          <w:b/>
+          <w:bCs/>
+        </w:rPr>
+        <w:br w:type="page"/>
+      </w:r>
+    </w:p>
+    <w:p>
+      <w:pPr>
+        <w:rPr>
+          <w:b/>
+          <w:bCs/>
+          <w:lang w:val="en-GB"/>
+        </w:rPr>
+      </w:pPr>
+    </w:p>
+    <w:p>
+      <w:pPr>
+        <w:rPr>
+          <w:b/>
+          <w:bCs/>
+          <w:lang w:val="en-GB"/>
+        </w:rPr>
+      </w:pPr>
+      <w:r>
+        <w:rPr>
+          <w:b/>
+          <w:bCs/>
+          <w:lang w:val="en-GB"/>
+        </w:rPr>
+        <w:t>Results</w:t>
+      </w:r>
     </w:p>
     <w:p>
       <w:pPr>
@@ -1622,139 +2088,6 @@
           <w:lang w:val="en-GB"/>
         </w:rPr>
       </w:pPr>
-      <w:r>
-        <w:rPr>
-          <w:i/>
-          <w:iCs/>
-          <w:lang w:val="en-GB"/>
-        </w:rPr>
-        <w:t>Statistical analysis</w:t>
-      </w:r>
-    </w:p>
-    <w:p>
-      <w:pPr>
-        <w:rPr>
-          <w:i/>
-          <w:iCs/>
-          <w:lang w:val="en-GB"/>
-        </w:rPr>
-      </w:pPr>
-    </w:p>
-    <w:p>
-      <w:pPr>
-        <w:rPr>
-          <w:i/>
-          <w:iCs/>
-          <w:lang w:val="en-GB"/>
-        </w:rPr>
-      </w:pPr>
-    </w:p>
-    <w:p>
-      <w:pPr>
-        <w:rPr>
-          <w:lang w:val="en-GB"/>
-        </w:rPr>
-      </w:pPr>
-    </w:p>
-    <w:p>
-      <w:pPr>
-        <w:rPr>
-          <w:lang w:val="en-GB"/>
-        </w:rPr>
-      </w:pPr>
-      <w:r>
-        <w:rPr>
-          <w:lang w:val="en-GB"/>
-        </w:rPr>
-        <w:t>Meta-ecosystem level: effects of patch size</w:t>
-      </w:r>
-    </w:p>
-    <w:p>
-      <w:pPr>
-        <w:rPr>
-          <w:lang w:val="en-GB"/>
-        </w:rPr>
-      </w:pPr>
-    </w:p>
-    <w:p>
-      <w:pPr>
-        <w:rPr>
-          <w:lang w:val="en-GB"/>
-        </w:rPr>
-      </w:pPr>
-      <w:r>
-        <w:rPr>
-          <w:lang w:val="en-GB"/>
-        </w:rPr>
-        <w:t>Meta-ecosystem level: effects of resource flow</w:t>
-      </w:r>
-    </w:p>
-    <w:p>
-      <w:pPr>
-        <w:rPr>
-          <w:lang w:val="en-GB"/>
-        </w:rPr>
-      </w:pPr>
-    </w:p>
-    <w:p>
-      <w:pPr>
-        <w:rPr>
-          <w:lang w:val="en-GB"/>
-        </w:rPr>
-      </w:pPr>
-      <w:r>
-        <w:rPr>
-          <w:lang w:val="en-GB"/>
-        </w:rPr>
-        <w:t>Spatial feedback in meta-ecosystems</w:t>
-      </w:r>
-    </w:p>
-    <w:p>
-      <w:pPr>
-        <w:rPr>
-          <w:lang w:val="en-GB"/>
-        </w:rPr>
-      </w:pPr>
-    </w:p>
-    <w:p>
-      <w:pPr>
-        <w:rPr>
-          <w:lang w:val="en-GB"/>
-        </w:rPr>
-      </w:pPr>
-      <w:r>
-        <w:rPr>
-          <w:lang w:val="en-GB"/>
-        </w:rPr>
-        <w:t>Patch level: effects of resource flow</w:t>
-      </w:r>
-    </w:p>
-    <w:p>
-      <w:pPr>
-        <w:rPr>
-          <w:lang w:val="en-GB"/>
-        </w:rPr>
-      </w:pPr>
-    </w:p>
-    <w:p>
-      <w:pPr>
-        <w:rPr>
-          <w:lang w:val="en-GB"/>
-        </w:rPr>
-      </w:pPr>
-      <w:r>
-        <w:rPr>
-          <w:lang w:val="en-GB"/>
-        </w:rPr>
-        <w:t>Patch level: effects of patch size per se</w:t>
-      </w:r>
-    </w:p>
-    <w:p>
-      <w:pPr>
-        <w:rPr>
-          <w:lang w:val="en-GB"/>
-        </w:rPr>
-      </w:pPr>
     </w:p>
     <w:p>
       <w:pPr>
@@ -1770,79 +2103,7 @@
           <w:bCs/>
           <w:lang w:val="en-GB"/>
         </w:rPr>
-        <w:t>Results</w:t>
-      </w:r>
-    </w:p>
-    <w:p>
-      <w:pPr>
-        <w:rPr>
-          <w:lang w:val="en-GB"/>
-        </w:rPr>
-      </w:pPr>
-    </w:p>
-    <w:p>
-      <w:pPr>
-        <w:rPr>
-          <w:i/>
-          <w:iCs/>
-          <w:lang w:val="en-GB"/>
-        </w:rPr>
-      </w:pPr>
-      <w:r>
-        <w:rPr>
-          <w:i/>
-          <w:iCs/>
-          <w:lang w:val="en-GB"/>
-        </w:rPr>
-        <w:t>Section</w:t>
-      </w:r>
-    </w:p>
-    <w:p>
-      <w:pPr>
-        <w:rPr>
-          <w:lang w:val="en-GB"/>
-        </w:rPr>
-      </w:pPr>
-    </w:p>
-    <w:p>
-      <w:pPr>
-        <w:rPr>
-          <w:i/>
-          <w:iCs/>
-          <w:lang w:val="en-GB"/>
-        </w:rPr>
-      </w:pPr>
-      <w:r>
-        <w:rPr>
-          <w:i/>
-          <w:iCs/>
-          <w:lang w:val="en-GB"/>
-        </w:rPr>
-        <w:t>Section</w:t>
-      </w:r>
-    </w:p>
-    <w:p>
-      <w:pPr>
-        <w:rPr>
-          <w:lang w:val="en-GB"/>
-        </w:rPr>
-      </w:pPr>
-    </w:p>
-    <w:p>
-      <w:pPr>
-        <w:rPr>
-          <w:i/>
-          <w:iCs/>
-          <w:lang w:val="en-GB"/>
-        </w:rPr>
-      </w:pPr>
-      <w:r>
-        <w:rPr>
-          <w:i/>
-          <w:iCs/>
-          <w:lang w:val="en-GB"/>
-        </w:rPr>
-        <w:t>Section</w:t>
+        <w:t>Discussion</w:t>
       </w:r>
     </w:p>
     <w:p>
@@ -1866,15 +2127,8 @@
           <w:bCs/>
           <w:lang w:val="en-GB"/>
         </w:rPr>
-        <w:t>Discussion</w:t>
-      </w:r>
-    </w:p>
-    <w:p>
-      <w:pPr>
-        <w:rPr>
-          <w:lang w:val="en-GB"/>
-        </w:rPr>
-      </w:pPr>
+        <w:t>Acknowledgements</w:t>
+      </w:r>
     </w:p>
     <w:p>
       <w:pPr>
@@ -1884,36 +2138,15 @@
           <w:lang w:val="en-GB"/>
         </w:rPr>
       </w:pPr>
-      <w:r>
-        <w:rPr>
-          <w:b/>
-          <w:bCs/>
-          <w:lang w:val="en-GB"/>
-        </w:rPr>
-        <w:t>Acknowledgements</w:t>
-      </w:r>
-    </w:p>
-    <w:p>
-      <w:pPr>
-        <w:rPr>
-          <w:b/>
-          <w:bCs/>
-          <w:lang w:val="en-GB"/>
-        </w:rPr>
-      </w:pPr>
-    </w:p>
-    <w:p>
-      <w:pPr>
-        <w:rPr>
-          <w:b/>
-          <w:bCs/>
-          <w:lang w:val="en-GB"/>
-        </w:rPr>
-      </w:pPr>
-      <w:r>
-        <w:rPr>
-          <w:b/>
-          <w:bCs/>
+    </w:p>
+    <w:p>
+      <w:pPr>
+        <w:rPr>
+          <w:lang w:val="en-GB"/>
+        </w:rPr>
+      </w:pPr>
+      <w:r>
+        <w:rPr>
           <w:lang w:val="en-GB"/>
         </w:rPr>
         <w:t>We extend our gratitude to Heng Zhang for statistical insights, and Dario Jelmini and Mark Brandenberg for experiment assistance in the Aquatic Ecology course of ETH Zurich and the University of Zurich. Thanks to Frank Pennekamp and Felix Moerman for BEMOVI guidance. Additionally, we appreciate the contribution of ChatGPT in enhancing the clarity and conciseness of the manuscript. This project received funding from the Swiss National Science Foundation (grant no. 10030\_197410) and the University of Zurich Research Priority Programme on Global Change and Biodiversity (URPP GCB), acquired by F.A. I.G. was supported by ...</w:t>
@@ -2256,7 +2489,7 @@
           <w:bCs/>
           <w:lang w:val="en-GB"/>
         </w:rPr>
-        <w:t>Figure legends</w:t>
+        <w:br w:type="page"/>
       </w:r>
     </w:p>
     <w:p>
@@ -2267,113 +2500,211 @@
           <w:lang w:val="en-GB"/>
         </w:rPr>
       </w:pPr>
-    </w:p>
-    <w:p>
-      <w:pPr>
+      <w:r>
         <w:rPr>
           <w:b/>
           <w:bCs/>
           <w:lang w:val="en-GB"/>
         </w:rPr>
-      </w:pPr>
+        <w:lastRenderedPageBreak/>
+        <w:t>Figure legends</w:t>
+      </w:r>
       <w:r>
         <w:rPr>
           <w:b/>
           <w:bCs/>
           <w:lang w:val="en-GB"/>
         </w:rPr>
-        <w:t xml:space="preserve">Figure 1: </w:t>
-      </w:r>
-      <w:r>
+        <w:t>.</w:t>
+      </w:r>
+    </w:p>
+    <w:p>
+      <w:pPr>
         <w:rPr>
           <w:b/>
           <w:bCs/>
           <w:lang w:val="en-GB"/>
         </w:rPr>
-        <w:t>Experimental Setup. The investigation delved into the impact of resource flows, whether size-dependent or size-independent flow to patch size, on meta-ecosystems. Experimental meta-ecosystems comprised a pair of patches, one hosting autotrophic organisms and the other heterotrophic organisms. The autotrophic ecosystems were cultivated as monocultures of the alga \</w:t>
-      </w:r>
-      <w:proofErr w:type="spellStart"/>
-      <w:proofErr w:type="gramStart"/>
-      <w:r>
+      </w:pPr>
+    </w:p>
+    <w:p>
+      <w:pPr>
+        <w:spacing w:line="480" w:lineRule="auto"/>
+        <w:rPr>
+          <w:lang w:val="en-GB"/>
+        </w:rPr>
+      </w:pPr>
+      <w:r>
+        <w:rPr>
+          <w:lang w:val="en-GB"/>
+        </w:rPr>
+        <w:t xml:space="preserve">Figure 1: </w:t>
+      </w:r>
+      <w:r>
+        <w:rPr>
+          <w:lang w:val="en-GB"/>
+        </w:rPr>
+        <w:t>Experimental design. Th</w:t>
+      </w:r>
+      <w:r>
+        <w:rPr>
+          <w:lang w:val="en-GB"/>
+        </w:rPr>
+        <w:t xml:space="preserve">e effects of </w:t>
+      </w:r>
+      <w:r>
+        <w:rPr>
+          <w:lang w:val="en-GB"/>
+        </w:rPr>
+        <w:t>meta-ecosystem size</w:t>
+      </w:r>
+      <w:r>
+        <w:rPr>
+          <w:lang w:val="en-GB"/>
+        </w:rPr>
+        <w:t xml:space="preserve"> on the spatial feedback between autotrophic and heterotrophic ecosystems w</w:t>
+      </w:r>
+      <w:r>
+        <w:rPr>
+          <w:lang w:val="en-GB"/>
+        </w:rPr>
+        <w:t>ere</w:t>
+      </w:r>
+      <w:r>
+        <w:rPr>
+          <w:lang w:val="en-GB"/>
+        </w:rPr>
+        <w:t xml:space="preserve"> studied in a protist experiment. </w:t>
+      </w:r>
+      <w:r>
+        <w:rPr>
+          <w:lang w:val="en-GB"/>
+        </w:rPr>
+        <w:t xml:space="preserve">Size = differences among meta-ecosystems are due to larger patches. Size * disturbance = differences among meta-ecosystems are due to larger patches and lower disturbance. </w:t>
+      </w:r>
+      <w:r>
+        <w:rPr>
+          <w:lang w:val="en-GB"/>
+        </w:rPr>
+        <w:t xml:space="preserve">Double red arrow = bidirectional resource flow. Circular arrows = resource retention. </w:t>
+      </w:r>
+      <w:r>
+        <w:rPr>
+          <w:lang w:val="en-GB"/>
+        </w:rPr>
+        <w:t>Red sections with lightning bolt = disturbed part of the culture</w:t>
+      </w:r>
+      <w:r>
+        <w:rPr>
+          <w:lang w:val="en-GB"/>
+        </w:rPr>
+        <w:t>, which flowed in connected meta-ecosystems and was retained in unconnected ones</w:t>
+      </w:r>
+      <w:r>
+        <w:rPr>
+          <w:lang w:val="en-GB"/>
+        </w:rPr>
+        <w:t>. Each treatment was replicated five times, resulting in 60 ecosystems making for 15 connected and 15 unconnected meta-ecosystems.</w:t>
+      </w:r>
+    </w:p>
+    <w:p>
+      <w:pPr>
+        <w:spacing w:line="480" w:lineRule="auto"/>
+        <w:rPr>
+          <w:lang w:val="en-GB"/>
+        </w:rPr>
+      </w:pPr>
+    </w:p>
+    <w:p>
+      <w:pPr>
+        <w:spacing w:line="480" w:lineRule="auto"/>
+        <w:rPr>
+          <w:lang w:val="en-GB"/>
+        </w:rPr>
+      </w:pPr>
+      <w:r>
+        <w:rPr>
+          <w:lang w:val="en-GB"/>
+        </w:rPr>
+        <w:t>Figure 2:</w:t>
+      </w:r>
+    </w:p>
+    <w:p>
+      <w:pPr>
+        <w:spacing w:line="480" w:lineRule="auto"/>
+        <w:rPr>
+          <w:lang w:val="en-GB"/>
+        </w:rPr>
+      </w:pPr>
+    </w:p>
+    <w:p>
+      <w:pPr>
+        <w:spacing w:line="480" w:lineRule="auto"/>
+        <w:rPr>
+          <w:lang w:val="en-GB"/>
+        </w:rPr>
+      </w:pPr>
+      <w:r>
+        <w:rPr>
+          <w:lang w:val="en-GB"/>
+        </w:rPr>
+        <w:t>Figure 3:</w:t>
+      </w:r>
+    </w:p>
+    <w:p>
+      <w:pPr>
+        <w:spacing w:line="480" w:lineRule="auto"/>
+        <w:rPr>
+          <w:lang w:val="en-GB"/>
+        </w:rPr>
+      </w:pPr>
+    </w:p>
+    <w:p>
+      <w:pPr>
+        <w:spacing w:line="480" w:lineRule="auto"/>
+        <w:rPr>
+          <w:lang w:val="en-GB"/>
+        </w:rPr>
+      </w:pPr>
+      <w:r>
+        <w:rPr>
+          <w:lang w:val="en-GB"/>
+        </w:rPr>
+        <w:t>Figure 4:</w:t>
+      </w:r>
+    </w:p>
+    <w:p>
+      <w:pPr>
         <w:rPr>
           <w:b/>
           <w:bCs/>
           <w:lang w:val="en-GB"/>
         </w:rPr>
-        <w:t>textit</w:t>
-      </w:r>
-      <w:proofErr w:type="spellEnd"/>
+      </w:pPr>
       <w:r>
         <w:rPr>
           <w:b/>
           <w:bCs/>
           <w:lang w:val="en-GB"/>
         </w:rPr>
-        <w:t>{</w:t>
-      </w:r>
-      <w:proofErr w:type="gramEnd"/>
-      <w:r>
+        <w:br w:type="page"/>
+      </w:r>
+    </w:p>
+    <w:p>
+      <w:pPr>
         <w:rPr>
           <w:b/>
           <w:bCs/>
           <w:lang w:val="en-GB"/>
         </w:rPr>
-        <w:t>Euglena gracilis}. On the other hand, the heterotrophic ecosystems were developed as mixed cultures, integrating ten heterotrophic species. Resource exchange was the sole interaction, devoid of any organism dispersal. The study spanned a meta-ecosystem size continuum consisting of four sizes: small, small-medium, medium-large, and large. Within each size category, two meta-ecosystems were juxtaposed: one featured size-independent resource flow (70</w:t>
-      </w:r>
+      </w:pPr>
       <w:r>
         <w:rPr>
           <w:b/>
           <w:bCs/>
           <w:lang w:val="en-GB"/>
         </w:rPr>
-        <w:t xml:space="preserve"> %</w:t>
-      </w:r>
-      <w:r>
-        <w:rPr>
-          <w:b/>
-          <w:bCs/>
-          <w:lang w:val="en-GB"/>
-        </w:rPr>
-        <w:t xml:space="preserve"> of each patch was disturbed), while the other displayed size-dependent flow resource flow (4.5ml of each patch were disturbed, equivalent to 10, 30, 50, or 70</w:t>
-      </w:r>
-      <w:r>
-        <w:rPr>
-          <w:b/>
-          <w:bCs/>
-          <w:lang w:val="en-GB"/>
-        </w:rPr>
-        <w:t xml:space="preserve"> %</w:t>
-      </w:r>
-      <w:r>
-        <w:rPr>
-          <w:b/>
-          <w:bCs/>
-          <w:lang w:val="en-GB"/>
-        </w:rPr>
-        <w:t xml:space="preserve"> of each patch). Additionally, the influence of resource flow on individual patches was explored by contrasting them with isolated patches. Each distinct treatment configuration was replicated six times, ensuring robustness in the experimental design.</w:t>
-      </w:r>
-    </w:p>
-    <w:p>
-      <w:pPr>
-        <w:rPr>
-          <w:rFonts w:eastAsia="Times New Roman"/>
-        </w:rPr>
-      </w:pPr>
-    </w:p>
-    <w:p>
-      <w:pPr>
-        <w:rPr>
-          <w:b/>
-          <w:bCs/>
-          <w:lang w:val="en-GB"/>
-        </w:rPr>
-      </w:pPr>
-      <w:r>
-        <w:rPr>
-          <w:b/>
-          <w:bCs/>
-          <w:lang w:val="en-GB"/>
-        </w:rPr>
+        <w:lastRenderedPageBreak/>
         <w:t>Figures</w:t>
       </w:r>
     </w:p>
@@ -2395,12 +2726,11 @@
           <w:rFonts w:eastAsia="Times New Roman"/>
           <w:noProof/>
         </w:rPr>
-        <w:lastRenderedPageBreak/>
         <w:drawing>
-          <wp:inline distT="0" distB="0" distL="0" distR="0" wp14:anchorId="151F8989" wp14:editId="00CD4E95">
+          <wp:inline distT="0" distB="0" distL="0" distR="0" wp14:anchorId="2559C9D3" wp14:editId="1892A3C8">
             <wp:extent cx="5731510" cy="4011930"/>
             <wp:effectExtent l="0" t="0" r="0" b="1270"/>
-            <wp:docPr id="1626974880" name="Picture 2" descr="A screenshot of a computer screen&#10;&#10;Description automatically generated"/>
+            <wp:docPr id="482624304" name="Picture 1" descr="A diagram of different types of liquids&#10;&#10;Description automatically generated"/>
             <wp:cNvGraphicFramePr>
               <a:graphicFrameLocks xmlns:a="http://schemas.openxmlformats.org/drawingml/2006/main" noChangeAspect="1"/>
             </wp:cNvGraphicFramePr>
@@ -2408,7 +2738,7 @@
               <a:graphicData uri="http://schemas.openxmlformats.org/drawingml/2006/picture">
                 <pic:pic xmlns:pic="http://schemas.openxmlformats.org/drawingml/2006/picture">
                   <pic:nvPicPr>
-                    <pic:cNvPr id="1626974880" name="Picture 2" descr="A screenshot of a computer screen&#10;&#10;Description automatically generated"/>
+                    <pic:cNvPr id="482624304" name="Picture 1" descr="A diagram of different types of liquids&#10;&#10;Description automatically generated"/>
                     <pic:cNvPicPr/>
                   </pic:nvPicPr>
                   <pic:blipFill>
@@ -2485,6 +2815,7 @@
         <w:rPr>
           <w:noProof/>
         </w:rPr>
+        <w:lastRenderedPageBreak/>
         <w:drawing>
           <wp:inline distT="0" distB="0" distL="0" distR="0" wp14:anchorId="26ADD80D" wp14:editId="30E4EF4C">
             <wp:extent cx="5731510" cy="4092575"/>
@@ -2557,7 +2888,6 @@
           <w:rFonts w:eastAsia="Times New Roman"/>
           <w:lang w:val="it-IT"/>
         </w:rPr>
-        <w:lastRenderedPageBreak/>
         <w:t xml:space="preserve">Figure </w:t>
       </w:r>
       <w:r>
@@ -2692,7 +3022,6 @@
         <w:rPr>
           <w:noProof/>
         </w:rPr>
-        <w:lastRenderedPageBreak/>
         <w:drawing>
           <wp:inline distT="0" distB="0" distL="0" distR="0" wp14:anchorId="79E3FD0E" wp14:editId="10A41CCE">
             <wp:extent cx="5731510" cy="4092575"/>
@@ -2878,14 +3207,13 @@
         </w:rPr>
         <w:t xml:space="preserve">Appendix S1 </w:t>
       </w:r>
-      <w:r>
-        <w:rPr>
-          <w:b/>
-          <w:bCs/>
-          <w:lang w:val="en-GB"/>
-        </w:rPr>
-        <w:t>…</w:t>
-      </w:r>
+    </w:p>
+    <w:p>
+      <w:pPr>
+        <w:rPr>
+          <w:rFonts w:eastAsia="Times New Roman"/>
+        </w:rPr>
+      </w:pPr>
     </w:p>
     <w:p>
       <w:pPr>
@@ -2897,6 +3225,7 @@
     <w:sectPr>
       <w:pgSz w:w="11906" w:h="16838"/>
       <w:pgMar w:top="1440" w:right="1440" w:bottom="1440" w:left="1440" w:header="708" w:footer="708" w:gutter="0"/>
+      <w:lnNumType w:countBy="1" w:restart="continuous"/>
       <w:cols w:space="708"/>
       <w:docGrid w:linePitch="360"/>
     </w:sectPr>
@@ -3350,6 +3679,70 @@
       <w:color w:val="666666"/>
     </w:rPr>
   </w:style>
+  <w:style w:type="paragraph" w:styleId="CommentText">
+    <w:name w:val="annotation text"/>
+    <w:basedOn w:val="Normal"/>
+    <w:link w:val="CommentTextChar"/>
+    <w:uiPriority w:val="99"/>
+    <w:semiHidden/>
+    <w:unhideWhenUsed/>
+    <w:rsid w:val="00033237"/>
+    <w:rPr>
+      <w:rFonts w:ascii="Calibri" w:eastAsia="Calibri" w:hAnsi="Calibri" w:cs="Calibri"/>
+      <w:kern w:val="0"/>
+      <w:sz w:val="20"/>
+      <w:szCs w:val="20"/>
+      <w:lang w:val="en-GB" w:eastAsia="en-GB"/>
+      <w14:ligatures w14:val="none"/>
+    </w:rPr>
+  </w:style>
+  <w:style w:type="character" w:customStyle="1" w:styleId="CommentTextChar">
+    <w:name w:val="Comment Text Char"/>
+    <w:basedOn w:val="DefaultParagraphFont"/>
+    <w:link w:val="CommentText"/>
+    <w:uiPriority w:val="99"/>
+    <w:semiHidden/>
+    <w:rsid w:val="00033237"/>
+    <w:rPr>
+      <w:rFonts w:ascii="Calibri" w:eastAsia="Calibri" w:hAnsi="Calibri" w:cs="Calibri"/>
+      <w:kern w:val="0"/>
+      <w:sz w:val="20"/>
+      <w:szCs w:val="20"/>
+      <w:lang w:val="en-GB" w:eastAsia="en-GB"/>
+      <w14:ligatures w14:val="none"/>
+    </w:rPr>
+  </w:style>
+  <w:style w:type="character" w:styleId="CommentReference">
+    <w:name w:val="annotation reference"/>
+    <w:uiPriority w:val="99"/>
+    <w:semiHidden/>
+    <w:unhideWhenUsed/>
+    <w:rsid w:val="00033237"/>
+    <w:rPr>
+      <w:sz w:val="16"/>
+      <w:szCs w:val="16"/>
+    </w:rPr>
+  </w:style>
+  <w:style w:type="character" w:styleId="LineNumber">
+    <w:name w:val="line number"/>
+    <w:basedOn w:val="DefaultParagraphFont"/>
+    <w:uiPriority w:val="99"/>
+    <w:semiHidden/>
+    <w:unhideWhenUsed/>
+    <w:rsid w:val="00033237"/>
+  </w:style>
+  <w:style w:type="character" w:styleId="UnresolvedMention">
+    <w:name w:val="Unresolved Mention"/>
+    <w:basedOn w:val="DefaultParagraphFont"/>
+    <w:uiPriority w:val="99"/>
+    <w:semiHidden/>
+    <w:unhideWhenUsed/>
+    <w:rsid w:val="007067F3"/>
+    <w:rPr>
+      <w:color w:val="605E5C"/>
+      <w:shd w:val="clear" w:color="auto" w:fill="E1DFDD"/>
+    </w:rPr>
+  </w:style>
 </w:styles>
 </file>
 
@@ -3382,6 +3775,93 @@
         </w:p>
       </w:docPartBody>
     </w:docPart>
+    <w:docPart>
+      <w:docPartPr>
+        <w:name w:val="75E4007485EAB2439092D9E54A81730C"/>
+        <w:category>
+          <w:name w:val="General"/>
+          <w:gallery w:val="placeholder"/>
+        </w:category>
+        <w:types>
+          <w:type w:val="bbPlcHdr"/>
+        </w:types>
+        <w:behaviors>
+          <w:behavior w:val="content"/>
+        </w:behaviors>
+        <w:guid w:val="{C923AD55-EF6C-9A4E-8835-80C5EF473EAB}"/>
+      </w:docPartPr>
+      <w:docPartBody>
+        <w:p>
+          <w:pPr>
+            <w:pStyle w:val="75E4007485EAB2439092D9E54A81730C"/>
+          </w:pPr>
+          <w:r>
+            <w:rPr>
+              <w:rStyle w:val="PlaceholderText"/>
+            </w:rPr>
+            <w:t>Click or tap here to enter text.</w:t>
+          </w:r>
+        </w:p>
+      </w:docPartBody>
+    </w:docPart>
+    <w:docPart>
+      <w:docPartPr>
+        <w:name w:val="FD9463A8B8723F4DBF447A7E8A4ADA31"/>
+        <w:category>
+          <w:name w:val="General"/>
+          <w:gallery w:val="placeholder"/>
+        </w:category>
+        <w:types>
+          <w:type w:val="bbPlcHdr"/>
+        </w:types>
+        <w:behaviors>
+          <w:behavior w:val="content"/>
+        </w:behaviors>
+        <w:guid w:val="{BAE50FF1-3EE6-BA45-8278-DC96BB56F839}"/>
+      </w:docPartPr>
+      <w:docPartBody>
+        <w:p>
+          <w:pPr>
+            <w:pStyle w:val="FD9463A8B8723F4DBF447A7E8A4ADA31"/>
+          </w:pPr>
+          <w:r>
+            <w:rPr>
+              <w:rStyle w:val="PlaceholderText"/>
+            </w:rPr>
+            <w:t>Click or tap here to enter text.</w:t>
+          </w:r>
+        </w:p>
+      </w:docPartBody>
+    </w:docPart>
+    <w:docPart>
+      <w:docPartPr>
+        <w:name w:val="FA71622CB4932B43BF921DD0429F1768"/>
+        <w:category>
+          <w:name w:val="General"/>
+          <w:gallery w:val="placeholder"/>
+        </w:category>
+        <w:types>
+          <w:type w:val="bbPlcHdr"/>
+        </w:types>
+        <w:behaviors>
+          <w:behavior w:val="content"/>
+        </w:behaviors>
+        <w:guid w:val="{87EBA9C2-DA85-0F4F-917E-77E0CFD3109E}"/>
+      </w:docPartPr>
+      <w:docPartBody>
+        <w:p>
+          <w:pPr>
+            <w:pStyle w:val="FA71622CB4932B43BF921DD0429F1768"/>
+          </w:pPr>
+          <w:r>
+            <w:rPr>
+              <w:rStyle w:val="PlaceholderText"/>
+            </w:rPr>
+            <w:t>Click or tap here to enter text.</w:t>
+          </w:r>
+        </w:p>
+      </w:docPartBody>
+    </w:docPart>
   </w:docParts>
 </w:glossaryDocument>
 </file>
@@ -3402,19 +3882,14 @@
     <w:pitch w:val="variable"/>
     <w:sig w:usb0="E0002EFF" w:usb1="C000785B" w:usb2="00000009" w:usb3="00000000" w:csb0="000001FF" w:csb1="00000000"/>
   </w:font>
-  <w:font w:name="Arial">
+  <w:font w:name="AppleSystemUIFont">
+    <w:altName w:val="Calibri"/>
     <w:panose1 w:val="020B0604020202020204"/>
     <w:charset w:val="00"/>
-    <w:family w:val="swiss"/>
-    <w:pitch w:val="variable"/>
-    <w:sig w:usb0="E0002AFF" w:usb1="C0007843" w:usb2="00000009" w:usb3="00000000" w:csb0="000001FF" w:csb1="00000000"/>
-  </w:font>
-  <w:font w:name="Cambria Math">
-    <w:panose1 w:val="02040503050406030204"/>
-    <w:charset w:val="00"/>
-    <w:family w:val="roman"/>
-    <w:pitch w:val="variable"/>
-    <w:sig w:usb0="E00002FF" w:usb1="420024FF" w:usb2="00000000" w:usb3="00000000" w:csb0="0000019F" w:csb1="00000000"/>
+    <w:family w:val="auto"/>
+    <w:notTrueType/>
+    <w:pitch w:val="default"/>
+    <w:sig w:usb0="00000003" w:usb1="00000000" w:usb2="00000000" w:usb3="00000000" w:csb0="00000001" w:csb1="00000000"/>
   </w:font>
   <w:font w:name="Calibri Light">
     <w:panose1 w:val="020F0302020204030204"/>
@@ -3422,6 +3897,20 @@
     <w:family w:val="swiss"/>
     <w:pitch w:val="variable"/>
     <w:sig w:usb0="E4002EFF" w:usb1="C000247B" w:usb2="00000009" w:usb3="00000000" w:csb0="000001FF" w:csb1="00000000"/>
+  </w:font>
+  <w:font w:name="Aptos">
+    <w:panose1 w:val="020B0004020202020204"/>
+    <w:charset w:val="00"/>
+    <w:family w:val="swiss"/>
+    <w:pitch w:val="variable"/>
+    <w:sig w:usb0="20000287" w:usb1="00000003" w:usb2="00000000" w:usb3="00000000" w:csb0="0000019F" w:csb1="00000000"/>
+  </w:font>
+  <w:font w:name="Aptos Display">
+    <w:panose1 w:val="020B0004020202020204"/>
+    <w:charset w:val="00"/>
+    <w:family w:val="swiss"/>
+    <w:pitch w:val="variable"/>
+    <w:sig w:usb0="20000287" w:usb1="00000003" w:usb2="00000000" w:usb3="00000000" w:csb0="0000019F" w:csb1="00000000"/>
   </w:font>
 </w:fonts>
 </file>
@@ -3442,10 +3931,22 @@
   </w:compat>
   <w:rsids>
     <w:rsidRoot w:val="005C7F18"/>
+    <w:rsid w:val="000E4ACE"/>
     <w:rsid w:val="001411A3"/>
     <w:rsid w:val="00402F6B"/>
+    <w:rsid w:val="004673FF"/>
+    <w:rsid w:val="0058313F"/>
     <w:rsid w:val="005C7F18"/>
+    <w:rsid w:val="005E68BE"/>
     <w:rsid w:val="006D6480"/>
+    <w:rsid w:val="007422B8"/>
+    <w:rsid w:val="007F5800"/>
+    <w:rsid w:val="00854F15"/>
+    <w:rsid w:val="008615B5"/>
+    <w:rsid w:val="00954184"/>
+    <w:rsid w:val="00B413EF"/>
+    <w:rsid w:val="00EB1DE1"/>
+    <w:rsid w:val="00FF6BDD"/>
   </w:rsids>
   <m:mathPr>
     <m:mathFont m:val="Cambria Math"/>
@@ -3462,7 +3963,7 @@
   </m:mathPr>
   <w:themeFontLang w:val="en-DE"/>
   <w:clrSchemeMapping w:bg1="light1" w:t1="dark1" w:bg2="light2" w:t2="dark2" w:accent1="accent1" w:accent2="accent2" w:accent3="accent3" w:accent4="accent4" w:accent5="accent5" w:accent6="accent6" w:hyperlink="hyperlink" w:followedHyperlink="followedHyperlink"/>
-  <w:decimalSymbol w:val="."/>
+  <w:decimalSymbol w:val=","/>
   <w:listSeparator w:val=","/>
   <w15:chartTrackingRefBased/>
 </w:settings>
@@ -3897,10 +4398,31 @@
     <w:basedOn w:val="DefaultParagraphFont"/>
     <w:uiPriority w:val="99"/>
     <w:semiHidden/>
-    <w:rsid w:val="005C7F18"/>
+    <w:rsid w:val="00EB1DE1"/>
     <w:rPr>
       <w:color w:val="666666"/>
     </w:rPr>
+  </w:style>
+  <w:style w:type="paragraph" w:customStyle="1" w:styleId="75E4007485EAB2439092D9E54A81730C">
+    <w:name w:val="75E4007485EAB2439092D9E54A81730C"/>
+    <w:rsid w:val="00EB1DE1"/>
+    <w:pPr>
+      <w:spacing w:after="160" w:line="278" w:lineRule="auto"/>
+    </w:pPr>
+  </w:style>
+  <w:style w:type="paragraph" w:customStyle="1" w:styleId="FD9463A8B8723F4DBF447A7E8A4ADA31">
+    <w:name w:val="FD9463A8B8723F4DBF447A7E8A4ADA31"/>
+    <w:rsid w:val="00EB1DE1"/>
+    <w:pPr>
+      <w:spacing w:after="160" w:line="278" w:lineRule="auto"/>
+    </w:pPr>
+  </w:style>
+  <w:style w:type="paragraph" w:customStyle="1" w:styleId="FA71622CB4932B43BF921DD0429F1768">
+    <w:name w:val="FA71622CB4932B43BF921DD0429F1768"/>
+    <w:rsid w:val="00EB1DE1"/>
+    <w:pPr>
+      <w:spacing w:after="160" w:line="278" w:lineRule="auto"/>
+    </w:pPr>
   </w:style>
 </w:styles>
 </file>
